--- a/public/Paul-Prae-Resume.docx
+++ b/public/Paul-Prae-Resume.docx
@@ -2,7 +2,7 @@
 <file path=word/document.xml><?xml version="1.0" encoding="utf-8"?>
 <w:document xmlns:w="http://schemas.openxmlformats.org/wordprocessingml/2006/main" xmlns:m="http://schemas.openxmlformats.org/officeDocument/2006/math" xmlns:r="http://schemas.openxmlformats.org/officeDocument/2006/relationships" xmlns:o="urn:schemas-microsoft-com:office:office" xmlns:v="urn:schemas-microsoft-com:vml" xmlns:w10="urn:schemas-microsoft-com:office:word" xmlns:a="http://schemas.openxmlformats.org/drawingml/2006/main" xmlns:pic="http://schemas.openxmlformats.org/drawingml/2006/picture" xmlns:wp="http://schemas.openxmlformats.org/drawingml/2006/wordprocessingDrawing">
   <w:body>
-    <w:bookmarkStart w:id="38" w:name="paul-prae"/>
+    <w:bookmarkStart w:id="42" w:name="paul-prae"/>
     <w:p>
       <w:pPr>
         <w:pStyle w:val="Heading1"/>
@@ -20,7 +20,7 @@
           <w:bCs/>
           <w:b/>
         </w:rPr>
-        <w:t xml:space="preserve">Principal AI Engineer &amp; Solutions Architect</w:t>
+        <w:t xml:space="preserve">Principal AI Engineer &amp; Architect</w:t>
       </w:r>
       <w:r>
         <w:t xml:space="preserve"> </w:t>
@@ -597,13 +597,13 @@
         <w:t xml:space="preserve">Education</w:t>
       </w:r>
     </w:p>
-    <w:bookmarkStart w:id="31" w:name="bachelor-of-science-bachelor-of-arts"/>
+    <w:bookmarkStart w:id="31" w:name="X3a6d8b5ca81de473158502b732b47e6ddf233f6"/>
     <w:p>
       <w:pPr>
         <w:pStyle w:val="Heading3"/>
       </w:pPr>
       <w:r>
-        <w:t xml:space="preserve">Bachelor of Science &amp; Bachelor of Arts</w:t>
+        <w:t xml:space="preserve">BS in Computer Science (AI Emphasis) &amp; BA in Cognitive Science (AI Foundation)</w:t>
       </w:r>
     </w:p>
     <w:p>
@@ -615,7 +615,7 @@
           <w:bCs/>
           <w:b/>
         </w:rPr>
-        <w:t xml:space="preserve">The University of Georgia</w:t>
+        <w:t xml:space="preserve">University of Georgia</w:t>
       </w:r>
       <w:r>
         <w:t xml:space="preserve"> </w:t>
@@ -627,7 +627,7 @@
         <w:t xml:space="preserve"> </w:t>
       </w:r>
       <w:r>
-        <w:t xml:space="preserve">BS, Computer Science (AI Emphasis) | BA, Cognitive Science (AI Foundation) | Graduated Cum Laude</w:t>
+        <w:t xml:space="preserve">Graduated Cum Laude · Dean’s List · Interdisciplinary Certificates in New Media and Music Business</w:t>
       </w:r>
     </w:p>
     <w:p>
@@ -663,11 +663,13 @@
         <w:t xml:space="preserve"> </w:t>
       </w:r>
       <w:r>
-        <w:t xml:space="preserve">Generative AI, Large Language Models (LLMs), Multi-Agent Systems, Natural Language Processing, Deep Learning, MLOps, Prompt Engineering, Predictive Analytics, Conversational AI</w:t>
-      </w:r>
-      <w:r>
-        <w:t xml:space="preserve"> </w:t>
-      </w:r>
+        <w:t xml:space="preserve">Generative AI, Large Language Models (LLMs), Multi-Agent Systems, Natural Language Processing, Deep Learning, MLOps, Prompt Engineering, Predictive Analytics, Conversational AI, Federated Learning, Differential Privacy</w:t>
+      </w:r>
+    </w:p>
+    <w:p>
+      <w:pPr>
+        <w:pStyle w:val="BodyText"/>
+      </w:pPr>
       <w:r>
         <w:rPr>
           <w:bCs/>
@@ -679,11 +681,13 @@
         <w:t xml:space="preserve"> </w:t>
       </w:r>
       <w:r>
-        <w:t xml:space="preserve">AWS (Bedrock, SageMaker, ECS/EKS, Lambda, S3, Glue, QuickSight, DynamoDB, Step Functions), Microsoft Azure, Snowflake, Docker, Distributed Systems</w:t>
-      </w:r>
-      <w:r>
-        <w:t xml:space="preserve"> </w:t>
-      </w:r>
+        <w:t xml:space="preserve">AWS (SageMaker, Bedrock, Lambda, Step Functions, ECS/EKS, S3, DynamoDB, Glue, QuickSight, IAM), Microsoft Azure (Machine Learning, Cognitive Services, Bot Service), Snowflake, Docker, Distributed Systems</w:t>
+      </w:r>
+    </w:p>
+    <w:p>
+      <w:pPr>
+        <w:pStyle w:val="BodyText"/>
+      </w:pPr>
       <w:r>
         <w:rPr>
           <w:bCs/>
@@ -695,11 +699,13 @@
         <w:t xml:space="preserve"> </w:t>
       </w:r>
       <w:r>
-        <w:t xml:space="preserve">ETL/ELT Pipelines, dbt, CDC, PostgreSQL, Neo4j, Apache Kafka, Data Lakes, Data Warehousing, Data Governance, HIPAA/GDPR Compliance</w:t>
-      </w:r>
-      <w:r>
-        <w:t xml:space="preserve"> </w:t>
-      </w:r>
+        <w:t xml:space="preserve">ETL/CDC Pipelines, dbt, PostgreSQL, Neo4j, Apache Kafka, Data Governance, Data Privacy (HIPAA, GDPR), Data Lake Architecture</w:t>
+      </w:r>
+    </w:p>
+    <w:p>
+      <w:pPr>
+        <w:pStyle w:val="BodyText"/>
+      </w:pPr>
       <w:r>
         <w:rPr>
           <w:bCs/>
@@ -711,11 +717,13 @@
         <w:t xml:space="preserve"> </w:t>
       </w:r>
       <w:r>
-        <w:t xml:space="preserve">Python, SQL, JavaScript/TypeScript, C#, Bash, Java, Rust</w:t>
-      </w:r>
-      <w:r>
-        <w:t xml:space="preserve"> </w:t>
-      </w:r>
+        <w:t xml:space="preserve">Python, SQL, JavaScript, Bash, C#, TypeScript, Rust, Java</w:t>
+      </w:r>
+    </w:p>
+    <w:p>
+      <w:pPr>
+        <w:pStyle w:val="BodyText"/>
+      </w:pPr>
       <w:r>
         <w:rPr>
           <w:bCs/>
@@ -727,11 +735,13 @@
         <w:t xml:space="preserve"> </w:t>
       </w:r>
       <w:r>
-        <w:t xml:space="preserve">Cursor AI, Claude Code, GitHub Copilot, LangChain, Ollama, n8n, Open WebUI, MCP Tools</w:t>
-      </w:r>
-      <w:r>
-        <w:t xml:space="preserve"> </w:t>
-      </w:r>
+        <w:t xml:space="preserve">Amazon Bedrock, Cursor AI, Claude Code, GitHub Copilot, LangChain, Ollama, n8n, Open WebUI, MCP Tools</w:t>
+      </w:r>
+    </w:p>
+    <w:p>
+      <w:pPr>
+        <w:pStyle w:val="BodyText"/>
+      </w:pPr>
       <w:r>
         <w:rPr>
           <w:bCs/>
@@ -743,7 +753,7 @@
         <w:t xml:space="preserve"> </w:t>
       </w:r>
       <w:r>
-        <w:t xml:space="preserve">AI Strategy &amp; Governance, Engineering Team Management, Solutions Architecture, Agile/Scrum, Technical Pre-Sales, Executive Stakeholder Communication</w:t>
+        <w:t xml:space="preserve">AI Governance, Engineering Team Management, Solutions Architecture, Enterprise Consulting, Agile/Scrum, AI Enablement &amp; Training, Executive Coaching</w:t>
       </w:r>
     </w:p>
     <w:p>
@@ -859,30 +869,38 @@
       </w:r>
     </w:p>
     <w:bookmarkEnd w:id="34"/>
-    <w:bookmarkStart w:id="36" w:name="projects"/>
+    <w:bookmarkStart w:id="36" w:name="publications"/>
     <w:p>
       <w:pPr>
         <w:pStyle w:val="Heading2"/>
       </w:pPr>
       <w:r>
-        <w:t xml:space="preserve">Projects</w:t>
-      </w:r>
-    </w:p>
-    <w:bookmarkStart w:id="35" w:name="X6a16dbe9f867569cfedef6fc04acaad484397e8"/>
-    <w:p>
-      <w:pPr>
-        <w:pStyle w:val="Heading3"/>
-      </w:pPr>
-      <w:r>
-        <w:t xml:space="preserve">Open-Source AI Agent Platform | Modular Earth (Founder)</w:t>
-      </w:r>
-    </w:p>
-    <w:p>
-      <w:pPr>
-        <w:pStyle w:val="FirstParagraph"/>
-      </w:pPr>
-      <w:r>
-        <w:t xml:space="preserve">Architecting local-first, privacy-preserving AI agents using Ollama, LangChain, n8n, Neo4j, and Tauri (Rust/TypeScript). Building multi-agent workflows for career strategy and financial planning, designed for zero-cost public deployment in local libraries.</w:t>
+        <w:t xml:space="preserve">Publications</w:t>
+      </w:r>
+    </w:p>
+    <w:p>
+      <w:pPr>
+        <w:numPr>
+          <w:ilvl w:val="0"/>
+          <w:numId w:val="1009"/>
+        </w:numPr>
+        <w:pStyle w:val="Compact"/>
+      </w:pPr>
+      <w:hyperlink r:id="rId35">
+        <w:r>
+          <w:rPr>
+            <w:rStyle w:val="Hyperlink"/>
+            <w:bCs/>
+            <w:b/>
+          </w:rPr>
+          <w:t xml:space="preserve">Enhancing Collaborative Neuroimaging Research: COINSTAC Vaults for Federated Analysis and Reproducibility</w:t>
+        </w:r>
+      </w:hyperlink>
+      <w:r>
+        <w:t xml:space="preserve"> </w:t>
+      </w:r>
+      <w:r>
+        <w:t xml:space="preserve">— Frontiers in Neuroinformatics (Jun 2023): Co-authored peer-reviewed research on federated analysis enabling collaborative neuroimaging while preserving patient data privacy through differential privacy algorithms.</w:t>
       </w:r>
     </w:p>
     <w:p>
@@ -892,57 +910,64 @@
         </w:pict>
       </w:r>
     </w:p>
-    <w:bookmarkEnd w:id="35"/>
     <w:bookmarkEnd w:id="36"/>
-    <w:bookmarkStart w:id="37" w:name="publications"/>
+    <w:bookmarkStart w:id="41" w:name="projects"/>
     <w:p>
       <w:pPr>
         <w:pStyle w:val="Heading2"/>
       </w:pPr>
       <w:r>
-        <w:t xml:space="preserve">Publications</w:t>
-      </w:r>
-    </w:p>
-    <w:p>
-      <w:pPr>
-        <w:numPr>
-          <w:ilvl w:val="0"/>
-          <w:numId w:val="1009"/>
-        </w:numPr>
-        <w:pStyle w:val="Compact"/>
-      </w:pPr>
-      <w:r>
-        <w:rPr>
-          <w:bCs/>
-          <w:b/>
-        </w:rPr>
-        <w:t xml:space="preserve">Enhancing Collaborative Neuroimaging Research: Introducing COINSTAC Vaults for Federated Analysis and Reproducibility</w:t>
-      </w:r>
-      <w:r>
-        <w:t xml:space="preserve"> </w:t>
-      </w:r>
-      <w:r>
-        <w:t xml:space="preserve">—</w:t>
-      </w:r>
-      <w:r>
-        <w:t xml:space="preserve"> </w:t>
-      </w:r>
-      <w:r>
-        <w:rPr>
-          <w:iCs/>
-          <w:i/>
-        </w:rPr>
-        <w:t xml:space="preserve">Frontiers in Neuroinformatics</w:t>
-      </w:r>
-      <w:r>
-        <w:t xml:space="preserve"> </w:t>
-      </w:r>
-      <w:r>
-        <w:t xml:space="preserve">(Jun 2023): Co-authored peer-reviewed paper demonstrating federated analysis capabilities that improve reproducibility and increase sample sizes in neuroimaging studies without requiring data sharing.</w:t>
-      </w:r>
-    </w:p>
-    <w:bookmarkEnd w:id="37"/>
+        <w:t xml:space="preserve">Projects</w:t>
+      </w:r>
+    </w:p>
+    <w:bookmarkStart w:id="38" w:name="X2eff2a988ee11841d851559a88bc1c80a7d793d"/>
+    <w:p>
+      <w:pPr>
+        <w:pStyle w:val="Heading3"/>
+      </w:pPr>
+      <w:hyperlink r:id="rId37">
+        <w:r>
+          <w:rPr>
+            <w:rStyle w:val="Hyperlink"/>
+          </w:rPr>
+          <w:t xml:space="preserve">COINSTAC: Federated Neuroinformatics Platform</w:t>
+        </w:r>
+      </w:hyperlink>
+    </w:p>
+    <w:p>
+      <w:pPr>
+        <w:pStyle w:val="FirstParagraph"/>
+      </w:pPr>
+      <w:r>
+        <w:t xml:space="preserve">Architected an open-source federated analysis platform enabling decentralized neuroimaging and genomics research with differential privacy, supporting multi-site collaboration without exposing PHI.</w:t>
+      </w:r>
+    </w:p>
     <w:bookmarkEnd w:id="38"/>
+    <w:bookmarkStart w:id="40" w:name="open-source-ai-agent-framework"/>
+    <w:p>
+      <w:pPr>
+        <w:pStyle w:val="Heading3"/>
+      </w:pPr>
+      <w:hyperlink r:id="rId39">
+        <w:r>
+          <w:rPr>
+            <w:rStyle w:val="Hyperlink"/>
+          </w:rPr>
+          <w:t xml:space="preserve">Open-Source AI Agent Framework</w:t>
+        </w:r>
+      </w:hyperlink>
+    </w:p>
+    <w:p>
+      <w:pPr>
+        <w:pStyle w:val="FirstParagraph"/>
+      </w:pPr>
+      <w:r>
+        <w:t xml:space="preserve">Building local-first, privacy-preserving AI agents using Ollama, LangChain, n8n, and Neo4j to democratize access to career strategy and financial planning tools for working-class families.</w:t>
+      </w:r>
+    </w:p>
+    <w:bookmarkEnd w:id="40"/>
+    <w:bookmarkEnd w:id="41"/>
+    <w:bookmarkEnd w:id="42"/>
     <w:sectPr/>
   </w:body>
 </w:document>

--- a/public/Paul-Prae-Resume.docx
+++ b/public/Paul-Prae-Resume.docx
@@ -2,7 +2,7 @@
 <file path=word/document.xml><?xml version="1.0" encoding="utf-8"?>
 <w:document xmlns:w="http://schemas.openxmlformats.org/wordprocessingml/2006/main" xmlns:m="http://schemas.openxmlformats.org/officeDocument/2006/math" xmlns:r="http://schemas.openxmlformats.org/officeDocument/2006/relationships" xmlns:o="urn:schemas-microsoft-com:office:office" xmlns:v="urn:schemas-microsoft-com:vml" xmlns:w10="urn:schemas-microsoft-com:office:word" xmlns:a="http://schemas.openxmlformats.org/drawingml/2006/main" xmlns:pic="http://schemas.openxmlformats.org/drawingml/2006/picture" xmlns:wp="http://schemas.openxmlformats.org/drawingml/2006/wordprocessingDrawing">
   <w:body>
-    <w:bookmarkStart w:id="42" w:name="paul-prae"/>
+    <w:bookmarkStart w:id="43" w:name="paul-prae"/>
     <w:p>
       <w:pPr>
         <w:pStyle w:val="Heading1"/>
@@ -53,6 +53,23 @@
           <w:rPr>
             <w:rStyle w:val="Hyperlink"/>
           </w:rPr>
+          <w:t xml:space="preserve">github.com/praeducer</w:t>
+        </w:r>
+      </w:hyperlink>
+      <w:r>
+        <w:t xml:space="preserve"> </w:t>
+      </w:r>
+      <w:r>
+        <w:t xml:space="preserve">|</w:t>
+      </w:r>
+      <w:r>
+        <w:t xml:space="preserve"> </w:t>
+      </w:r>
+      <w:hyperlink r:id="rId22">
+        <w:r>
+          <w:rPr>
+            <w:rStyle w:val="Hyperlink"/>
+          </w:rPr>
           <w:t xml:space="preserve">paulprae.com</w:t>
         </w:r>
       </w:hyperlink>
@@ -64,7 +81,7 @@
         </w:pict>
       </w:r>
     </w:p>
-    <w:bookmarkStart w:id="22" w:name="professional-summary"/>
+    <w:bookmarkStart w:id="23" w:name="professional-summary"/>
     <w:p>
       <w:pPr>
         <w:pStyle w:val="Heading2"/>
@@ -88,8 +105,8 @@
         </w:pict>
       </w:r>
     </w:p>
-    <w:bookmarkEnd w:id="22"/>
-    <w:bookmarkStart w:id="30" w:name="professional-experience"/>
+    <w:bookmarkEnd w:id="23"/>
+    <w:bookmarkStart w:id="31" w:name="professional-experience"/>
     <w:p>
       <w:pPr>
         <w:pStyle w:val="Heading2"/>
@@ -98,7 +115,7 @@
         <w:t xml:space="preserve">Professional Experience</w:t>
       </w:r>
     </w:p>
-    <w:bookmarkStart w:id="23" w:name="staff-ai-dataops-engineer"/>
+    <w:bookmarkStart w:id="24" w:name="staff-ai-dataops-engineer"/>
     <w:p>
       <w:pPr>
         <w:pStyle w:val="Heading3"/>
@@ -185,8 +202,8 @@
         <w:t xml:space="preserve">Managed the enterprise data platform on Snowflake and AWS, processing petabytes of healthcare data from hundreds of heterogeneous sources to support downstream ML systems core to clinical decision support products.</w:t>
       </w:r>
     </w:p>
-    <w:bookmarkEnd w:id="23"/>
-    <w:bookmarkStart w:id="24" w:name="chief-ai-architect-senior-manager"/>
+    <w:bookmarkEnd w:id="24"/>
+    <w:bookmarkStart w:id="25" w:name="chief-ai-architect-senior-manager"/>
     <w:p>
       <w:pPr>
         <w:pStyle w:val="Heading3"/>
@@ -249,8 +266,8 @@
         <w:t xml:space="preserve">Advised cross-functional teams on AI strategy, translating rapidly evolving clinical, regulatory, and technological needs into production-ready solutions driving measurable client outcomes.</w:t>
       </w:r>
     </w:p>
-    <w:bookmarkEnd w:id="24"/>
-    <w:bookmarkStart w:id="25" w:name="neuroinformatics-data-platform-architect"/>
+    <w:bookmarkEnd w:id="25"/>
+    <w:bookmarkStart w:id="26" w:name="neuroinformatics-data-platform-architect"/>
     <w:p>
       <w:pPr>
         <w:pStyle w:val="Heading3"/>
@@ -329,8 +346,8 @@
         <w:t xml:space="preserve">Drove platform commercialization through SBIR grant writing, open-source contributor recruitment, and industry partnerships while leading Agile ceremonies as Scrum master.</w:t>
       </w:r>
     </w:p>
-    <w:bookmarkEnd w:id="25"/>
-    <w:bookmarkStart w:id="26" w:name="chief-ai-officer-founder"/>
+    <w:bookmarkEnd w:id="26"/>
+    <w:bookmarkStart w:id="27" w:name="chief-ai-officer-founder"/>
     <w:p>
       <w:pPr>
         <w:pStyle w:val="Heading3"/>
@@ -393,8 +410,8 @@
         <w:t xml:space="preserve">Designed HIPAA/GDPR-compliant data platforms including a genomics data lake on AWS (S3, Glue, CloudWatch) and a blockchain-based life science data exchange system meeting CCPA, FAIR, and HL7 standards.</w:t>
       </w:r>
     </w:p>
-    <w:bookmarkEnd w:id="26"/>
-    <w:bookmarkStart w:id="27" w:name="enterprise-ai-ml-solutions-architect"/>
+    <w:bookmarkEnd w:id="27"/>
+    <w:bookmarkStart w:id="28" w:name="enterprise-ai-ml-solutions-architect"/>
     <w:p>
       <w:pPr>
         <w:pStyle w:val="Heading3"/>
@@ -457,8 +474,8 @@
         <w:t xml:space="preserve">Built executive relationships driving AWS adoption and revenue while acting as technical liaison between customers and AWS service teams to deliver customer-driven product improvements.</w:t>
       </w:r>
     </w:p>
-    <w:bookmarkEnd w:id="27"/>
-    <w:bookmarkStart w:id="28" w:name="advanced-analytics-consultant"/>
+    <w:bookmarkEnd w:id="28"/>
+    <w:bookmarkStart w:id="29" w:name="advanced-analytics-consultant"/>
     <w:p>
       <w:pPr>
         <w:pStyle w:val="Heading3"/>
@@ -509,8 +526,8 @@
         <w:t xml:space="preserve">Recognized nationally as a subject matter expert in NLP and machine learning; operationalized data science experiments from isolated environments to cloud-based production systems on Microsoft Azure.</w:t>
       </w:r>
     </w:p>
-    <w:bookmarkEnd w:id="28"/>
-    <w:bookmarkStart w:id="29" w:name="senior-support-engineer"/>
+    <w:bookmarkEnd w:id="29"/>
+    <w:bookmarkStart w:id="30" w:name="senior-support-engineer"/>
     <w:p>
       <w:pPr>
         <w:pStyle w:val="Heading3"/>
@@ -586,9 +603,9 @@
         </w:pict>
       </w:r>
     </w:p>
-    <w:bookmarkEnd w:id="29"/>
     <w:bookmarkEnd w:id="30"/>
-    <w:bookmarkStart w:id="32" w:name="education"/>
+    <w:bookmarkEnd w:id="31"/>
+    <w:bookmarkStart w:id="33" w:name="education"/>
     <w:p>
       <w:pPr>
         <w:pStyle w:val="Heading2"/>
@@ -597,7 +614,7 @@
         <w:t xml:space="preserve">Education</w:t>
       </w:r>
     </w:p>
-    <w:bookmarkStart w:id="31" w:name="X3a6d8b5ca81de473158502b732b47e6ddf233f6"/>
+    <w:bookmarkStart w:id="32" w:name="X3a6d8b5ca81de473158502b732b47e6ddf233f6"/>
     <w:p>
       <w:pPr>
         <w:pStyle w:val="Heading3"/>
@@ -637,9 +654,9 @@
         </w:pict>
       </w:r>
     </w:p>
-    <w:bookmarkEnd w:id="31"/>
     <w:bookmarkEnd w:id="32"/>
-    <w:bookmarkStart w:id="33" w:name="technical-skills"/>
+    <w:bookmarkEnd w:id="33"/>
+    <w:bookmarkStart w:id="34" w:name="technical-skills"/>
     <w:p>
       <w:pPr>
         <w:pStyle w:val="Heading2"/>
@@ -763,8 +780,8 @@
         </w:pict>
       </w:r>
     </w:p>
-    <w:bookmarkEnd w:id="33"/>
-    <w:bookmarkStart w:id="34" w:name="certifications"/>
+    <w:bookmarkEnd w:id="34"/>
+    <w:bookmarkStart w:id="35" w:name="certifications"/>
     <w:p>
       <w:pPr>
         <w:pStyle w:val="Heading2"/>
@@ -868,8 +885,8 @@
         </w:pict>
       </w:r>
     </w:p>
-    <w:bookmarkEnd w:id="34"/>
-    <w:bookmarkStart w:id="36" w:name="publications"/>
+    <w:bookmarkEnd w:id="35"/>
+    <w:bookmarkStart w:id="37" w:name="publications"/>
     <w:p>
       <w:pPr>
         <w:pStyle w:val="Heading2"/>
@@ -886,7 +903,7 @@
         </w:numPr>
         <w:pStyle w:val="Compact"/>
       </w:pPr>
-      <w:hyperlink r:id="rId35">
+      <w:hyperlink r:id="rId36">
         <w:r>
           <w:rPr>
             <w:rStyle w:val="Hyperlink"/>
@@ -910,8 +927,8 @@
         </w:pict>
       </w:r>
     </w:p>
-    <w:bookmarkEnd w:id="36"/>
-    <w:bookmarkStart w:id="41" w:name="projects"/>
+    <w:bookmarkEnd w:id="37"/>
+    <w:bookmarkStart w:id="42" w:name="projects"/>
     <w:p>
       <w:pPr>
         <w:pStyle w:val="Heading2"/>
@@ -920,12 +937,12 @@
         <w:t xml:space="preserve">Projects</w:t>
       </w:r>
     </w:p>
-    <w:bookmarkStart w:id="38" w:name="X2eff2a988ee11841d851559a88bc1c80a7d793d"/>
+    <w:bookmarkStart w:id="39" w:name="X2eff2a988ee11841d851559a88bc1c80a7d793d"/>
     <w:p>
       <w:pPr>
         <w:pStyle w:val="Heading3"/>
       </w:pPr>
-      <w:hyperlink r:id="rId37">
+      <w:hyperlink r:id="rId38">
         <w:r>
           <w:rPr>
             <w:rStyle w:val="Hyperlink"/>
@@ -942,13 +959,13 @@
         <w:t xml:space="preserve">Architected an open-source federated analysis platform enabling decentralized neuroimaging and genomics research with differential privacy, supporting multi-site collaboration without exposing PHI.</w:t>
       </w:r>
     </w:p>
-    <w:bookmarkEnd w:id="38"/>
-    <w:bookmarkStart w:id="40" w:name="open-source-ai-agent-framework"/>
+    <w:bookmarkEnd w:id="39"/>
+    <w:bookmarkStart w:id="41" w:name="open-source-ai-agent-framework"/>
     <w:p>
       <w:pPr>
         <w:pStyle w:val="Heading3"/>
       </w:pPr>
-      <w:hyperlink r:id="rId39">
+      <w:hyperlink r:id="rId40">
         <w:r>
           <w:rPr>
             <w:rStyle w:val="Hyperlink"/>
@@ -965,9 +982,9 @@
         <w:t xml:space="preserve">Building local-first, privacy-preserving AI agents using Ollama, LangChain, n8n, and Neo4j to democratize access to career strategy and financial planning tools for working-class families.</w:t>
       </w:r>
     </w:p>
-    <w:bookmarkEnd w:id="40"/>
     <w:bookmarkEnd w:id="41"/>
     <w:bookmarkEnd w:id="42"/>
+    <w:bookmarkEnd w:id="43"/>
     <w:sectPr/>
   </w:body>
 </w:document>

--- a/public/Paul-Prae-Resume.docx
+++ b/public/Paul-Prae-Resume.docx
@@ -2,7 +2,7 @@
 <file path=word/document.xml><?xml version="1.0" encoding="utf-8"?>
 <w:document xmlns:w="http://schemas.openxmlformats.org/wordprocessingml/2006/main" xmlns:m="http://schemas.openxmlformats.org/officeDocument/2006/math" xmlns:r="http://schemas.openxmlformats.org/officeDocument/2006/relationships" xmlns:o="urn:schemas-microsoft-com:office:office" xmlns:v="urn:schemas-microsoft-com:vml" xmlns:w10="urn:schemas-microsoft-com:office:word" xmlns:a="http://schemas.openxmlformats.org/drawingml/2006/main" xmlns:pic="http://schemas.openxmlformats.org/drawingml/2006/picture" xmlns:wp="http://schemas.openxmlformats.org/drawingml/2006/wordprocessingDrawing">
   <w:body>
-    <w:bookmarkStart w:id="43" w:name="paul-prae"/>
+    <w:bookmarkStart w:id="44" w:name="paul-prae"/>
     <w:p>
       <w:pPr>
         <w:pStyle w:val="Heading1"/>
@@ -886,7 +886,7 @@
       </w:r>
     </w:p>
     <w:bookmarkEnd w:id="35"/>
-    <w:bookmarkStart w:id="37" w:name="publications"/>
+    <w:bookmarkStart w:id="38" w:name="publications"/>
     <w:p>
       <w:pPr>
         <w:pStyle w:val="Heading2"/>
@@ -895,29 +895,26 @@
         <w:t xml:space="preserve">Publications</w:t>
       </w:r>
     </w:p>
-    <w:p>
-      <w:pPr>
-        <w:numPr>
-          <w:ilvl w:val="0"/>
-          <w:numId w:val="1009"/>
-        </w:numPr>
-        <w:pStyle w:val="Compact"/>
+    <w:bookmarkStart w:id="37" w:name="X36e6df5517c0b35be4ec5913b2ce5d52853207f"/>
+    <w:p>
+      <w:pPr>
+        <w:pStyle w:val="Heading3"/>
       </w:pPr>
       <w:hyperlink r:id="rId36">
         <w:r>
           <w:rPr>
             <w:rStyle w:val="Hyperlink"/>
-            <w:bCs/>
-            <w:b/>
           </w:rPr>
           <w:t xml:space="preserve">Enhancing Collaborative Neuroimaging Research: COINSTAC Vaults for Federated Analysis and Reproducibility</w:t>
         </w:r>
       </w:hyperlink>
-      <w:r>
-        <w:t xml:space="preserve"> </w:t>
-      </w:r>
-      <w:r>
-        <w:t xml:space="preserve">— Frontiers in Neuroinformatics (Jun 2023): Co-authored peer-reviewed research on federated analysis enabling collaborative neuroimaging while preserving patient data privacy through differential privacy algorithms.</w:t>
+    </w:p>
+    <w:p>
+      <w:pPr>
+        <w:pStyle w:val="FirstParagraph"/>
+      </w:pPr>
+      <w:r>
+        <w:t xml:space="preserve">Frontiers in Neuroinformatics (Jun 2023). Co-authored peer-reviewed research on federated analysis enabling collaborative neuroimaging while preserving patient data privacy through differential privacy algorithms.</w:t>
       </w:r>
     </w:p>
     <w:p>
@@ -928,7 +925,8 @@
       </w:r>
     </w:p>
     <w:bookmarkEnd w:id="37"/>
-    <w:bookmarkStart w:id="42" w:name="projects"/>
+    <w:bookmarkEnd w:id="38"/>
+    <w:bookmarkStart w:id="43" w:name="projects"/>
     <w:p>
       <w:pPr>
         <w:pStyle w:val="Heading2"/>
@@ -937,12 +935,12 @@
         <w:t xml:space="preserve">Projects</w:t>
       </w:r>
     </w:p>
-    <w:bookmarkStart w:id="39" w:name="X2eff2a988ee11841d851559a88bc1c80a7d793d"/>
+    <w:bookmarkStart w:id="40" w:name="X2eff2a988ee11841d851559a88bc1c80a7d793d"/>
     <w:p>
       <w:pPr>
         <w:pStyle w:val="Heading3"/>
       </w:pPr>
-      <w:hyperlink r:id="rId38">
+      <w:hyperlink r:id="rId39">
         <w:r>
           <w:rPr>
             <w:rStyle w:val="Hyperlink"/>
@@ -959,13 +957,13 @@
         <w:t xml:space="preserve">Architected an open-source federated analysis platform enabling decentralized neuroimaging and genomics research with differential privacy, supporting multi-site collaboration without exposing PHI.</w:t>
       </w:r>
     </w:p>
-    <w:bookmarkEnd w:id="39"/>
-    <w:bookmarkStart w:id="41" w:name="open-source-ai-agent-framework"/>
+    <w:bookmarkEnd w:id="40"/>
+    <w:bookmarkStart w:id="42" w:name="open-source-ai-agent-framework"/>
     <w:p>
       <w:pPr>
         <w:pStyle w:val="Heading3"/>
       </w:pPr>
-      <w:hyperlink r:id="rId40">
+      <w:hyperlink r:id="rId41">
         <w:r>
           <w:rPr>
             <w:rStyle w:val="Hyperlink"/>
@@ -982,9 +980,9 @@
         <w:t xml:space="preserve">Building local-first, privacy-preserving AI agents using Ollama, LangChain, n8n, and Neo4j to democratize access to career strategy and financial planning tools for working-class families.</w:t>
       </w:r>
     </w:p>
-    <w:bookmarkEnd w:id="41"/>
     <w:bookmarkEnd w:id="42"/>
     <w:bookmarkEnd w:id="43"/>
+    <w:bookmarkEnd w:id="44"/>
     <w:sectPr/>
   </w:body>
 </w:document>
@@ -1192,9 +1190,6 @@
     <w:abstractNumId w:val="991"/>
   </w:num>
   <w:num w:numId="1008">
-    <w:abstractNumId w:val="991"/>
-  </w:num>
-  <w:num w:numId="1009">
     <w:abstractNumId w:val="991"/>
   </w:num>
 </w:numbering>

--- a/public/Paul-Prae-Resume.docx
+++ b/public/Paul-Prae-Resume.docx
@@ -20,7 +20,7 @@
           <w:bCs/>
           <w:b/>
         </w:rPr>
-        <w:t xml:space="preserve">Principal AI Engineer &amp; Architect</w:t>
+        <w:t xml:space="preserve">Principal AI Engineer &amp; Solutions Architect</w:t>
       </w:r>
       <w:r>
         <w:t xml:space="preserve"> </w:t>
@@ -95,7 +95,7 @@
         <w:pStyle w:val="FirstParagraph"/>
       </w:pPr>
       <w:r>
-        <w:t xml:space="preserve">Principal AI Engineer and Architect with 15 years of experience delivering enterprise AI, machine learning, and data platform solutions across healthcare, life sciences, and financial services. Proven track record at Amazon Web Services, Microsoft, Booz Allen Hamilton, and Slalom Consulting serving Fortune 500 clients including Cox Enterprises, Equifax, and BlueCross BlueShield. Currently architecting HIPAA-compliant AI agents and petabyte-scale healthcare data platforms serving 50M+ health plan members. Combines deep expertise in cloud infrastructure, generative AI, and multi-agent systems with healthcare domain knowledge, responsible AI governance, and engineering team leadership.</w:t>
+        <w:t xml:space="preserve">AI engineering leader with 15 years of experience architecting enterprise AI, ML, and data solutions across healthcare, life science, and insurance. Proven track record at Amazon Web Services, Microsoft, Booz Allen Hamilton, and Slalom Consulting delivering production AI systems for Fortune 500 clients — from clinical decision support platforms serving 50M+ health plan members to federated research platforms advancing brain health. Combines full-stack technical depth across data engineering, ML systems, and cloud infrastructure with demonstrated leadership in building cross-functional teams, coaching executives, and driving AI strategy. Brings deep healthcare domain expertise and responsible AI governance practices to drive transformative outcomes at the intersection of AI and regulated industries.</w:t>
       </w:r>
     </w:p>
     <w:p>
@@ -106,7 +106,7 @@
       </w:r>
     </w:p>
     <w:bookmarkEnd w:id="23"/>
-    <w:bookmarkStart w:id="31" w:name="professional-experience"/>
+    <w:bookmarkStart w:id="32" w:name="professional-experience"/>
     <w:p>
       <w:pPr>
         <w:pStyle w:val="Heading2"/>
@@ -139,7 +139,7 @@
         <w:t xml:space="preserve"> </w:t>
       </w:r>
       <w:r>
-        <w:t xml:space="preserve">| Remote | Sep 2025 – Present</w:t>
+        <w:t xml:space="preserve">| Remote | Mar 2025 – Present</w:t>
       </w:r>
     </w:p>
     <w:p>
@@ -151,7 +151,7 @@
         <w:pStyle w:val="Compact"/>
       </w:pPr>
       <w:r>
-        <w:t xml:space="preserve">Designed and maintained the AI DataOps Toolkit — an agentic development framework and interactive knowledge base — equipping a data services organization supporting 45+ health plans and 50M+ members with AI development tools, governance standards, and reference architectures.</w:t>
+        <w:t xml:space="preserve">Designed the AI DataOps Toolkit — an agentic development framework with governance standards, reference architectures, and change management procedures — and led AI enablement workshops training groups of up to 100 engineers on AI-first development practices.</w:t>
       </w:r>
     </w:p>
     <w:p>
@@ -163,7 +163,7 @@
         <w:pStyle w:val="Compact"/>
       </w:pPr>
       <w:r>
-        <w:t xml:space="preserve">Developed HIPAA-compliant AI coding assistants that transformed data operations into an AI-augmented practice, including a Data Engineering Agent that autonomously generated, deployed, and tested ETL pipelines and a Dev Environment Setup Agent that eliminated multi-day onboarding delays.</w:t>
+        <w:t xml:space="preserve">Developed HIPAA-compliant coding assistants including a Data Engineering Agent that autonomously generated, deployed, and tested ETL pipelines and a Dev Environment Setup Agent that eliminated multi-day onboarding friction.</w:t>
       </w:r>
     </w:p>
     <w:p>
@@ -175,7 +175,7 @@
         <w:pStyle w:val="Compact"/>
       </w:pPr>
       <w:r>
-        <w:t xml:space="preserve">Led AI enablement workshops training up to 100 engineers on AI-first software development with Cursor AI, Claude Code, and GitHub Copilot, accelerating organization-wide generative AI adoption.</w:t>
+        <w:t xml:space="preserve">Built an observability pipeline monitoring Arine’s autonomous pharmacist AI agent — ingesting production behavior data from DynamoDB into Snowflake, transforming with dbt, and visualizing performance metrics in QuickSight dashboards.</w:t>
       </w:r>
     </w:p>
     <w:p>
@@ -187,7 +187,7 @@
         <w:pStyle w:val="Compact"/>
       </w:pPr>
       <w:r>
-        <w:t xml:space="preserve">Built an observability pipeline monitoring Arine’s autonomous pharmacist AI agent — ingesting production behavior data from DynamoDB into Snowflake, transforming with dbt, and visualizing performance metrics in QuickSight dashboards.</w:t>
+        <w:t xml:space="preserve">Managed enterprise data platform on Snowflake and AWS processing petabytes of healthcare data from hundreds of heterogeneous sources, supporting AI/ML systems serving 45+ health plans and 50M+ members.</w:t>
       </w:r>
     </w:p>
     <w:p>
@@ -199,7 +199,7 @@
         <w:pStyle w:val="Compact"/>
       </w:pPr>
       <w:r>
-        <w:t xml:space="preserve">Managed the enterprise data platform on Snowflake and AWS, processing petabytes of healthcare data from hundreds of heterogeneous sources to support downstream ML systems core to clinical decision support products.</w:t>
+        <w:t xml:space="preserve">Architected high-throughput CDC pipelines from PostgreSQL to Snowflake using serverless, event-driven architectures (Lambda, Step Functions, EventBridge, SNS/SQS).</w:t>
       </w:r>
     </w:p>
     <w:bookmarkEnd w:id="24"/>
@@ -239,7 +239,7 @@
         <w:pStyle w:val="Compact"/>
       </w:pPr>
       <w:r>
-        <w:t xml:space="preserve">Led development and operationalization of AI and analytics solutions enabling healthcare and life science clients to harness clinical, behavioral, and genomic data for population health and predictive medicine.</w:t>
+        <w:t xml:space="preserve">Architected AI and analytics solutions for healthcare and life science clients at a Fortune 500 consulting firm, enabling population health insights from clinical, behavioral, and genomic data across FedRAMP and HIPAA-compliant environments.</w:t>
       </w:r>
     </w:p>
     <w:p>
@@ -251,7 +251,7 @@
         <w:pStyle w:val="Compact"/>
       </w:pPr>
       <w:r>
-        <w:t xml:space="preserve">Designed and deployed AI software products for regulated healthcare environments, mitigating risks including algorithmic bias and privacy breaches while meeting clinical and regulatory requirements.</w:t>
+        <w:t xml:space="preserve">Led cross-functional teams of engineers, data scientists, and domain experts to design and deploy AI software products, addressing algorithmic bias and privacy risks in regulated clinical settings.</w:t>
       </w:r>
     </w:p>
     <w:p>
@@ -263,7 +263,7 @@
         <w:pStyle w:val="Compact"/>
       </w:pPr>
       <w:r>
-        <w:t xml:space="preserve">Advised cross-functional teams on AI strategy, translating rapidly evolving clinical, regulatory, and technological needs into production-ready solutions driving measurable client outcomes.</w:t>
+        <w:t xml:space="preserve">Advised client leadership on AI operationalization strategy, driving adoption of data-driven medicine across rapidly evolving clinical, regulatory, and technological landscapes.</w:t>
       </w:r>
     </w:p>
     <w:bookmarkEnd w:id="25"/>
@@ -303,7 +303,7 @@
         <w:pStyle w:val="Compact"/>
       </w:pPr>
       <w:r>
-        <w:t xml:space="preserve">Served as tech lead and architect for COINSTAC, an open-source federated analysis platform processing neuroimaging and genomics data with differential privacy algorithms ensuring PHI protection across distributed research institutions.</w:t>
+        <w:t xml:space="preserve">Led architecture of COINSTAC, an open-source federated analysis platform for neuroimaging and genomics research, enabling decentralized collaboration with differential privacy protections across research institutions.</w:t>
       </w:r>
     </w:p>
     <w:p>
@@ -315,35 +315,7 @@
         <w:pStyle w:val="Compact"/>
       </w:pPr>
       <w:r>
-        <w:t xml:space="preserve">Architected AWS cloud infrastructure including GPU-focused deep learning compute; co-authored a peer-reviewed publication in</w:t>
-      </w:r>
-      <w:r>
-        <w:t xml:space="preserve"> </w:t>
-      </w:r>
-      <w:r>
-        <w:rPr>
-          <w:iCs/>
-          <w:i/>
-        </w:rPr>
-        <w:t xml:space="preserve">Frontiers in Neuroinformatics</w:t>
-      </w:r>
-      <w:r>
-        <w:t xml:space="preserve"> </w:t>
-      </w:r>
-      <w:r>
-        <w:t xml:space="preserve">demonstrating federated analysis capabilities.</w:t>
-      </w:r>
-    </w:p>
-    <w:p>
-      <w:pPr>
-        <w:numPr>
-          <w:ilvl w:val="0"/>
-          <w:numId w:val="1003"/>
-        </w:numPr>
-        <w:pStyle w:val="Compact"/>
-      </w:pPr>
-      <w:r>
-        <w:t xml:space="preserve">Drove platform commercialization through SBIR grant writing, open-source contributor recruitment, and industry partnerships while leading Agile ceremonies as Scrum master.</w:t>
+        <w:t xml:space="preserve">Built GPU-focused compute infrastructure on AWS for deep learning workloads; drove platform commercialization through SBIR grant writing, open-source contributor recruitment, and co-authored research published in Frontiers in Neuroinformatics.</w:t>
       </w:r>
     </w:p>
     <w:bookmarkEnd w:id="26"/>
@@ -395,29 +367,17 @@
         <w:pStyle w:val="Compact"/>
       </w:pPr>
       <w:r>
-        <w:t xml:space="preserve">Architected disaster recovery solutions for clinical trial software supporting 10,000+ research sites across 45 countries processing 5.5M monthly remote monitoring activities.</w:t>
-      </w:r>
-    </w:p>
-    <w:p>
-      <w:pPr>
-        <w:numPr>
-          <w:ilvl w:val="0"/>
-          <w:numId w:val="1004"/>
-        </w:numPr>
-        <w:pStyle w:val="Compact"/>
-      </w:pPr>
-      <w:r>
-        <w:t xml:space="preserve">Designed HIPAA/GDPR-compliant data platforms including a genomics data lake on AWS (S3, Glue, CloudWatch) and a blockchain-based life science data exchange system meeting CCPA, FAIR, and HL7 standards.</w:t>
+        <w:t xml:space="preserve">Architected enterprise solutions including disaster recovery for clinical trial software supporting 10,000+ research sites across 45 countries (5.5M monthly monitoring activities) and blockchain-based data platforms meeting HIPAA, GDPR, and CCPA compliance with HL7 interoperability.</w:t>
       </w:r>
     </w:p>
     <w:bookmarkEnd w:id="27"/>
-    <w:bookmarkStart w:id="28" w:name="enterprise-ai-ml-solutions-architect"/>
+    <w:bookmarkStart w:id="28" w:name="enterprise-ai-and-ml-solutions-architect"/>
     <w:p>
       <w:pPr>
         <w:pStyle w:val="Heading3"/>
       </w:pPr>
       <w:r>
-        <w:t xml:space="preserve">Enterprise AI &amp; ML Solutions Architect</w:t>
+        <w:t xml:space="preserve">Enterprise AI and ML Solutions Architect</w:t>
       </w:r>
     </w:p>
     <w:p>
@@ -447,7 +407,7 @@
         <w:pStyle w:val="Compact"/>
       </w:pPr>
       <w:r>
-        <w:t xml:space="preserve">Architected and integrated AI/ML solutions on AWS for Fortune 500 customers including Cox Enterprises, Equifax, NCR, Accenture, and Deloitte, providing prescriptive guidance on secure, scalable, and performant application design.</w:t>
+        <w:t xml:space="preserve">Managed a portfolio of 10+ enterprise accounts — including Cox Enterprises, Cox Automotive, Equifax, NCR, Accenture, and Deloitte — delivering AI/ML architecture guidance, proof-of-concept development, and benchmarking to drive production adoption.</w:t>
       </w:r>
     </w:p>
     <w:p>
@@ -459,7 +419,7 @@
         <w:pStyle w:val="Compact"/>
       </w:pPr>
       <w:r>
-        <w:t xml:space="preserve">Engaged nationally as a subject matter expert in AI and machine learning, authoring technical white papers, reference architectures, and proof-of-concept implementations using SageMaker, Lex, and Comprehend.</w:t>
+        <w:t xml:space="preserve">Engaged nationally as a subject matter expert in AI and ML, authoring technical white papers and reference architectures and speaking at private and public AWS events.</w:t>
       </w:r>
     </w:p>
     <w:p>
@@ -471,7 +431,7 @@
         <w:pStyle w:val="Compact"/>
       </w:pPr>
       <w:r>
-        <w:t xml:space="preserve">Built executive relationships driving AWS adoption and revenue while acting as technical liaison between customers and AWS service teams to deliver customer-driven product improvements.</w:t>
+        <w:t xml:space="preserve">Partnered with C-suite executives on technical and business strategy — including go-to-market, cost management, and technical recruiting — driving AWS AI/ML adoption and revenue.</w:t>
       </w:r>
     </w:p>
     <w:bookmarkEnd w:id="28"/>
@@ -511,7 +471,7 @@
         <w:pStyle w:val="Compact"/>
       </w:pPr>
       <w:r>
-        <w:t xml:space="preserve">Delivered a behavioral healthcare application generating $2M+ in revenue, enabling nurses across dozens of Georgia facilities to collect and visualize patient care data using C#, Azure, Power BI, and XAML.</w:t>
+        <w:t xml:space="preserve">Delivered 7+ client engagements across healthcare and public sector, including a behavioral healthcare application generating $2M+ in revenue and statewide demand forecasting of crisis services across dozens of Georgia facilities.</w:t>
       </w:r>
     </w:p>
     <w:p>
@@ -523,11 +483,51 @@
         <w:pStyle w:val="Compact"/>
       </w:pPr>
       <w:r>
-        <w:t xml:space="preserve">Recognized nationally as a subject matter expert in NLP and machine learning; operationalized data science experiments from isolated environments to cloud-based production systems on Microsoft Azure.</w:t>
+        <w:t xml:space="preserve">Recognized nationally as a subject matter expert in NLP and ML; grew the AI practice through workshops, technical presentations, and sales support across the Microsoft Azure and Cortana Intelligence ecosystems.</w:t>
       </w:r>
     </w:p>
     <w:bookmarkEnd w:id="29"/>
-    <w:bookmarkStart w:id="30" w:name="senior-support-engineer"/>
+    <w:bookmarkStart w:id="30" w:name="software-engineer"/>
+    <w:p>
+      <w:pPr>
+        <w:pStyle w:val="Heading3"/>
+      </w:pPr>
+      <w:r>
+        <w:t xml:space="preserve">Software Engineer</w:t>
+      </w:r>
+    </w:p>
+    <w:p>
+      <w:pPr>
+        <w:pStyle w:val="FirstParagraph"/>
+      </w:pPr>
+      <w:r>
+        <w:rPr>
+          <w:bCs/>
+          <w:b/>
+        </w:rPr>
+        <w:t xml:space="preserve">Red Ventures</w:t>
+      </w:r>
+      <w:r>
+        <w:t xml:space="preserve"> </w:t>
+      </w:r>
+      <w:r>
+        <w:t xml:space="preserve">| Fort Mill, SC | Mar 2014 – Jul 2015</w:t>
+      </w:r>
+    </w:p>
+    <w:p>
+      <w:pPr>
+        <w:numPr>
+          <w:ilvl w:val="0"/>
+          <w:numId w:val="1007"/>
+        </w:numPr>
+        <w:pStyle w:val="Compact"/>
+      </w:pPr>
+      <w:r>
+        <w:t xml:space="preserve">Engineered full-stack marketing platform serving 16+ Fortune 500 clients (DirecTV, Verizon, AT&amp;T, Progressive, Liberty Mutual), developing proprietary CMS, experience management platform, and hundreds of high-traffic consumer-facing websites.</w:t>
+      </w:r>
+    </w:p>
+    <w:bookmarkEnd w:id="30"/>
+    <w:bookmarkStart w:id="31" w:name="senior-support-engineer"/>
     <w:p>
       <w:pPr>
         <w:pStyle w:val="Heading3"/>
@@ -558,24 +558,12 @@
       <w:pPr>
         <w:numPr>
           <w:ilvl w:val="0"/>
-          <w:numId w:val="1007"/>
+          <w:numId w:val="1008"/>
         </w:numPr>
         <w:pStyle w:val="Compact"/>
       </w:pPr>
       <w:r>
-        <w:t xml:space="preserve">Delivered advanced technical troubleshooting for Fortune 100 customers (Chevron, Walmart, Disney, BlueCross BlueShield) across SharePoint environments supporting tens of thousands of users.</w:t>
-      </w:r>
-    </w:p>
-    <w:p>
-      <w:pPr>
-        <w:numPr>
-          <w:ilvl w:val="0"/>
-          <w:numId w:val="1007"/>
-        </w:numPr>
-        <w:pStyle w:val="Compact"/>
-      </w:pPr>
-      <w:r>
-        <w:t xml:space="preserve">Automated deployment and testing workflows using PowerShell and C#; nominated for Global Business Support’s</w:t>
+        <w:t xml:space="preserve">Delivered advanced technical support for Fortune 100 clients (Chevron, Walmart, Disney, Bank of America, Intel, BlueCross BlueShield) across hundreds of high-impact web applications and server farms; nominated for Global Business Support’s</w:t>
       </w:r>
       <w:r>
         <w:t xml:space="preserve"> </w:t>
@@ -603,9 +591,9 @@
         </w:pict>
       </w:r>
     </w:p>
-    <w:bookmarkEnd w:id="30"/>
     <w:bookmarkEnd w:id="31"/>
-    <w:bookmarkStart w:id="33" w:name="education"/>
+    <w:bookmarkEnd w:id="32"/>
+    <w:bookmarkStart w:id="34" w:name="education"/>
     <w:p>
       <w:pPr>
         <w:pStyle w:val="Heading2"/>
@@ -614,13 +602,13 @@
         <w:t xml:space="preserve">Education</w:t>
       </w:r>
     </w:p>
-    <w:bookmarkStart w:id="32" w:name="X3a6d8b5ca81de473158502b732b47e6ddf233f6"/>
+    <w:bookmarkStart w:id="33" w:name="X340d7df26f98f1dc6d15f7fd940626b7f61e4a4"/>
     <w:p>
       <w:pPr>
         <w:pStyle w:val="Heading3"/>
       </w:pPr>
       <w:r>
-        <w:t xml:space="preserve">BS in Computer Science (AI Emphasis) &amp; BA in Cognitive Science (AI Foundation)</w:t>
+        <w:t xml:space="preserve">Bachelor of Science, Computer Science (AI Emphasis) &amp; Bachelor of Arts, Cognitive Science (AI Focus)</w:t>
       </w:r>
     </w:p>
     <w:p>
@@ -644,7 +632,7 @@
         <w:t xml:space="preserve"> </w:t>
       </w:r>
       <w:r>
-        <w:t xml:space="preserve">Graduated Cum Laude · Dean’s List · Interdisciplinary Certificates in New Media and Music Business</w:t>
+        <w:t xml:space="preserve">Graduated Cum Laude. Dean’s List. HOPE Scholarship recipient.</w:t>
       </w:r>
     </w:p>
     <w:p>
@@ -654,9 +642,9 @@
         </w:pict>
       </w:r>
     </w:p>
-    <w:bookmarkEnd w:id="32"/>
     <w:bookmarkEnd w:id="33"/>
-    <w:bookmarkStart w:id="34" w:name="technical-skills"/>
+    <w:bookmarkEnd w:id="34"/>
+    <w:bookmarkStart w:id="35" w:name="technical-skills"/>
     <w:p>
       <w:pPr>
         <w:pStyle w:val="Heading2"/>
@@ -680,7 +668,7 @@
         <w:t xml:space="preserve"> </w:t>
       </w:r>
       <w:r>
-        <w:t xml:space="preserve">Generative AI, Large Language Models (LLMs), Multi-Agent Systems, Natural Language Processing, Deep Learning, MLOps, Prompt Engineering, Predictive Analytics, Conversational AI, Federated Learning, Differential Privacy</w:t>
+        <w:t xml:space="preserve">Generative AI, Large Language Models, Multi-Agent Systems, NLP, Deep Learning, MLOps, Prompt Engineering, Predictive Analytics, Conversational AI</w:t>
       </w:r>
     </w:p>
     <w:p>
@@ -698,7 +686,7 @@
         <w:t xml:space="preserve"> </w:t>
       </w:r>
       <w:r>
-        <w:t xml:space="preserve">AWS (SageMaker, Bedrock, Lambda, Step Functions, ECS/EKS, S3, DynamoDB, Glue, QuickSight, IAM), Microsoft Azure (Machine Learning, Cognitive Services, Bot Service), Snowflake, Docker, Distributed Systems</w:t>
+        <w:t xml:space="preserve">AWS (Bedrock, SageMaker, ECS/EKS, Lambda, S3, DynamoDB, Glue, QuickSight, Step Functions), Microsoft Azure, Snowflake, Docker, Distributed Systems</w:t>
       </w:r>
     </w:p>
     <w:p>
@@ -716,7 +704,7 @@
         <w:t xml:space="preserve"> </w:t>
       </w:r>
       <w:r>
-        <w:t xml:space="preserve">ETL/CDC Pipelines, dbt, PostgreSQL, Neo4j, Apache Kafka, Data Governance, Data Privacy (HIPAA, GDPR), Data Lake Architecture</w:t>
+        <w:t xml:space="preserve">dbt, PostgreSQL, Apache Kafka, Neo4j, ETL/CDC Pipelines, Data Warehousing, Data Governance, HIPAA/GDPR Compliance</w:t>
       </w:r>
     </w:p>
     <w:p>
@@ -734,7 +722,7 @@
         <w:t xml:space="preserve"> </w:t>
       </w:r>
       <w:r>
-        <w:t xml:space="preserve">Python, SQL, JavaScript, Bash, C#, TypeScript, Rust, Java</w:t>
+        <w:t xml:space="preserve">Python, SQL, JavaScript/TypeScript, C#, Bash, Java, PowerShell</w:t>
       </w:r>
     </w:p>
     <w:p>
@@ -752,7 +740,7 @@
         <w:t xml:space="preserve"> </w:t>
       </w:r>
       <w:r>
-        <w:t xml:space="preserve">Amazon Bedrock, Cursor AI, Claude Code, GitHub Copilot, LangChain, Ollama, n8n, Open WebUI, MCP Tools</w:t>
+        <w:t xml:space="preserve">Cursor AI, Claude Code, GitHub Copilot, LangChain, Ollama, n8n, Open WebUI, Amazon Bedrock, AWS SageMaker</w:t>
       </w:r>
     </w:p>
     <w:p>
@@ -770,7 +758,7 @@
         <w:t xml:space="preserve"> </w:t>
       </w:r>
       <w:r>
-        <w:t xml:space="preserve">AI Governance, Engineering Team Management, Solutions Architecture, Enterprise Consulting, Agile/Scrum, AI Enablement &amp; Training, Executive Coaching</w:t>
+        <w:t xml:space="preserve">Engineering Team Management, Solutions Architecture, AI Governance, Executive Coaching (93% client performance improvement), Agile/Scrum, Technical Pre-Sales</w:t>
       </w:r>
     </w:p>
     <w:p>
@@ -780,8 +768,8 @@
         </w:pict>
       </w:r>
     </w:p>
-    <w:bookmarkEnd w:id="34"/>
-    <w:bookmarkStart w:id="35" w:name="certifications"/>
+    <w:bookmarkEnd w:id="35"/>
+    <w:bookmarkStart w:id="36" w:name="certifications"/>
     <w:p>
       <w:pPr>
         <w:pStyle w:val="Heading2"/>
@@ -794,7 +782,7 @@
       <w:pPr>
         <w:numPr>
           <w:ilvl w:val="0"/>
-          <w:numId w:val="1008"/>
+          <w:numId w:val="1009"/>
         </w:numPr>
         <w:pStyle w:val="Compact"/>
       </w:pPr>
@@ -816,7 +804,7 @@
       <w:pPr>
         <w:numPr>
           <w:ilvl w:val="0"/>
-          <w:numId w:val="1008"/>
+          <w:numId w:val="1009"/>
         </w:numPr>
         <w:pStyle w:val="Compact"/>
       </w:pPr>
@@ -838,7 +826,7 @@
       <w:pPr>
         <w:numPr>
           <w:ilvl w:val="0"/>
-          <w:numId w:val="1008"/>
+          <w:numId w:val="1009"/>
         </w:numPr>
         <w:pStyle w:val="Compact"/>
       </w:pPr>
@@ -847,7 +835,7 @@
           <w:bCs/>
           <w:b/>
         </w:rPr>
-        <w:t xml:space="preserve">AWS Certified Machine Learning – Specialty</w:t>
+        <w:t xml:space="preserve">AWS Certified Machine Learning - Specialty</w:t>
       </w:r>
       <w:r>
         <w:t xml:space="preserve"> </w:t>
@@ -860,7 +848,7 @@
       <w:pPr>
         <w:numPr>
           <w:ilvl w:val="0"/>
-          <w:numId w:val="1008"/>
+          <w:numId w:val="1009"/>
         </w:numPr>
         <w:pStyle w:val="Compact"/>
       </w:pPr>
@@ -885,22 +873,80 @@
         </w:pict>
       </w:r>
     </w:p>
-    <w:bookmarkEnd w:id="35"/>
-    <w:bookmarkStart w:id="38" w:name="publications"/>
+    <w:bookmarkEnd w:id="36"/>
+    <w:bookmarkStart w:id="40" w:name="projects"/>
     <w:p>
       <w:pPr>
         <w:pStyle w:val="Heading2"/>
       </w:pPr>
       <w:r>
+        <w:t xml:space="preserve">Projects</w:t>
+      </w:r>
+    </w:p>
+    <w:bookmarkStart w:id="38" w:name="modular-earth"/>
+    <w:p>
+      <w:pPr>
+        <w:pStyle w:val="Heading3"/>
+      </w:pPr>
+      <w:hyperlink r:id="rId37">
+        <w:r>
+          <w:rPr>
+            <w:rStyle w:val="Hyperlink"/>
+          </w:rPr>
+          <w:t xml:space="preserve">Modular Earth</w:t>
+        </w:r>
+      </w:hyperlink>
+    </w:p>
+    <w:p>
+      <w:pPr>
+        <w:pStyle w:val="FirstParagraph"/>
+      </w:pPr>
+      <w:r>
+        <w:t xml:space="preserve">Founded a not-for-profit building open-source AI agents to help working-class families generate wealth. Active projects include a career coaching assistant and financial planning assistant built on a privacy-preserving, local-first stack (Ollama, LangChain, n8n, Neo4j). Vision: deploy AI-as-a-public-service in local libraries at no cost.</w:t>
+      </w:r>
+    </w:p>
+    <w:bookmarkEnd w:id="38"/>
+    <w:bookmarkStart w:id="39" w:name="ai-engineering-assistant"/>
+    <w:p>
+      <w:pPr>
+        <w:pStyle w:val="Heading3"/>
+      </w:pPr>
+      <w:r>
+        <w:t xml:space="preserve">AI Engineering Assistant</w:t>
+      </w:r>
+    </w:p>
+    <w:p>
+      <w:pPr>
+        <w:pStyle w:val="FirstParagraph"/>
+      </w:pPr>
+      <w:r>
+        <w:t xml:space="preserve">Open-source prompt engineering and context engineering system that helps architects design agentic workflows for autonomous task execution. Integrates with Cursor and GitHub Copilot, providing step-by-step guidance, built-in validation, and self-improving prompt optimization.</w:t>
+      </w:r>
+    </w:p>
+    <w:p>
+      <w:r>
+        <w:pict>
+          <v:rect style="width:0;height:1.5pt" o:hralign="center" o:hrstd="t" o:hr="t"/>
+        </w:pict>
+      </w:r>
+    </w:p>
+    <w:bookmarkEnd w:id="39"/>
+    <w:bookmarkEnd w:id="40"/>
+    <w:bookmarkStart w:id="43" w:name="publications"/>
+    <w:p>
+      <w:pPr>
+        <w:pStyle w:val="Heading2"/>
+      </w:pPr>
+      <w:r>
         <w:t xml:space="preserve">Publications</w:t>
       </w:r>
     </w:p>
-    <w:bookmarkStart w:id="37" w:name="X36e6df5517c0b35be4ec5913b2ce5d52853207f"/>
+    <w:bookmarkStart w:id="42" w:name="X36e6df5517c0b35be4ec5913b2ce5d52853207f"/>
     <w:p>
       <w:pPr>
         <w:pStyle w:val="Heading3"/>
       </w:pPr>
-      <w:hyperlink r:id="rId36">
+      <w:hyperlink r:id="rId41">
         <w:r>
           <w:rPr>
             <w:rStyle w:val="Hyperlink"/>
@@ -914,70 +960,7 @@
         <w:pStyle w:val="FirstParagraph"/>
       </w:pPr>
       <w:r>
-        <w:t xml:space="preserve">Frontiers in Neuroinformatics (Jun 2023). Co-authored peer-reviewed research on federated analysis enabling collaborative neuroimaging while preserving patient data privacy through differential privacy algorithms.</w:t>
-      </w:r>
-    </w:p>
-    <w:p>
-      <w:r>
-        <w:pict>
-          <v:rect style="width:0;height:1.5pt" o:hralign="center" o:hrstd="t" o:hr="t"/>
-        </w:pict>
-      </w:r>
-    </w:p>
-    <w:bookmarkEnd w:id="37"/>
-    <w:bookmarkEnd w:id="38"/>
-    <w:bookmarkStart w:id="43" w:name="projects"/>
-    <w:p>
-      <w:pPr>
-        <w:pStyle w:val="Heading2"/>
-      </w:pPr>
-      <w:r>
-        <w:t xml:space="preserve">Projects</w:t>
-      </w:r>
-    </w:p>
-    <w:bookmarkStart w:id="40" w:name="X2eff2a988ee11841d851559a88bc1c80a7d793d"/>
-    <w:p>
-      <w:pPr>
-        <w:pStyle w:val="Heading3"/>
-      </w:pPr>
-      <w:hyperlink r:id="rId39">
-        <w:r>
-          <w:rPr>
-            <w:rStyle w:val="Hyperlink"/>
-          </w:rPr>
-          <w:t xml:space="preserve">COINSTAC: Federated Neuroinformatics Platform</w:t>
-        </w:r>
-      </w:hyperlink>
-    </w:p>
-    <w:p>
-      <w:pPr>
-        <w:pStyle w:val="FirstParagraph"/>
-      </w:pPr>
-      <w:r>
-        <w:t xml:space="preserve">Architected an open-source federated analysis platform enabling decentralized neuroimaging and genomics research with differential privacy, supporting multi-site collaboration without exposing PHI.</w:t>
-      </w:r>
-    </w:p>
-    <w:bookmarkEnd w:id="40"/>
-    <w:bookmarkStart w:id="42" w:name="open-source-ai-agent-framework"/>
-    <w:p>
-      <w:pPr>
-        <w:pStyle w:val="Heading3"/>
-      </w:pPr>
-      <w:hyperlink r:id="rId41">
-        <w:r>
-          <w:rPr>
-            <w:rStyle w:val="Hyperlink"/>
-          </w:rPr>
-          <w:t xml:space="preserve">Open-Source AI Agent Framework</w:t>
-        </w:r>
-      </w:hyperlink>
-    </w:p>
-    <w:p>
-      <w:pPr>
-        <w:pStyle w:val="FirstParagraph"/>
-      </w:pPr>
-      <w:r>
-        <w:t xml:space="preserve">Building local-first, privacy-preserving AI agents using Ollama, LangChain, n8n, and Neo4j to democratize access to career strategy and financial planning tools for working-class families.</w:t>
+        <w:t xml:space="preserve">Frontiers in Neuroinformatics (Jun 2023). Co-authored peer-reviewed research on federated neuroimaging analysis, enabling multi-site research without sharing raw data while improving reproducibility and increasing sample sizes across institutions.</w:t>
       </w:r>
     </w:p>
     <w:bookmarkEnd w:id="42"/>
@@ -1190,6 +1173,9 @@
     <w:abstractNumId w:val="991"/>
   </w:num>
   <w:num w:numId="1008">
+    <w:abstractNumId w:val="991"/>
+  </w:num>
+  <w:num w:numId="1009">
     <w:abstractNumId w:val="991"/>
   </w:num>
 </w:numbering>

--- a/public/Paul-Prae-Resume.docx
+++ b/public/Paul-Prae-Resume.docx
@@ -2,7 +2,7 @@
 <file path=word/document.xml><?xml version="1.0" encoding="utf-8"?>
 <w:document xmlns:w="http://schemas.openxmlformats.org/wordprocessingml/2006/main" xmlns:m="http://schemas.openxmlformats.org/officeDocument/2006/math" xmlns:r="http://schemas.openxmlformats.org/officeDocument/2006/relationships" xmlns:o="urn:schemas-microsoft-com:office:office" xmlns:v="urn:schemas-microsoft-com:vml" xmlns:w10="urn:schemas-microsoft-com:office:word" xmlns:a="http://schemas.openxmlformats.org/drawingml/2006/main" xmlns:pic="http://schemas.openxmlformats.org/drawingml/2006/picture" xmlns:wp="http://schemas.openxmlformats.org/drawingml/2006/wordprocessingDrawing">
   <w:body>
-    <w:bookmarkStart w:id="44" w:name="paul-prae"/>
+    <w:bookmarkStart w:id="46" w:name="paul-prae"/>
     <w:p>
       <w:pPr>
         <w:pStyle w:val="Heading1"/>
@@ -20,7 +20,7 @@
           <w:bCs/>
           <w:b/>
         </w:rPr>
-        <w:t xml:space="preserve">Principal AI Engineer &amp; Solutions Architect</w:t>
+        <w:t xml:space="preserve">Principal AI Engineer &amp; Architect</w:t>
       </w:r>
       <w:r>
         <w:t xml:space="preserve"> </w:t>
@@ -36,7 +36,7 @@
           <w:rPr>
             <w:rStyle w:val="Hyperlink"/>
           </w:rPr>
-          <w:t xml:space="preserve">linkedin.com/in/paulprae</w:t>
+          <w:t xml:space="preserve">LinkedIn</w:t>
         </w:r>
       </w:hyperlink>
       <w:r>
@@ -53,7 +53,7 @@
           <w:rPr>
             <w:rStyle w:val="Hyperlink"/>
           </w:rPr>
-          <w:t xml:space="preserve">github.com/praeducer</w:t>
+          <w:t xml:space="preserve">GitHub</w:t>
         </w:r>
       </w:hyperlink>
       <w:r>
@@ -95,7 +95,7 @@
         <w:pStyle w:val="FirstParagraph"/>
       </w:pPr>
       <w:r>
-        <w:t xml:space="preserve">AI engineering leader with 15 years of experience architecting enterprise AI, ML, and data solutions across healthcare, life science, and insurance. Proven track record at Amazon Web Services, Microsoft, Booz Allen Hamilton, and Slalom Consulting delivering production AI systems for Fortune 500 clients — from clinical decision support platforms serving 50M+ health plan members to federated research platforms advancing brain health. Combines full-stack technical depth across data engineering, ML systems, and cloud infrastructure with demonstrated leadership in building cross-functional teams, coaching executives, and driving AI strategy. Brings deep healthcare domain expertise and responsible AI governance practices to drive transformative outcomes at the intersection of AI and regulated industries.</w:t>
+        <w:t xml:space="preserve">AI engineering leader with 15 years of experience delivering enterprise-scale AI, ML, and data solutions for healthcare, life science, and financial services organizations. Established track record at Amazon Web Services, Microsoft, Booz Allen Hamilton, and Slalom Consulting — architecting production AI systems for Fortune 500 clients across HIPAA and FedRAMP-compliant environments. Currently builds AI agents and manages petabyte-scale healthcare data infrastructure at Arine, a WEF Technology Pioneer covering 50M+ health plan members. Combines full-stack technical depth — spanning data engineering, ML pipelines, and cloud architecture — with progressive engineering leadership, including training teams of up to 100 engineers on AI-first development and growing a consulting practice to $1.4M ARR.</w:t>
       </w:r>
     </w:p>
     <w:p>
@@ -106,7 +106,7 @@
       </w:r>
     </w:p>
     <w:bookmarkEnd w:id="23"/>
-    <w:bookmarkStart w:id="32" w:name="professional-experience"/>
+    <w:bookmarkStart w:id="33" w:name="professional-experience"/>
     <w:p>
       <w:pPr>
         <w:pStyle w:val="Heading2"/>
@@ -139,7 +139,7 @@
         <w:t xml:space="preserve"> </w:t>
       </w:r>
       <w:r>
-        <w:t xml:space="preserve">| Remote | Mar 2025 – Present</w:t>
+        <w:t xml:space="preserve">| Remote | Sep 2025 – Present</w:t>
       </w:r>
     </w:p>
     <w:p>
@@ -151,7 +151,7 @@
         <w:pStyle w:val="Compact"/>
       </w:pPr>
       <w:r>
-        <w:t xml:space="preserve">Designed the AI DataOps Toolkit — an agentic development framework with governance standards, reference architectures, and change management procedures — and led AI enablement workshops training groups of up to 100 engineers on AI-first development practices.</w:t>
+        <w:t xml:space="preserve">Designed the AI DataOps Toolkit — an agentic development framework with AI governance standards, reference architectures, and change management procedures — for a WEF Technology Pioneer whose medication-optimization platform serves 45+ health plans covering 50M+ members.</w:t>
       </w:r>
     </w:p>
     <w:p>
@@ -163,7 +163,7 @@
         <w:pStyle w:val="Compact"/>
       </w:pPr>
       <w:r>
-        <w:t xml:space="preserve">Developed HIPAA-compliant coding assistants including a Data Engineering Agent that autonomously generated, deployed, and tested ETL pipelines and a Dev Environment Setup Agent that eliminated multi-day onboarding friction.</w:t>
+        <w:t xml:space="preserve">Developed HIPAA-compliant coding assistants including a Data Engineering Agent that autonomously generates, deploys, and tests ETL pipelines and a Dev Environment Setup Agent that eliminated multi-day onboarding processes.</w:t>
       </w:r>
     </w:p>
     <w:p>
@@ -175,7 +175,7 @@
         <w:pStyle w:val="Compact"/>
       </w:pPr>
       <w:r>
-        <w:t xml:space="preserve">Built an observability pipeline monitoring Arine’s autonomous pharmacist AI agent — ingesting production behavior data from DynamoDB into Snowflake, transforming with dbt, and visualizing performance metrics in QuickSight dashboards.</w:t>
+        <w:t xml:space="preserve">Led AI enablement workshops training groups of up to 100 engineers on AI-first development and agentic coding workflows using Cursor AI, Claude Code, and GitHub Copilot.</w:t>
       </w:r>
     </w:p>
     <w:p>
@@ -187,7 +187,7 @@
         <w:pStyle w:val="Compact"/>
       </w:pPr>
       <w:r>
-        <w:t xml:space="preserve">Managed enterprise data platform on Snowflake and AWS processing petabytes of healthcare data from hundreds of heterogeneous sources, supporting AI/ML systems serving 45+ health plans and 50M+ members.</w:t>
+        <w:t xml:space="preserve">Built an observability pipeline for Arine’s autonomous pharmacist AI agent — ingesting production behavior data from DynamoDB into Snowflake, transforming with dbt, and surfacing performance metrics in QuickSight dashboards.</w:t>
       </w:r>
     </w:p>
     <w:p>
@@ -199,7 +199,7 @@
         <w:pStyle w:val="Compact"/>
       </w:pPr>
       <w:r>
-        <w:t xml:space="preserve">Architected high-throughput CDC pipelines from PostgreSQL to Snowflake using serverless, event-driven architectures (Lambda, Step Functions, EventBridge, SNS/SQS).</w:t>
+        <w:t xml:space="preserve">Managed the enterprise data platform on Snowflake and AWS, processing petabytes of healthcare data from hundreds of heterogeneous sources supporting downstream ML and AI systems core to the company’s products.</w:t>
       </w:r>
     </w:p>
     <w:bookmarkEnd w:id="24"/>
@@ -239,7 +239,7 @@
         <w:pStyle w:val="Compact"/>
       </w:pPr>
       <w:r>
-        <w:t xml:space="preserve">Architected AI and analytics solutions for healthcare and life science clients at a Fortune 500 consulting firm, enabling population health insights from clinical, behavioral, and genomic data across FedRAMP and HIPAA-compliant environments.</w:t>
+        <w:t xml:space="preserve">Architected AI and analytics solutions at a Fortune 500 consulting firm ($9B+ revenue), enabling healthcare and life science clients to harness clinical, behavioral, and genomic data for population health and predictive medicine.</w:t>
       </w:r>
     </w:p>
     <w:p>
@@ -251,7 +251,7 @@
         <w:pStyle w:val="Compact"/>
       </w:pPr>
       <w:r>
-        <w:t xml:space="preserve">Led cross-functional teams of engineers, data scientists, and domain experts to design and deploy AI software products, addressing algorithmic bias and privacy risks in regulated clinical settings.</w:t>
+        <w:t xml:space="preserve">Designed and deployed AI software products across FedRAMP and HIPAA-compliant environments, collaborating with cross-functional teams of engineers, data scientists, and domain experts.</w:t>
       </w:r>
     </w:p>
     <w:p>
@@ -263,7 +263,19 @@
         <w:pStyle w:val="Compact"/>
       </w:pPr>
       <w:r>
-        <w:t xml:space="preserve">Advised client leadership on AI operationalization strategy, driving adoption of data-driven medicine across rapidly evolving clinical, regulatory, and technological landscapes.</w:t>
+        <w:t xml:space="preserve">Mitigated algorithmic bias and data privacy risks in regulated healthcare AI deployments, ensuring compliance with clinical and regulatory requirements.</w:t>
+      </w:r>
+    </w:p>
+    <w:p>
+      <w:pPr>
+        <w:numPr>
+          <w:ilvl w:val="0"/>
+          <w:numId w:val="1002"/>
+        </w:numPr>
+        <w:pStyle w:val="Compact"/>
+      </w:pPr>
+      <w:r>
+        <w:t xml:space="preserve">Advised healthcare and life science leadership on AI transformation strategy, translating emerging technology capabilities into actionable roadmaps for clinical decision support.</w:t>
       </w:r>
     </w:p>
     <w:bookmarkEnd w:id="25"/>
@@ -303,7 +315,20 @@
         <w:pStyle w:val="Compact"/>
       </w:pPr>
       <w:r>
-        <w:t xml:space="preserve">Led architecture of COINSTAC, an open-source federated analysis platform for neuroimaging and genomics research, enabling decentralized collaboration with differential privacy protections across research institutions.</w:t>
+        <w:t xml:space="preserve">Led architecture for COINSTAC, an open-source federated analysis platform for neuroimaging and genomics data with differential privacy, resulting in a peer-reviewed publication in</w:t>
+      </w:r>
+      <w:r>
+        <w:t xml:space="preserve"> </w:t>
+      </w:r>
+      <w:r>
+        <w:rPr>
+          <w:iCs/>
+          <w:i/>
+        </w:rPr>
+        <w:t xml:space="preserve">Frontiers in Neuroinformatics</w:t>
+      </w:r>
+      <w:r>
+        <w:t xml:space="preserve">.</w:t>
       </w:r>
     </w:p>
     <w:p>
@@ -315,7 +340,19 @@
         <w:pStyle w:val="Compact"/>
       </w:pPr>
       <w:r>
-        <w:t xml:space="preserve">Built GPU-focused compute infrastructure on AWS for deep learning workloads; drove platform commercialization through SBIR grant writing, open-source contributor recruitment, and co-authored research published in Frontiers in Neuroinformatics.</w:t>
+        <w:t xml:space="preserve">Architected AWS cloud infrastructure including GPU-focused compute for deep learning; served as Scrum master driving Agile ceremonies and cross-team collaboration.</w:t>
+      </w:r>
+    </w:p>
+    <w:p>
+      <w:pPr>
+        <w:numPr>
+          <w:ilvl w:val="0"/>
+          <w:numId w:val="1003"/>
+        </w:numPr>
+        <w:pStyle w:val="Compact"/>
+      </w:pPr>
+      <w:r>
+        <w:t xml:space="preserve">Drove platform commercialization through user adoption efforts, open-source contributor recruitment, SBIR grant writing, and industry partnerships.</w:t>
       </w:r>
     </w:p>
     <w:bookmarkEnd w:id="26"/>
@@ -367,7 +404,19 @@
         <w:pStyle w:val="Compact"/>
       </w:pPr>
       <w:r>
-        <w:t xml:space="preserve">Architected enterprise solutions including disaster recovery for clinical trial software supporting 10,000+ research sites across 45 countries (5.5M monthly monitoring activities) and blockchain-based data platforms meeting HIPAA, GDPR, and CCPA compliance with HL7 interoperability.</w:t>
+        <w:t xml:space="preserve">Architected disaster recovery and data governance for clinical trial software supporting 10,000+ research sites across 45 countries with 5.5M monthly remote monitoring activities.</w:t>
+      </w:r>
+    </w:p>
+    <w:p>
+      <w:pPr>
+        <w:numPr>
+          <w:ilvl w:val="0"/>
+          <w:numId w:val="1004"/>
+        </w:numPr>
+        <w:pStyle w:val="Compact"/>
+      </w:pPr>
+      <w:r>
+        <w:t xml:space="preserve">Led teams of solutions architects and account managers through full sales cycles; trained engineers on entrepreneurship and built decentralized talent platforms for independent contractors.</w:t>
       </w:r>
     </w:p>
     <w:bookmarkEnd w:id="27"/>
@@ -407,7 +456,7 @@
         <w:pStyle w:val="Compact"/>
       </w:pPr>
       <w:r>
-        <w:t xml:space="preserve">Managed a portfolio of 10+ enterprise accounts — including Cox Enterprises, Cox Automotive, Equifax, NCR, Accenture, and Deloitte — delivering AI/ML architecture guidance, proof-of-concept development, and benchmarking to drive production adoption.</w:t>
+        <w:t xml:space="preserve">Managed a portfolio of 10+ enterprise accounts — including Cox Enterprises, Equifax, NCR, Accenture, and Deloitte — designing and integrating AI/ML solutions on AWS using SageMaker, Lex, and Comprehend.</w:t>
       </w:r>
     </w:p>
     <w:p>
@@ -419,7 +468,7 @@
         <w:pStyle w:val="Compact"/>
       </w:pPr>
       <w:r>
-        <w:t xml:space="preserve">Engaged nationally as a subject matter expert in AI and ML, authoring technical white papers and reference architectures and speaking at private and public AWS events.</w:t>
+        <w:t xml:space="preserve">Engaged nationally as an AI/ML subject matter expert, authoring technical white papers and reference architectures and delivering production-ready proof-of-concept solutions.</w:t>
       </w:r>
     </w:p>
     <w:p>
@@ -431,11 +480,63 @@
         <w:pStyle w:val="Compact"/>
       </w:pPr>
       <w:r>
-        <w:t xml:space="preserve">Partnered with C-suite executives on technical and business strategy — including go-to-market, cost management, and technical recruiting — driving AWS AI/ML adoption and revenue.</w:t>
+        <w:t xml:space="preserve">Partnered with C-suite executives to define technical and business strategies spanning go-to-market planning, cost optimization, and technical recruiting.</w:t>
       </w:r>
     </w:p>
     <w:bookmarkEnd w:id="28"/>
-    <w:bookmarkStart w:id="29" w:name="advanced-analytics-consultant"/>
+    <w:bookmarkStart w:id="29" w:name="senior-ai-engineer"/>
+    <w:p>
+      <w:pPr>
+        <w:pStyle w:val="Heading3"/>
+      </w:pPr>
+      <w:r>
+        <w:t xml:space="preserve">Senior AI Engineer</w:t>
+      </w:r>
+    </w:p>
+    <w:p>
+      <w:pPr>
+        <w:pStyle w:val="FirstParagraph"/>
+      </w:pPr>
+      <w:r>
+        <w:rPr>
+          <w:bCs/>
+          <w:b/>
+        </w:rPr>
+        <w:t xml:space="preserve">NeuroLex Labs</w:t>
+      </w:r>
+      <w:r>
+        <w:t xml:space="preserve"> </w:t>
+      </w:r>
+      <w:r>
+        <w:t xml:space="preserve">| Atlanta, GA | Jan 2018 – May 2020</w:t>
+      </w:r>
+    </w:p>
+    <w:p>
+      <w:pPr>
+        <w:numPr>
+          <w:ilvl w:val="0"/>
+          <w:numId w:val="1006"/>
+        </w:numPr>
+        <w:pStyle w:val="Compact"/>
+      </w:pPr>
+      <w:r>
+        <w:t xml:space="preserve">Architected automated ML pipelines for voice-based health diagnostics, processing text and audio data to support prediction and prevention of neurodegenerative diseases.</w:t>
+      </w:r>
+    </w:p>
+    <w:p>
+      <w:pPr>
+        <w:numPr>
+          <w:ilvl w:val="0"/>
+          <w:numId w:val="1006"/>
+        </w:numPr>
+        <w:pStyle w:val="Compact"/>
+      </w:pPr>
+      <w:r>
+        <w:t xml:space="preserve">Mentored international research fellows in the Tribe program and drove test-driven development practices across the engineering team.</w:t>
+      </w:r>
+    </w:p>
+    <w:bookmarkEnd w:id="29"/>
+    <w:bookmarkStart w:id="30" w:name="advanced-analytics-consultant"/>
     <w:p>
       <w:pPr>
         <w:pStyle w:val="Heading3"/>
@@ -466,28 +567,40 @@
       <w:pPr>
         <w:numPr>
           <w:ilvl w:val="0"/>
-          <w:numId w:val="1006"/>
-        </w:numPr>
-        <w:pStyle w:val="Compact"/>
-      </w:pPr>
-      <w:r>
-        <w:t xml:space="preserve">Delivered 7+ client engagements across healthcare and public sector, including a behavioral healthcare application generating $2M+ in revenue and statewide demand forecasting of crisis services across dozens of Georgia facilities.</w:t>
-      </w:r>
-    </w:p>
-    <w:p>
-      <w:pPr>
-        <w:numPr>
-          <w:ilvl w:val="0"/>
-          <w:numId w:val="1006"/>
-        </w:numPr>
-        <w:pStyle w:val="Compact"/>
-      </w:pPr>
-      <w:r>
-        <w:t xml:space="preserve">Recognized nationally as a subject matter expert in NLP and ML; grew the AI practice through workshops, technical presentations, and sales support across the Microsoft Azure and Cortana Intelligence ecosystems.</w:t>
-      </w:r>
-    </w:p>
-    <w:bookmarkEnd w:id="29"/>
-    <w:bookmarkStart w:id="30" w:name="software-engineer"/>
+          <w:numId w:val="1007"/>
+        </w:numPr>
+        <w:pStyle w:val="Compact"/>
+      </w:pPr>
+      <w:r>
+        <w:t xml:space="preserve">Delivered 7+ analytics engagements including a behavioral healthcare application generating $2M+ in revenue and statewide demand forecasting of crisis services across dozens of Georgia facilities.</w:t>
+      </w:r>
+    </w:p>
+    <w:p>
+      <w:pPr>
+        <w:numPr>
+          <w:ilvl w:val="0"/>
+          <w:numId w:val="1007"/>
+        </w:numPr>
+        <w:pStyle w:val="Compact"/>
+      </w:pPr>
+      <w:r>
+        <w:t xml:space="preserve">Recognized nationally as a subject matter expert in NLP and ML; delivered public presentations on Azure Machine Learning, conversational AI, and cloud bot architecture.</w:t>
+      </w:r>
+    </w:p>
+    <w:p>
+      <w:pPr>
+        <w:numPr>
+          <w:ilvl w:val="0"/>
+          <w:numId w:val="1007"/>
+        </w:numPr>
+        <w:pStyle w:val="Compact"/>
+      </w:pPr>
+      <w:r>
+        <w:t xml:space="preserve">Operationalized data science teams by transitioning experiments from isolated environments to automated, cloud-based production systems supporting seamless collaboration.</w:t>
+      </w:r>
+    </w:p>
+    <w:bookmarkEnd w:id="30"/>
+    <w:bookmarkStart w:id="31" w:name="software-engineer"/>
     <w:p>
       <w:pPr>
         <w:pStyle w:val="Heading3"/>
@@ -518,16 +631,28 @@
       <w:pPr>
         <w:numPr>
           <w:ilvl w:val="0"/>
-          <w:numId w:val="1007"/>
-        </w:numPr>
-        <w:pStyle w:val="Compact"/>
-      </w:pPr>
-      <w:r>
-        <w:t xml:space="preserve">Engineered full-stack marketing platform serving 16+ Fortune 500 clients (DirecTV, Verizon, AT&amp;T, Progressive, Liberty Mutual), developing proprietary CMS, experience management platform, and hundreds of high-traffic consumer-facing websites.</w:t>
-      </w:r>
-    </w:p>
-    <w:bookmarkEnd w:id="30"/>
-    <w:bookmarkStart w:id="31" w:name="senior-support-engineer"/>
+          <w:numId w:val="1008"/>
+        </w:numPr>
+        <w:pStyle w:val="Compact"/>
+      </w:pPr>
+      <w:r>
+        <w:t xml:space="preserve">Engineered full-stack marketing platform serving 16+ Fortune 500 clients including DirecTV, Verizon, AT&amp;T, and Liberty Mutual across hundreds of high-traffic consumer-facing websites.</w:t>
+      </w:r>
+    </w:p>
+    <w:p>
+      <w:pPr>
+        <w:numPr>
+          <w:ilvl w:val="0"/>
+          <w:numId w:val="1008"/>
+        </w:numPr>
+        <w:pStyle w:val="Compact"/>
+      </w:pPr>
+      <w:r>
+        <w:t xml:space="preserve">Won first place at HACKATHON clt, processing 140M+ rows of purchase data using Apache Spark and map-reduce algorithms for a crowdsourced delivery system.</w:t>
+      </w:r>
+    </w:p>
+    <w:bookmarkEnd w:id="31"/>
+    <w:bookmarkStart w:id="32" w:name="senior-support-engineer"/>
     <w:p>
       <w:pPr>
         <w:pStyle w:val="Heading3"/>
@@ -558,12 +683,24 @@
       <w:pPr>
         <w:numPr>
           <w:ilvl w:val="0"/>
-          <w:numId w:val="1008"/>
-        </w:numPr>
-        <w:pStyle w:val="Compact"/>
-      </w:pPr>
-      <w:r>
-        <w:t xml:space="preserve">Delivered advanced technical support for Fortune 100 clients (Chevron, Walmart, Disney, Bank of America, Intel, BlueCross BlueShield) across hundreds of high-impact web applications and server farms; nominated for Global Business Support’s</w:t>
+          <w:numId w:val="1009"/>
+        </w:numPr>
+        <w:pStyle w:val="Compact"/>
+      </w:pPr>
+      <w:r>
+        <w:t xml:space="preserve">Delivered advanced troubleshooting for hundreds of high-impact web applications and server farms serving tens of thousands of users at Fortune 100 clients including Chevron, Walmart, Disney, and BlueCross BlueShield.</w:t>
+      </w:r>
+    </w:p>
+    <w:p>
+      <w:pPr>
+        <w:numPr>
+          <w:ilvl w:val="0"/>
+          <w:numId w:val="1009"/>
+        </w:numPr>
+        <w:pStyle w:val="Compact"/>
+      </w:pPr>
+      <w:r>
+        <w:t xml:space="preserve">Nominated for Global Business Support’s</w:t>
       </w:r>
       <w:r>
         <w:t xml:space="preserve"> </w:t>
@@ -581,7 +718,7 @@
         <w:t xml:space="preserve"> </w:t>
       </w:r>
       <w:r>
-        <w:t xml:space="preserve">(2013).</w:t>
+        <w:t xml:space="preserve">(2013); graduated from the Microsoft Academy for College Hires (MACH) program.</w:t>
       </w:r>
     </w:p>
     <w:p>
@@ -591,9 +728,9 @@
         </w:pict>
       </w:r>
     </w:p>
-    <w:bookmarkEnd w:id="31"/>
     <w:bookmarkEnd w:id="32"/>
-    <w:bookmarkStart w:id="34" w:name="education"/>
+    <w:bookmarkEnd w:id="33"/>
+    <w:bookmarkStart w:id="35" w:name="education"/>
     <w:p>
       <w:pPr>
         <w:pStyle w:val="Heading2"/>
@@ -602,13 +739,13 @@
         <w:t xml:space="preserve">Education</w:t>
       </w:r>
     </w:p>
-    <w:bookmarkStart w:id="33" w:name="X340d7df26f98f1dc6d15f7fd940626b7f61e4a4"/>
+    <w:bookmarkStart w:id="34" w:name="bs-computer-science-ba-cognitive-science"/>
     <w:p>
       <w:pPr>
         <w:pStyle w:val="Heading3"/>
       </w:pPr>
       <w:r>
-        <w:t xml:space="preserve">Bachelor of Science, Computer Science (AI Emphasis) &amp; Bachelor of Arts, Cognitive Science (AI Focus)</w:t>
+        <w:t xml:space="preserve">BS, Computer Science | BA, Cognitive Science</w:t>
       </w:r>
     </w:p>
     <w:p>
@@ -632,7 +769,7 @@
         <w:t xml:space="preserve"> </w:t>
       </w:r>
       <w:r>
-        <w:t xml:space="preserve">Graduated Cum Laude. Dean’s List. HOPE Scholarship recipient.</w:t>
+        <w:t xml:space="preserve">Both degrees with specialization in Artificial Intelligence. Graduated Cum Laude. Dean’s List.</w:t>
       </w:r>
     </w:p>
     <w:p>
@@ -642,9 +779,9 @@
         </w:pict>
       </w:r>
     </w:p>
-    <w:bookmarkEnd w:id="33"/>
     <w:bookmarkEnd w:id="34"/>
-    <w:bookmarkStart w:id="35" w:name="technical-skills"/>
+    <w:bookmarkEnd w:id="35"/>
+    <w:bookmarkStart w:id="36" w:name="technical-skills"/>
     <w:p>
       <w:pPr>
         <w:pStyle w:val="Heading2"/>
@@ -668,7 +805,7 @@
         <w:t xml:space="preserve"> </w:t>
       </w:r>
       <w:r>
-        <w:t xml:space="preserve">Generative AI, Large Language Models, Multi-Agent Systems, NLP, Deep Learning, MLOps, Prompt Engineering, Predictive Analytics, Conversational AI</w:t>
+        <w:t xml:space="preserve">Generative AI, Large Language Models (LLMs), Multi-Agent Systems, Natural Language Processing, Deep Learning, MLOps, Predictive Analytics, Conversational AI, Prompt Engineering</w:t>
       </w:r>
     </w:p>
     <w:p>
@@ -686,7 +823,7 @@
         <w:t xml:space="preserve"> </w:t>
       </w:r>
       <w:r>
-        <w:t xml:space="preserve">AWS (Bedrock, SageMaker, ECS/EKS, Lambda, S3, DynamoDB, Glue, QuickSight, Step Functions), Microsoft Azure, Snowflake, Docker, Distributed Systems</w:t>
+        <w:t xml:space="preserve">AWS (Bedrock, SageMaker, ECS/EKS, Lambda, Step Functions, S3, Glue, DynamoDB, QuickSight), Microsoft Azure, Snowflake, Docker, Distributed Systems</w:t>
       </w:r>
     </w:p>
     <w:p>
@@ -704,7 +841,7 @@
         <w:t xml:space="preserve"> </w:t>
       </w:r>
       <w:r>
-        <w:t xml:space="preserve">dbt, PostgreSQL, Apache Kafka, Neo4j, ETL/CDC Pipelines, Data Warehousing, Data Governance, HIPAA/GDPR Compliance</w:t>
+        <w:t xml:space="preserve">ETL/CDC Pipelines, dbt, Apache Kafka, PostgreSQL, Neo4j, Data Governance, Data Privacy (HIPAA, GDPR, CCPA)</w:t>
       </w:r>
     </w:p>
     <w:p>
@@ -722,7 +859,7 @@
         <w:t xml:space="preserve"> </w:t>
       </w:r>
       <w:r>
-        <w:t xml:space="preserve">Python, SQL, JavaScript/TypeScript, C#, Bash, Java, PowerShell</w:t>
+        <w:t xml:space="preserve">Python, SQL, JavaScript, TypeScript, C#, Bash, Rust</w:t>
       </w:r>
     </w:p>
     <w:p>
@@ -740,7 +877,7 @@
         <w:t xml:space="preserve"> </w:t>
       </w:r>
       <w:r>
-        <w:t xml:space="preserve">Cursor AI, Claude Code, GitHub Copilot, LangChain, Ollama, n8n, Open WebUI, Amazon Bedrock, AWS SageMaker</w:t>
+        <w:t xml:space="preserve">Cursor AI, Claude Code, GitHub Copilot, LangChain, Ollama, n8n, Open WebUI, MCP Tools</w:t>
       </w:r>
     </w:p>
     <w:p>
@@ -758,7 +895,7 @@
         <w:t xml:space="preserve"> </w:t>
       </w:r>
       <w:r>
-        <w:t xml:space="preserve">Engineering Team Management, Solutions Architecture, AI Governance, Executive Coaching (93% client performance improvement), Agile/Scrum, Technical Pre-Sales</w:t>
+        <w:t xml:space="preserve">Engineering Team Management, Solutions Architecture, AI Governance, Executive Coaching, Agile/Scrum, Technical Recruiting</w:t>
       </w:r>
     </w:p>
     <w:p>
@@ -768,8 +905,8 @@
         </w:pict>
       </w:r>
     </w:p>
-    <w:bookmarkEnd w:id="35"/>
-    <w:bookmarkStart w:id="36" w:name="certifications"/>
+    <w:bookmarkEnd w:id="36"/>
+    <w:bookmarkStart w:id="37" w:name="certifications"/>
     <w:p>
       <w:pPr>
         <w:pStyle w:val="Heading2"/>
@@ -782,7 +919,7 @@
       <w:pPr>
         <w:numPr>
           <w:ilvl w:val="0"/>
-          <w:numId w:val="1009"/>
+          <w:numId w:val="1010"/>
         </w:numPr>
         <w:pStyle w:val="Compact"/>
       </w:pPr>
@@ -804,7 +941,7 @@
       <w:pPr>
         <w:numPr>
           <w:ilvl w:val="0"/>
-          <w:numId w:val="1009"/>
+          <w:numId w:val="1010"/>
         </w:numPr>
         <w:pStyle w:val="Compact"/>
       </w:pPr>
@@ -826,7 +963,7 @@
       <w:pPr>
         <w:numPr>
           <w:ilvl w:val="0"/>
-          <w:numId w:val="1009"/>
+          <w:numId w:val="1010"/>
         </w:numPr>
         <w:pStyle w:val="Compact"/>
       </w:pPr>
@@ -835,7 +972,7 @@
           <w:bCs/>
           <w:b/>
         </w:rPr>
-        <w:t xml:space="preserve">AWS Certified Machine Learning - Specialty</w:t>
+        <w:t xml:space="preserve">AWS Certified Machine Learning – Specialty</w:t>
       </w:r>
       <w:r>
         <w:t xml:space="preserve"> </w:t>
@@ -848,7 +985,7 @@
       <w:pPr>
         <w:numPr>
           <w:ilvl w:val="0"/>
-          <w:numId w:val="1009"/>
+          <w:numId w:val="1010"/>
         </w:numPr>
         <w:pStyle w:val="Compact"/>
       </w:pPr>
@@ -873,8 +1010,8 @@
         </w:pict>
       </w:r>
     </w:p>
-    <w:bookmarkEnd w:id="36"/>
-    <w:bookmarkStart w:id="40" w:name="projects"/>
+    <w:bookmarkEnd w:id="37"/>
+    <w:bookmarkStart w:id="42" w:name="projects"/>
     <w:p>
       <w:pPr>
         <w:pStyle w:val="Heading2"/>
@@ -883,12 +1020,12 @@
         <w:t xml:space="preserve">Projects</w:t>
       </w:r>
     </w:p>
-    <w:bookmarkStart w:id="38" w:name="modular-earth"/>
+    <w:bookmarkStart w:id="39" w:name="modular-earth"/>
     <w:p>
       <w:pPr>
         <w:pStyle w:val="Heading3"/>
       </w:pPr>
-      <w:hyperlink r:id="rId37">
+      <w:hyperlink r:id="rId38">
         <w:r>
           <w:rPr>
             <w:rStyle w:val="Hyperlink"/>
@@ -902,56 +1039,21 @@
         <w:pStyle w:val="FirstParagraph"/>
       </w:pPr>
       <w:r>
-        <w:t xml:space="preserve">Founded a not-for-profit building open-source AI agents to help working-class families generate wealth. Active projects include a career coaching assistant and financial planning assistant built on a privacy-preserving, local-first stack (Ollama, LangChain, n8n, Neo4j). Vision: deploy AI-as-a-public-service in local libraries at no cost.</w:t>
-      </w:r>
-    </w:p>
-    <w:bookmarkEnd w:id="38"/>
-    <w:bookmarkStart w:id="39" w:name="ai-engineering-assistant"/>
+        <w:t xml:space="preserve">Not-for-profit organization developing open-source AI agents to help working-class entrepreneurs generate wealth. Architectures enforce local-first, privacy-preserving, and decentralized design principles using Ollama, LangChain, n8n, and Neo4j. Vision: deploy AI-as-a-public-service in libraries nationwide at zero cost to job seekers.</w:t>
+      </w:r>
+    </w:p>
+    <w:bookmarkEnd w:id="39"/>
+    <w:bookmarkStart w:id="41" w:name="neona"/>
     <w:p>
       <w:pPr>
         <w:pStyle w:val="Heading3"/>
       </w:pPr>
-      <w:r>
-        <w:t xml:space="preserve">AI Engineering Assistant</w:t>
-      </w:r>
-    </w:p>
-    <w:p>
-      <w:pPr>
-        <w:pStyle w:val="FirstParagraph"/>
-      </w:pPr>
-      <w:r>
-        <w:t xml:space="preserve">Open-source prompt engineering and context engineering system that helps architects design agentic workflows for autonomous task execution. Integrates with Cursor and GitHub Copilot, providing step-by-step guidance, built-in validation, and self-improving prompt optimization.</w:t>
-      </w:r>
-    </w:p>
-    <w:p>
-      <w:r>
-        <w:pict>
-          <v:rect style="width:0;height:1.5pt" o:hralign="center" o:hrstd="t" o:hr="t"/>
-        </w:pict>
-      </w:r>
-    </w:p>
-    <w:bookmarkEnd w:id="39"/>
-    <w:bookmarkEnd w:id="40"/>
-    <w:bookmarkStart w:id="43" w:name="publications"/>
-    <w:p>
-      <w:pPr>
-        <w:pStyle w:val="Heading2"/>
-      </w:pPr>
-      <w:r>
-        <w:t xml:space="preserve">Publications</w:t>
-      </w:r>
-    </w:p>
-    <w:bookmarkStart w:id="42" w:name="X36e6df5517c0b35be4ec5913b2ce5d52853207f"/>
-    <w:p>
-      <w:pPr>
-        <w:pStyle w:val="Heading3"/>
-      </w:pPr>
-      <w:hyperlink r:id="rId41">
+      <w:hyperlink r:id="rId40">
         <w:r>
           <w:rPr>
             <w:rStyle w:val="Hyperlink"/>
           </w:rPr>
-          <w:t xml:space="preserve">Enhancing Collaborative Neuroimaging Research: COINSTAC Vaults for Federated Analysis and Reproducibility</w:t>
+          <w:t xml:space="preserve">Neona</w:t>
         </w:r>
       </w:hyperlink>
     </w:p>
@@ -960,12 +1062,52 @@
         <w:pStyle w:val="FirstParagraph"/>
       </w:pPr>
       <w:r>
-        <w:t xml:space="preserve">Frontiers in Neuroinformatics (Jun 2023). Co-authored peer-reviewed research on federated neuroimaging analysis, enabling multi-site research without sharing raw data while improving reproducibility and increasing sample sizes across institutions.</w:t>
-      </w:r>
-    </w:p>
+        <w:t xml:space="preserve">Educational conversational AI agent that teaches artificial intelligence concepts through interactive dialogue. Demonstrates end-to-end chatbot architecture from natural language understanding design to cloud deployment.</w:t>
+      </w:r>
+    </w:p>
+    <w:p>
+      <w:r>
+        <w:pict>
+          <v:rect style="width:0;height:1.5pt" o:hralign="center" o:hrstd="t" o:hr="t"/>
+        </w:pict>
+      </w:r>
+    </w:p>
+    <w:bookmarkEnd w:id="41"/>
     <w:bookmarkEnd w:id="42"/>
-    <w:bookmarkEnd w:id="43"/>
+    <w:bookmarkStart w:id="45" w:name="publications"/>
+    <w:p>
+      <w:pPr>
+        <w:pStyle w:val="Heading2"/>
+      </w:pPr>
+      <w:r>
+        <w:t xml:space="preserve">Publications</w:t>
+      </w:r>
+    </w:p>
+    <w:bookmarkStart w:id="44" w:name="X1492253e9ec77be8ebedbe9d75a5bf53043d789"/>
+    <w:p>
+      <w:pPr>
+        <w:pStyle w:val="Heading3"/>
+      </w:pPr>
+      <w:hyperlink r:id="rId43">
+        <w:r>
+          <w:rPr>
+            <w:rStyle w:val="Hyperlink"/>
+          </w:rPr>
+          <w:t xml:space="preserve">Enhancing Collaborative Neuroimaging Research: Introducing COINSTAC Vaults for Federated Analysis and Reproducibility</w:t>
+        </w:r>
+      </w:hyperlink>
+    </w:p>
+    <w:p>
+      <w:pPr>
+        <w:pStyle w:val="FirstParagraph"/>
+      </w:pPr>
+      <w:r>
+        <w:t xml:space="preserve">Frontiers in Neuroinformatics (Jun 2023). Co-authored peer-reviewed paper presenting COINSTAC Vaults for federated neuroimaging analysis, enabling researchers to analyze datasets without sharing raw data while improving reproducibility and increasing sample sizes across research institutions.</w:t>
+      </w:r>
+    </w:p>
     <w:bookmarkEnd w:id="44"/>
+    <w:bookmarkEnd w:id="45"/>
+    <w:bookmarkEnd w:id="46"/>
     <w:sectPr/>
   </w:body>
 </w:document>
@@ -1176,6 +1318,9 @@
     <w:abstractNumId w:val="991"/>
   </w:num>
   <w:num w:numId="1009">
+    <w:abstractNumId w:val="991"/>
+  </w:num>
+  <w:num w:numId="1010">
     <w:abstractNumId w:val="991"/>
   </w:num>
 </w:numbering>

--- a/public/Paul-Prae-Resume.docx
+++ b/public/Paul-Prae-Resume.docx
@@ -2,7 +2,7 @@
 <file path=word/document.xml><?xml version="1.0" encoding="utf-8"?>
 <w:document xmlns:w="http://schemas.openxmlformats.org/wordprocessingml/2006/main" xmlns:m="http://schemas.openxmlformats.org/officeDocument/2006/math" xmlns:r="http://schemas.openxmlformats.org/officeDocument/2006/relationships" xmlns:o="urn:schemas-microsoft-com:office:office" xmlns:v="urn:schemas-microsoft-com:vml" xmlns:w10="urn:schemas-microsoft-com:office:word" xmlns:a="http://schemas.openxmlformats.org/drawingml/2006/main" xmlns:pic="http://schemas.openxmlformats.org/drawingml/2006/picture" xmlns:wp="http://schemas.openxmlformats.org/drawingml/2006/wordprocessingDrawing">
   <w:body>
-    <w:bookmarkStart w:id="46" w:name="paul-prae"/>
+    <w:bookmarkStart w:id="44" w:name="paul-prae"/>
     <w:p>
       <w:pPr>
         <w:pStyle w:val="Heading1"/>
@@ -36,7 +36,7 @@
           <w:rPr>
             <w:rStyle w:val="Hyperlink"/>
           </w:rPr>
-          <w:t xml:space="preserve">LinkedIn</w:t>
+          <w:t xml:space="preserve">linkedin.com/in/paulprae</w:t>
         </w:r>
       </w:hyperlink>
       <w:r>
@@ -53,7 +53,7 @@
           <w:rPr>
             <w:rStyle w:val="Hyperlink"/>
           </w:rPr>
-          <w:t xml:space="preserve">GitHub</w:t>
+          <w:t xml:space="preserve">github.com/praeducer</w:t>
         </w:r>
       </w:hyperlink>
       <w:r>
@@ -95,7 +95,7 @@
         <w:pStyle w:val="FirstParagraph"/>
       </w:pPr>
       <w:r>
-        <w:t xml:space="preserve">AI engineering leader with 15 years of experience delivering enterprise-scale AI, ML, and data solutions for healthcare, life science, and financial services organizations. Established track record at Amazon Web Services, Microsoft, Booz Allen Hamilton, and Slalom Consulting — architecting production AI systems for Fortune 500 clients across HIPAA and FedRAMP-compliant environments. Currently builds AI agents and manages petabyte-scale healthcare data infrastructure at Arine, a WEF Technology Pioneer covering 50M+ health plan members. Combines full-stack technical depth — spanning data engineering, ML pipelines, and cloud architecture — with progressive engineering leadership, including training teams of up to 100 engineers on AI-first development and growing a consulting practice to $1.4M ARR.</w:t>
+        <w:t xml:space="preserve">AI and data engineering leader with 13+ years building production AI systems for healthcare, life sciences, and financial services. Track record of delivering enterprise solutions at AWS, Microsoft, Booz Allen Hamilton, and Slalom Consulting — from HIPAA-compliant data platforms processing petabytes of healthcare data to ML pipelines for clinical decision support covering 50M+ health plan members. Core expertise in AI agent development, cloud architecture (AWS, Azure), data engineering, and engineering team leadership. Currently building healthcare AI infrastructure and multi-agent systems at Arine, serving 45+ health plans nationwide.</w:t>
       </w:r>
     </w:p>
     <w:p>
@@ -151,7 +151,7 @@
         <w:pStyle w:val="Compact"/>
       </w:pPr>
       <w:r>
-        <w:t xml:space="preserve">Designed the AI DataOps Toolkit — an agentic development framework with AI governance standards, reference architectures, and change management procedures — for a WEF Technology Pioneer whose medication-optimization platform serves 45+ health plans covering 50M+ members.</w:t>
+        <w:t xml:space="preserve">Managed enterprise data platform on Snowflake and AWS, processing petabytes of healthcare data from hundreds of sources supporting Arine’s medication-optimization platform (45+ health plans, 50M+ members)</w:t>
       </w:r>
     </w:p>
     <w:p>
@@ -163,7 +163,7 @@
         <w:pStyle w:val="Compact"/>
       </w:pPr>
       <w:r>
-        <w:t xml:space="preserve">Developed HIPAA-compliant coding assistants including a Data Engineering Agent that autonomously generates, deploys, and tests ETL pipelines and a Dev Environment Setup Agent that eliminated multi-day onboarding processes.</w:t>
+        <w:t xml:space="preserve">Developed HIPAA-compliant AI coding assistants that transformed data operations — a Data Engineering Agent that autonomously generated, deployed, and tested ETL pipelines and a Dev Environment Agent that eliminated multi-day onboarding</w:t>
       </w:r>
     </w:p>
     <w:p>
@@ -175,7 +175,7 @@
         <w:pStyle w:val="Compact"/>
       </w:pPr>
       <w:r>
-        <w:t xml:space="preserve">Led AI enablement workshops training groups of up to 100 engineers on AI-first development and agentic coding workflows using Cursor AI, Claude Code, and GitHub Copilot.</w:t>
+        <w:t xml:space="preserve">Built observability pipeline for Arine’s autonomous pharmacist AI agent, ingesting production behavior data from DynamoDB into Snowflake, transforming with dbt, and visualizing metrics in QuickSight</w:t>
       </w:r>
     </w:p>
     <w:p>
@@ -187,19 +187,7 @@
         <w:pStyle w:val="Compact"/>
       </w:pPr>
       <w:r>
-        <w:t xml:space="preserve">Built an observability pipeline for Arine’s autonomous pharmacist AI agent — ingesting production behavior data from DynamoDB into Snowflake, transforming with dbt, and surfacing performance metrics in QuickSight dashboards.</w:t>
-      </w:r>
-    </w:p>
-    <w:p>
-      <w:pPr>
-        <w:numPr>
-          <w:ilvl w:val="0"/>
-          <w:numId w:val="1001"/>
-        </w:numPr>
-        <w:pStyle w:val="Compact"/>
-      </w:pPr>
-      <w:r>
-        <w:t xml:space="preserve">Managed the enterprise data platform on Snowflake and AWS, processing petabytes of healthcare data from hundreds of heterogeneous sources supporting downstream ML and AI systems core to the company’s products.</w:t>
+        <w:t xml:space="preserve">Led AI enablement workshops training up to 100 engineers on AI-first development; designed the AI DataOps Toolkit with governance standards, reference architectures, and change management procedures</w:t>
       </w:r>
     </w:p>
     <w:bookmarkEnd w:id="24"/>
@@ -239,7 +227,7 @@
         <w:pStyle w:val="Compact"/>
       </w:pPr>
       <w:r>
-        <w:t xml:space="preserve">Architected AI and analytics solutions at a Fortune 500 consulting firm ($9B+ revenue), enabling healthcare and life science clients to harness clinical, behavioral, and genomic data for population health and predictive medicine.</w:t>
+        <w:t xml:space="preserve">Led AI and analytics solution development at a Fortune 500 consulting firm ($9B+ revenue), designing products that harnessed clinical, behavioral, and genomic data for population health and predictive medicine across FedRAMP and HIPAA-compliant environments</w:t>
       </w:r>
     </w:p>
     <w:p>
@@ -251,7 +239,7 @@
         <w:pStyle w:val="Compact"/>
       </w:pPr>
       <w:r>
-        <w:t xml:space="preserve">Designed and deployed AI software products across FedRAMP and HIPAA-compliant environments, collaborating with cross-functional teams of engineers, data scientists, and domain experts.</w:t>
+        <w:t xml:space="preserve">Collaborated with cross-functional teams of engineers, data scientists, and domain experts to deliver AI solutions addressing algorithmic bias and data privacy risks in regulated healthcare settings</w:t>
       </w:r>
     </w:p>
     <w:p>
@@ -263,19 +251,7 @@
         <w:pStyle w:val="Compact"/>
       </w:pPr>
       <w:r>
-        <w:t xml:space="preserve">Mitigated algorithmic bias and data privacy risks in regulated healthcare AI deployments, ensuring compliance with clinical and regulatory requirements.</w:t>
-      </w:r>
-    </w:p>
-    <w:p>
-      <w:pPr>
-        <w:numPr>
-          <w:ilvl w:val="0"/>
-          <w:numId w:val="1002"/>
-        </w:numPr>
-        <w:pStyle w:val="Compact"/>
-      </w:pPr>
-      <w:r>
-        <w:t xml:space="preserve">Advised healthcare and life science leadership on AI transformation strategy, translating emerging technology capabilities into actionable roadmaps for clinical decision support.</w:t>
+        <w:t xml:space="preserve">Advised healthcare and life science clients on clinical, regulatory, and technology requirements for AI adoption in predictive medicine and research</w:t>
       </w:r>
     </w:p>
     <w:bookmarkEnd w:id="25"/>
@@ -315,20 +291,7 @@
         <w:pStyle w:val="Compact"/>
       </w:pPr>
       <w:r>
-        <w:t xml:space="preserve">Led architecture for COINSTAC, an open-source federated analysis platform for neuroimaging and genomics data with differential privacy, resulting in a peer-reviewed publication in</w:t>
-      </w:r>
-      <w:r>
-        <w:t xml:space="preserve"> </w:t>
-      </w:r>
-      <w:r>
-        <w:rPr>
-          <w:iCs/>
-          <w:i/>
-        </w:rPr>
-        <w:t xml:space="preserve">Frontiers in Neuroinformatics</w:t>
-      </w:r>
-      <w:r>
-        <w:t xml:space="preserve">.</w:t>
+        <w:t xml:space="preserve">Led architecture for COINSTAC, an open-source platform for federated neuroimaging and genomics research with differential privacy, contributing to a publication in Frontiers in Neuroinformatics</w:t>
       </w:r>
     </w:p>
     <w:p>
@@ -340,7 +303,7 @@
         <w:pStyle w:val="Compact"/>
       </w:pPr>
       <w:r>
-        <w:t xml:space="preserve">Architected AWS cloud infrastructure including GPU-focused compute for deep learning; served as Scrum master driving Agile ceremonies and cross-team collaboration.</w:t>
+        <w:t xml:space="preserve">Architected AWS cloud infrastructure including GPU compute for deep learning; drove product roadmap, Agile processes, and open-source community growth through SBIR grant writing and industry partnerships</w:t>
       </w:r>
     </w:p>
     <w:p>
@@ -352,7 +315,7 @@
         <w:pStyle w:val="Compact"/>
       </w:pPr>
       <w:r>
-        <w:t xml:space="preserve">Drove platform commercialization through user adoption efforts, open-source contributor recruitment, SBIR grant writing, and industry partnerships.</w:t>
+        <w:t xml:space="preserve">Developed neuroinformatics tools with research scientists, translating multimodal brain imaging and omics data into biomarkers for brain health and disease</w:t>
       </w:r>
     </w:p>
     <w:bookmarkEnd w:id="26"/>
@@ -392,7 +355,7 @@
         <w:pStyle w:val="Compact"/>
       </w:pPr>
       <w:r>
-        <w:t xml:space="preserve">Founded and scaled an AI consulting practice to $1.4M ARR from a $40K investment, delivering cloud-based AI and data solutions to healthcare, life science, and financial services clients.</w:t>
+        <w:t xml:space="preserve">Grew AI consulting business to $1.4M ARR from a $40K investment, delivering cloud-based AI and data solutions to healthcare, life science, and financial services clients</w:t>
       </w:r>
     </w:p>
     <w:p>
@@ -404,7 +367,7 @@
         <w:pStyle w:val="Compact"/>
       </w:pPr>
       <w:r>
-        <w:t xml:space="preserve">Architected disaster recovery and data governance for clinical trial software supporting 10,000+ research sites across 45 countries with 5.5M monthly remote monitoring activities.</w:t>
+        <w:t xml:space="preserve">Architected disaster recovery and data governance solutions for clinical trial software supporting 10,000+ research sites across 45 countries (5.5M remote monitoring activities monthly)</w:t>
       </w:r>
     </w:p>
     <w:p>
@@ -416,7 +379,7 @@
         <w:pStyle w:val="Compact"/>
       </w:pPr>
       <w:r>
-        <w:t xml:space="preserve">Led teams of solutions architects and account managers through full sales cycles; trained engineers on entrepreneurship and built decentralized talent platforms for independent contractors.</w:t>
+        <w:t xml:space="preserve">Led teams of solutions architects and account managers through full sales cycles; trained engineers on entrepreneurship and go-to-market strategy</w:t>
       </w:r>
     </w:p>
     <w:bookmarkEnd w:id="27"/>
@@ -456,7 +419,7 @@
         <w:pStyle w:val="Compact"/>
       </w:pPr>
       <w:r>
-        <w:t xml:space="preserve">Managed a portfolio of 10+ enterprise accounts — including Cox Enterprises, Equifax, NCR, Accenture, and Deloitte — designing and integrating AI/ML solutions on AWS using SageMaker, Lex, and Comprehend.</w:t>
+        <w:t xml:space="preserve">Managed portfolio of 10+ enterprise accounts including Cox Enterprises, Cox Automotive, Equifax, NCR, Accenture, and Deloitte — delivering AI/ML architecture guidance and proof-of-concept solutions that drove production adoption</w:t>
       </w:r>
     </w:p>
     <w:p>
@@ -468,7 +431,7 @@
         <w:pStyle w:val="Compact"/>
       </w:pPr>
       <w:r>
-        <w:t xml:space="preserve">Engaged nationally as an AI/ML subject matter expert, authoring technical white papers and reference architectures and delivering production-ready proof-of-concept solutions.</w:t>
+        <w:t xml:space="preserve">Engaged nationally as subject matter expert in AI and machine learning; authored technical white papers, reference architectures, and presented at public and private AWS events</w:t>
       </w:r>
     </w:p>
     <w:p>
@@ -480,7 +443,7 @@
         <w:pStyle w:val="Compact"/>
       </w:pPr>
       <w:r>
-        <w:t xml:space="preserve">Partnered with C-suite executives to define technical and business strategies spanning go-to-market planning, cost optimization, and technical recruiting.</w:t>
+        <w:t xml:space="preserve">Partnered with C-suite executives to define technical and business strategies including go-to-market planning, cost management, and technical recruiting</w:t>
       </w:r>
     </w:p>
     <w:bookmarkEnd w:id="28"/>
@@ -520,7 +483,7 @@
         <w:pStyle w:val="Compact"/>
       </w:pPr>
       <w:r>
-        <w:t xml:space="preserve">Architected automated ML pipelines for voice-based health diagnostics, processing text and audio data to support prediction and prevention of neurodegenerative diseases.</w:t>
+        <w:t xml:space="preserve">Architected automated ML pipelines for healthcare voice computing — collecting, cleaning, training, and deploying models processing text and audio data for neurodegenerative disease prediction</w:t>
       </w:r>
     </w:p>
     <w:p>
@@ -532,7 +495,7 @@
         <w:pStyle w:val="Compact"/>
       </w:pPr>
       <w:r>
-        <w:t xml:space="preserve">Mentored international research fellows in the Tribe program and drove test-driven development practices across the engineering team.</w:t>
+        <w:t xml:space="preserve">Mentored international research fellows in the Tribe program; drove test-driven development adoption and authored primary technical documentation</w:t>
       </w:r>
     </w:p>
     <w:bookmarkEnd w:id="29"/>
@@ -572,7 +535,7 @@
         <w:pStyle w:val="Compact"/>
       </w:pPr>
       <w:r>
-        <w:t xml:space="preserve">Delivered 7+ analytics engagements including a behavioral healthcare application generating $2M+ in revenue and statewide demand forecasting of crisis services across dozens of Georgia facilities.</w:t>
+        <w:t xml:space="preserve">Delivered 7+ client engagements generating $2M+ in revenue, including a statewide behavioral health demand forecasting system across Georgia and a chatbot assessment for a Fortune 100 insurance company</w:t>
       </w:r>
     </w:p>
     <w:p>
@@ -584,19 +547,7 @@
         <w:pStyle w:val="Compact"/>
       </w:pPr>
       <w:r>
-        <w:t xml:space="preserve">Recognized nationally as a subject matter expert in NLP and ML; delivered public presentations on Azure Machine Learning, conversational AI, and cloud bot architecture.</w:t>
-      </w:r>
-    </w:p>
-    <w:p>
-      <w:pPr>
-        <w:numPr>
-          <w:ilvl w:val="0"/>
-          <w:numId w:val="1007"/>
-        </w:numPr>
-        <w:pStyle w:val="Compact"/>
-      </w:pPr>
-      <w:r>
-        <w:t xml:space="preserve">Operationalized data science teams by transitioning experiments from isolated environments to automated, cloud-based production systems supporting seamless collaboration.</w:t>
+        <w:t xml:space="preserve">Recognized nationally as subject matter expert in NLP and machine learning; grew Slalom’s AI practice through workshops, marketing, and sales support across healthcare and public sector domains</w:t>
       </w:r>
     </w:p>
     <w:bookmarkEnd w:id="30"/>
@@ -636,19 +587,7 @@
         <w:pStyle w:val="Compact"/>
       </w:pPr>
       <w:r>
-        <w:t xml:space="preserve">Engineered full-stack marketing platform serving 16+ Fortune 500 clients including DirecTV, Verizon, AT&amp;T, and Liberty Mutual across hundreds of high-traffic consumer-facing websites.</w:t>
-      </w:r>
-    </w:p>
-    <w:p>
-      <w:pPr>
-        <w:numPr>
-          <w:ilvl w:val="0"/>
-          <w:numId w:val="1008"/>
-        </w:numPr>
-        <w:pStyle w:val="Compact"/>
-      </w:pPr>
-      <w:r>
-        <w:t xml:space="preserve">Won first place at HACKATHON clt, processing 140M+ rows of purchase data using Apache Spark and map-reduce algorithms for a crowdsourced delivery system.</w:t>
+        <w:t xml:space="preserve">Engineered full-stack marketing platform serving 16+ Fortune 500 clients (DirecTV, Verizon, AT&amp;T, Liberty Mutual, Progressive); won first place at HACKATHON clt processing 140M+ rows with Apache Spark</w:t>
       </w:r>
     </w:p>
     <w:bookmarkEnd w:id="31"/>
@@ -688,19 +627,7 @@
         <w:pStyle w:val="Compact"/>
       </w:pPr>
       <w:r>
-        <w:t xml:space="preserve">Delivered advanced troubleshooting for hundreds of high-impact web applications and server farms serving tens of thousands of users at Fortune 100 clients including Chevron, Walmart, Disney, and BlueCross BlueShield.</w:t>
-      </w:r>
-    </w:p>
-    <w:p>
-      <w:pPr>
-        <w:numPr>
-          <w:ilvl w:val="0"/>
-          <w:numId w:val="1009"/>
-        </w:numPr>
-        <w:pStyle w:val="Compact"/>
-      </w:pPr>
-      <w:r>
-        <w:t xml:space="preserve">Nominated for Global Business Support’s</w:t>
+        <w:t xml:space="preserve">Delivered advanced troubleshooting for Fortune 100 clients (Chevron, Walmart, Intel, Disney, Bank of America, BlueCross BlueShield) across hundreds of high-impact web applications; nominated for Global Business Support</w:t>
       </w:r>
       <w:r>
         <w:t xml:space="preserve"> </w:t>
@@ -718,7 +645,7 @@
         <w:t xml:space="preserve"> </w:t>
       </w:r>
       <w:r>
-        <w:t xml:space="preserve">(2013); graduated from the Microsoft Academy for College Hires (MACH) program.</w:t>
+        <w:t xml:space="preserve">(2013)</w:t>
       </w:r>
     </w:p>
     <w:p>
@@ -739,13 +666,13 @@
         <w:t xml:space="preserve">Education</w:t>
       </w:r>
     </w:p>
-    <w:bookmarkStart w:id="34" w:name="bs-computer-science-ba-cognitive-science"/>
+    <w:bookmarkStart w:id="34" w:name="X201b817957e91c36b4fb355559812bec5883038"/>
     <w:p>
       <w:pPr>
         <w:pStyle w:val="Heading3"/>
       </w:pPr>
       <w:r>
-        <w:t xml:space="preserve">BS, Computer Science | BA, Cognitive Science</w:t>
+        <w:t xml:space="preserve">Bachelor of Science, Computer Science (AI Emphasis) &amp; Bachelor of Arts, Cognitive Science (AI Foundation)</w:t>
       </w:r>
     </w:p>
     <w:p>
@@ -769,7 +696,7 @@
         <w:t xml:space="preserve"> </w:t>
       </w:r>
       <w:r>
-        <w:t xml:space="preserve">Both degrees with specialization in Artificial Intelligence. Graduated Cum Laude. Dean’s List.</w:t>
+        <w:t xml:space="preserve">Graduated Cum Laude | Dean’s List | Certificates in New Media and Music Business</w:t>
       </w:r>
     </w:p>
     <w:p>
@@ -805,7 +732,7 @@
         <w:t xml:space="preserve"> </w:t>
       </w:r>
       <w:r>
-        <w:t xml:space="preserve">Generative AI, Large Language Models (LLMs), Multi-Agent Systems, Natural Language Processing, Deep Learning, MLOps, Predictive Analytics, Conversational AI, Prompt Engineering</w:t>
+        <w:t xml:space="preserve">Generative AI, LLMs, Multi-Agent Systems, Deep Learning, NLP, Machine Learning, MLOps, Predictive Analytics, Prompt Engineering, Conversational AI</w:t>
       </w:r>
     </w:p>
     <w:p>
@@ -823,7 +750,7 @@
         <w:t xml:space="preserve"> </w:t>
       </w:r>
       <w:r>
-        <w:t xml:space="preserve">AWS (Bedrock, SageMaker, ECS/EKS, Lambda, Step Functions, S3, Glue, DynamoDB, QuickSight), Microsoft Azure, Snowflake, Docker, Distributed Systems</w:t>
+        <w:t xml:space="preserve">AWS (Bedrock, SageMaker, ECS/EKS, Lambda, Step Functions, S3, Glue, DynamoDB, QuickSight), Azure (Machine Learning, Bot Service, Cognitive Services), Snowflake, Docker, Distributed Systems</w:t>
       </w:r>
     </w:p>
     <w:p>
@@ -841,7 +768,7 @@
         <w:t xml:space="preserve"> </w:t>
       </w:r>
       <w:r>
-        <w:t xml:space="preserve">ETL/CDC Pipelines, dbt, Apache Kafka, PostgreSQL, Neo4j, Data Governance, Data Privacy (HIPAA, GDPR, CCPA)</w:t>
+        <w:t xml:space="preserve">Pipeline Architecture, CDC, ETL/ELT, dbt, Apache Kafka, PostgreSQL, Neo4j, Data Governance, HIPAA/GDPR Compliance</w:t>
       </w:r>
     </w:p>
     <w:p>
@@ -877,7 +804,7 @@
         <w:t xml:space="preserve"> </w:t>
       </w:r>
       <w:r>
-        <w:t xml:space="preserve">Cursor AI, Claude Code, GitHub Copilot, LangChain, Ollama, n8n, Open WebUI, MCP Tools</w:t>
+        <w:t xml:space="preserve">Cursor AI, Claude Code, GitHub Copilot, LangChain, Ollama, n8n, Open WebUI</w:t>
       </w:r>
     </w:p>
     <w:p>
@@ -889,13 +816,13 @@
           <w:bCs/>
           <w:b/>
         </w:rPr>
-        <w:t xml:space="preserve">Leadership &amp; Strategy:</w:t>
-      </w:r>
-      <w:r>
-        <w:t xml:space="preserve"> </w:t>
-      </w:r>
-      <w:r>
-        <w:t xml:space="preserve">Engineering Team Management, Solutions Architecture, AI Governance, Executive Coaching, Agile/Scrum, Technical Recruiting</w:t>
+        <w:t xml:space="preserve">Leadership &amp; Domain:</w:t>
+      </w:r>
+      <w:r>
+        <w:t xml:space="preserve"> </w:t>
+      </w:r>
+      <w:r>
+        <w:t xml:space="preserve">Engineering Team Management, AI Strategy &amp; Governance, Healthcare &amp; Life Sciences, Technical Pre-Sales, Hiring &amp; Mentorship, Agile/Scrum</w:t>
       </w:r>
     </w:p>
     <w:p>
@@ -1011,7 +938,7 @@
       </w:r>
     </w:p>
     <w:bookmarkEnd w:id="37"/>
-    <w:bookmarkStart w:id="42" w:name="projects"/>
+    <w:bookmarkStart w:id="40" w:name="projects"/>
     <w:p>
       <w:pPr>
         <w:pStyle w:val="Heading2"/>
@@ -1039,30 +966,7 @@
         <w:pStyle w:val="FirstParagraph"/>
       </w:pPr>
       <w:r>
-        <w:t xml:space="preserve">Not-for-profit organization developing open-source AI agents to help working-class entrepreneurs generate wealth. Architectures enforce local-first, privacy-preserving, and decentralized design principles using Ollama, LangChain, n8n, and Neo4j. Vision: deploy AI-as-a-public-service in libraries nationwide at zero cost to job seekers.</w:t>
-      </w:r>
-    </w:p>
-    <w:bookmarkEnd w:id="39"/>
-    <w:bookmarkStart w:id="41" w:name="neona"/>
-    <w:p>
-      <w:pPr>
-        <w:pStyle w:val="Heading3"/>
-      </w:pPr>
-      <w:hyperlink r:id="rId40">
-        <w:r>
-          <w:rPr>
-            <w:rStyle w:val="Hyperlink"/>
-          </w:rPr>
-          <w:t xml:space="preserve">Neona</w:t>
-        </w:r>
-      </w:hyperlink>
-    </w:p>
-    <w:p>
-      <w:pPr>
-        <w:pStyle w:val="FirstParagraph"/>
-      </w:pPr>
-      <w:r>
-        <w:t xml:space="preserve">Educational conversational AI agent that teaches artificial intelligence concepts through interactive dialogue. Demonstrates end-to-end chatbot architecture from natural language understanding design to cloud deployment.</w:t>
+        <w:t xml:space="preserve">Not-for-profit organization building free, open-source AI agents to help working-class entrepreneurs generate wealth. Active projects include a career strategy assistant and a financial planning agent built on a local-first, privacy-preserving stack (Ollama, LangChain, n8n, Neo4j, Tauri). Vision: deploy AI-as-a-public-service in local libraries at no cost.</w:t>
       </w:r>
     </w:p>
     <w:p>
@@ -1072,9 +976,9 @@
         </w:pict>
       </w:r>
     </w:p>
-    <w:bookmarkEnd w:id="41"/>
-    <w:bookmarkEnd w:id="42"/>
-    <w:bookmarkStart w:id="45" w:name="publications"/>
+    <w:bookmarkEnd w:id="39"/>
+    <w:bookmarkEnd w:id="40"/>
+    <w:bookmarkStart w:id="43" w:name="publications"/>
     <w:p>
       <w:pPr>
         <w:pStyle w:val="Heading2"/>
@@ -1083,12 +987,12 @@
         <w:t xml:space="preserve">Publications</w:t>
       </w:r>
     </w:p>
-    <w:bookmarkStart w:id="44" w:name="X1492253e9ec77be8ebedbe9d75a5bf53043d789"/>
+    <w:bookmarkStart w:id="42" w:name="X1492253e9ec77be8ebedbe9d75a5bf53043d789"/>
     <w:p>
       <w:pPr>
         <w:pStyle w:val="Heading3"/>
       </w:pPr>
-      <w:hyperlink r:id="rId43">
+      <w:hyperlink r:id="rId41">
         <w:r>
           <w:rPr>
             <w:rStyle w:val="Hyperlink"/>
@@ -1102,12 +1006,12 @@
         <w:pStyle w:val="FirstParagraph"/>
       </w:pPr>
       <w:r>
-        <w:t xml:space="preserve">Frontiers in Neuroinformatics (Jun 2023). Co-authored peer-reviewed paper presenting COINSTAC Vaults for federated neuroimaging analysis, enabling researchers to analyze datasets without sharing raw data while improving reproducibility and increasing sample sizes across research institutions.</w:t>
-      </w:r>
-    </w:p>
+        <w:t xml:space="preserve">Frontiers in Neuroinformatics (Jun 2023). Co-authored paper presenting COINSTAC Vaults, a platform for federated neuroimaging analysis with differential privacy, enabling multi-site research collaboration without sharing raw data.</w:t>
+      </w:r>
+    </w:p>
+    <w:bookmarkEnd w:id="42"/>
+    <w:bookmarkEnd w:id="43"/>
     <w:bookmarkEnd w:id="44"/>
-    <w:bookmarkEnd w:id="45"/>
-    <w:bookmarkEnd w:id="46"/>
     <w:sectPr/>
   </w:body>
 </w:document>

--- a/public/Paul-Prae-Resume.docx
+++ b/public/Paul-Prae-Resume.docx
@@ -26,7 +26,7 @@
         <w:t xml:space="preserve"> </w:t>
       </w:r>
       <w:r>
-        <w:t xml:space="preserve">| Buford, GA | hireme@paulprae.com |</w:t>
+        <w:t xml:space="preserve">| Atlanta, GA | hireme@paulprae.com |</w:t>
       </w:r>
       <w:r>
         <w:t xml:space="preserve"> </w:t>
@@ -36,7 +36,7 @@
           <w:rPr>
             <w:rStyle w:val="Hyperlink"/>
           </w:rPr>
-          <w:t xml:space="preserve">linkedin.com/in/paulprae</w:t>
+          <w:t xml:space="preserve">LinkedIn</w:t>
         </w:r>
       </w:hyperlink>
       <w:r>
@@ -53,7 +53,7 @@
           <w:rPr>
             <w:rStyle w:val="Hyperlink"/>
           </w:rPr>
-          <w:t xml:space="preserve">github.com/praeducer</w:t>
+          <w:t xml:space="preserve">GitHub</w:t>
         </w:r>
       </w:hyperlink>
       <w:r>
@@ -95,7 +95,7 @@
         <w:pStyle w:val="FirstParagraph"/>
       </w:pPr>
       <w:r>
-        <w:t xml:space="preserve">AI and data engineering leader with 13+ years building production AI systems for healthcare, life sciences, and financial services. Track record of delivering enterprise solutions at AWS, Microsoft, Booz Allen Hamilton, and Slalom Consulting — from HIPAA-compliant data platforms processing petabytes of healthcare data to ML pipelines for clinical decision support covering 50M+ health plan members. Core expertise in AI agent development, cloud architecture (AWS, Azure), data engineering, and engineering team leadership. Currently building healthcare AI infrastructure and multi-agent systems at Arine, serving 45+ health plans nationwide.</w:t>
+        <w:t xml:space="preserve">AI and data engineering leader with 13+ years building production systems for healthcare, life sciences, and financial services. Currently managing enterprise healthcare data infrastructure and developing AI agents at Arine, a platform serving 45+ health plans and &gt;30M members. Previously held senior AI roles at Booz Allen Hamilton, Amazon Web Services, and Slalom Consulting, delivering solutions for Fortune 500 clients across HIPAA and FedRAMP environments. Deep technical expertise spanning cloud architecture (AWS, Azure), data platforms (Snowflake, PostgreSQL, dbt), and AI systems (LLMs, multi-agent frameworks, generative AI).</w:t>
       </w:r>
     </w:p>
     <w:p>
@@ -151,7 +151,7 @@
         <w:pStyle w:val="Compact"/>
       </w:pPr>
       <w:r>
-        <w:t xml:space="preserve">Managed enterprise data platform on Snowflake and AWS, processing petabytes of healthcare data from hundreds of sources supporting Arine’s medication-optimization platform (45+ health plans, 50M+ members)</w:t>
+        <w:t xml:space="preserve">Managed enterprise data platform on Snowflake and AWS, processing petabytes of healthcare data from hundreds of sources for Arine’s medication-optimization platform (Inc. 5000 #5 in AI, 45+ health plans, &gt;30M client members)</w:t>
       </w:r>
     </w:p>
     <w:p>
@@ -163,7 +163,7 @@
         <w:pStyle w:val="Compact"/>
       </w:pPr>
       <w:r>
-        <w:t xml:space="preserve">Developed HIPAA-compliant AI coding assistants that transformed data operations — a Data Engineering Agent that autonomously generated, deployed, and tested ETL pipelines and a Dev Environment Agent that eliminated multi-day onboarding</w:t>
+        <w:t xml:space="preserve">Developed HIPAA-compliant AI coding assistants — a Data Engineering Agent that autonomously generated, deployed, and tested ETL pipelines, and a Dev Environment Agent that eliminated multi-day developer onboarding</w:t>
       </w:r>
     </w:p>
     <w:p>
@@ -175,7 +175,7 @@
         <w:pStyle w:val="Compact"/>
       </w:pPr>
       <w:r>
-        <w:t xml:space="preserve">Built observability pipeline for Arine’s autonomous pharmacist AI agent, ingesting production behavior data from DynamoDB into Snowflake, transforming with dbt, and visualizing metrics in QuickSight</w:t>
+        <w:t xml:space="preserve">Built observability pipeline for Arine’s autonomous pharmacist AI agent, ingesting production behavior data from DynamoDB into Snowflake, transforming with dbt, and visualizing metrics in QuickSight dashboards</w:t>
       </w:r>
     </w:p>
     <w:p>
@@ -188,6 +188,18 @@
       </w:pPr>
       <w:r>
         <w:t xml:space="preserve">Led AI enablement workshops training up to 100 engineers on AI-first development; designed the AI DataOps Toolkit with governance standards, reference architectures, and change management procedures</w:t>
+      </w:r>
+    </w:p>
+    <w:p>
+      <w:pPr>
+        <w:numPr>
+          <w:ilvl w:val="0"/>
+          <w:numId w:val="1001"/>
+        </w:numPr>
+        <w:pStyle w:val="Compact"/>
+      </w:pPr>
+      <w:r>
+        <w:t xml:space="preserve">Built high-throughput CDC pipelines from PostgreSQL to Snowflake using serverless, event-driven architectures (Lambda, Step Functions, EventBridge)</w:t>
       </w:r>
     </w:p>
     <w:bookmarkEnd w:id="24"/>
@@ -227,7 +239,7 @@
         <w:pStyle w:val="Compact"/>
       </w:pPr>
       <w:r>
-        <w:t xml:space="preserve">Led AI and analytics solution development at a Fortune 500 consulting firm ($9B+ revenue), designing products that harnessed clinical, behavioral, and genomic data for population health and predictive medicine across FedRAMP and HIPAA-compliant environments</w:t>
+        <w:t xml:space="preserve">Led AI and analytics solution development at a Fortune 500 firm (27,000+ employees, $9B+ revenue), designing AI products harnessing clinical, behavioral, and genomic data for population health and predictive medicine</w:t>
       </w:r>
     </w:p>
     <w:p>
@@ -239,7 +251,7 @@
         <w:pStyle w:val="Compact"/>
       </w:pPr>
       <w:r>
-        <w:t xml:space="preserve">Collaborated with cross-functional teams of engineers, data scientists, and domain experts to deliver AI solutions addressing algorithmic bias and data privacy risks in regulated healthcare settings</w:t>
+        <w:t xml:space="preserve">Delivered AI solutions across FedRAMP and HIPAA-compliant environments, collaborating with cross-functional teams of engineers, data scientists, and healthcare domain experts</w:t>
       </w:r>
     </w:p>
     <w:p>
@@ -251,7 +263,7 @@
         <w:pStyle w:val="Compact"/>
       </w:pPr>
       <w:r>
-        <w:t xml:space="preserve">Advised healthcare and life science clients on clinical, regulatory, and technology requirements for AI adoption in predictive medicine and research</w:t>
+        <w:t xml:space="preserve">Guided healthcare and life science clients on responsible AI deployment, addressing algorithmic bias, data privacy, and regulatory compliance</w:t>
       </w:r>
     </w:p>
     <w:bookmarkEnd w:id="25"/>
@@ -291,7 +303,7 @@
         <w:pStyle w:val="Compact"/>
       </w:pPr>
       <w:r>
-        <w:t xml:space="preserve">Led architecture for COINSTAC, an open-source platform for federated neuroimaging and genomics research with differential privacy, contributing to a publication in Frontiers in Neuroinformatics</w:t>
+        <w:t xml:space="preserve">Served as tech lead for COINSTAC, an open-source federated analysis platform for neuroimaging and genomics data with differential privacy; co-authored peer-reviewed paper in Frontiers in Neuroinformatics</w:t>
       </w:r>
     </w:p>
     <w:p>
@@ -303,7 +315,7 @@
         <w:pStyle w:val="Compact"/>
       </w:pPr>
       <w:r>
-        <w:t xml:space="preserve">Architected AWS cloud infrastructure including GPU compute for deep learning; drove product roadmap, Agile processes, and open-source community growth through SBIR grant writing and industry partnerships</w:t>
+        <w:t xml:space="preserve">Architected AWS cloud infrastructure with GPU-focused compute for deep learning on brain imaging and omics data</w:t>
       </w:r>
     </w:p>
     <w:p>
@@ -315,7 +327,7 @@
         <w:pStyle w:val="Compact"/>
       </w:pPr>
       <w:r>
-        <w:t xml:space="preserve">Developed neuroinformatics tools with research scientists, translating multimodal brain imaging and omics data into biomarkers for brain health and disease</w:t>
+        <w:t xml:space="preserve">Drove platform growth through open-source contributor recruitment, SBIR grant writing, and industry partnerships</w:t>
       </w:r>
     </w:p>
     <w:bookmarkEnd w:id="26"/>
@@ -355,7 +367,7 @@
         <w:pStyle w:val="Compact"/>
       </w:pPr>
       <w:r>
-        <w:t xml:space="preserve">Grew AI consulting business to $1.4M ARR from a $40K investment, delivering cloud-based AI and data solutions to healthcare, life science, and financial services clients</w:t>
+        <w:t xml:space="preserve">Grew AI consulting business to $1.4M ARR from a $40K investment, delivering cloud-based AI and data solutions for healthcare, life science, and financial services clients</w:t>
       </w:r>
     </w:p>
     <w:p>
@@ -367,19 +379,7 @@
         <w:pStyle w:val="Compact"/>
       </w:pPr>
       <w:r>
-        <w:t xml:space="preserve">Architected disaster recovery and data governance solutions for clinical trial software supporting 10,000+ research sites across 45 countries (5.5M remote monitoring activities monthly)</w:t>
-      </w:r>
-    </w:p>
-    <w:p>
-      <w:pPr>
-        <w:numPr>
-          <w:ilvl w:val="0"/>
-          <w:numId w:val="1004"/>
-        </w:numPr>
-        <w:pStyle w:val="Compact"/>
-      </w:pPr>
-      <w:r>
-        <w:t xml:space="preserve">Led teams of solutions architects and account managers through full sales cycles; trained engineers on entrepreneurship and go-to-market strategy</w:t>
+        <w:t xml:space="preserve">Architected disaster recovery and data governance solutions for clinical trial software supporting 10,000+ research sites across 45 countries with 5.5M monthly remote monitoring activities</w:t>
       </w:r>
     </w:p>
     <w:bookmarkEnd w:id="27"/>
@@ -419,7 +419,7 @@
         <w:pStyle w:val="Compact"/>
       </w:pPr>
       <w:r>
-        <w:t xml:space="preserve">Managed portfolio of 10+ enterprise accounts including Cox Enterprises, Cox Automotive, Equifax, NCR, Accenture, and Deloitte — delivering AI/ML architecture guidance and proof-of-concept solutions that drove production adoption</w:t>
+        <w:t xml:space="preserve">Managed portfolio of 10+ enterprise accounts including Cox Enterprises, Cox Automotive, Equifax, NCR, Accenture, and Deloitte, providing prescriptive AI/ML architecture guidance on the AWS platform</w:t>
       </w:r>
     </w:p>
     <w:p>
@@ -431,7 +431,7 @@
         <w:pStyle w:val="Compact"/>
       </w:pPr>
       <w:r>
-        <w:t xml:space="preserve">Engaged nationally as subject matter expert in AI and machine learning; authored technical white papers, reference architectures, and presented at public and private AWS events</w:t>
+        <w:t xml:space="preserve">Engaged nationally as a subject matter expert in AI and machine learning, authoring technical white papers, reference architectures, and proof-of-concept solutions that drove production adoption</w:t>
       </w:r>
     </w:p>
     <w:p>
@@ -443,7 +443,7 @@
         <w:pStyle w:val="Compact"/>
       </w:pPr>
       <w:r>
-        <w:t xml:space="preserve">Partnered with C-suite executives to define technical and business strategies including go-to-market planning, cost management, and technical recruiting</w:t>
+        <w:t xml:space="preserve">Partnered with C-suite executives on technical and business strategy including go-to-market, cost management, and technical recruiting; spoke at public and private AWS events</w:t>
       </w:r>
     </w:p>
     <w:bookmarkEnd w:id="28"/>
@@ -495,7 +495,7 @@
         <w:pStyle w:val="Compact"/>
       </w:pPr>
       <w:r>
-        <w:t xml:space="preserve">Mentored international research fellows in the Tribe program; drove test-driven development adoption and authored primary technical documentation</w:t>
+        <w:t xml:space="preserve">Drove test-driven development adoption across the engineering team; mentored research fellows in the Tribe program focused on prediction and prevention of neurodegenerative diseases</w:t>
       </w:r>
     </w:p>
     <w:bookmarkEnd w:id="29"/>
@@ -535,7 +535,7 @@
         <w:pStyle w:val="Compact"/>
       </w:pPr>
       <w:r>
-        <w:t xml:space="preserve">Delivered 7+ client engagements generating $2M+ in revenue, including a statewide behavioral health demand forecasting system across Georgia and a chatbot assessment for a Fortune 100 insurance company</w:t>
+        <w:t xml:space="preserve">Delivered 7+ client engagements generating $2M+ in revenue, including a behavioral healthcare application and a statewide demand forecasting system for behavioral health crisis services across Georgia</w:t>
       </w:r>
     </w:p>
     <w:p>
@@ -547,7 +547,7 @@
         <w:pStyle w:val="Compact"/>
       </w:pPr>
       <w:r>
-        <w:t xml:space="preserve">Recognized nationally as subject matter expert in NLP and machine learning; grew Slalom’s AI practice through workshops, marketing, and sales support across healthcare and public sector domains</w:t>
+        <w:t xml:space="preserve">Built conversational AI assessment comparing Azure Bot Service to Amazon Lex for a Fortune 100 insurance company; recognized nationally as a subject matter expert in NLP and machine learning</w:t>
       </w:r>
     </w:p>
     <w:bookmarkEnd w:id="30"/>
@@ -587,7 +587,7 @@
         <w:pStyle w:val="Compact"/>
       </w:pPr>
       <w:r>
-        <w:t xml:space="preserve">Engineered full-stack marketing platform serving 16+ Fortune 500 clients (DirecTV, Verizon, AT&amp;T, Liberty Mutual, Progressive); won first place at HACKATHON clt processing 140M+ rows with Apache Spark</w:t>
+        <w:t xml:space="preserve">Engineered full-stack marketing platform serving 16+ Fortune 500 clients (DirecTV, Verizon, AT&amp;T, Liberty Mutual, Progressive) across hundreds of high-traffic consumer-facing sites</w:t>
       </w:r>
     </w:p>
     <w:bookmarkEnd w:id="31"/>
@@ -627,7 +627,7 @@
         <w:pStyle w:val="Compact"/>
       </w:pPr>
       <w:r>
-        <w:t xml:space="preserve">Delivered advanced troubleshooting for Fortune 100 clients (Chevron, Walmart, Intel, Disney, Bank of America, BlueCross BlueShield) across hundreds of high-impact web applications; nominated for Global Business Support</w:t>
+        <w:t xml:space="preserve">Delivered advanced technical support to Fortune 100 clients (Chevron, Walmart, Disney, Intel, DoD) for hundreds of high-impact web applications and server farms; MACH Program graduate, nominated for</w:t>
       </w:r>
       <w:r>
         <w:t xml:space="preserve"> </w:t>
@@ -645,7 +645,7 @@
         <w:t xml:space="preserve"> </w:t>
       </w:r>
       <w:r>
-        <w:t xml:space="preserve">(2013)</w:t>
+        <w:t xml:space="preserve">2013</w:t>
       </w:r>
     </w:p>
     <w:p>
@@ -666,13 +666,13 @@
         <w:t xml:space="preserve">Education</w:t>
       </w:r>
     </w:p>
-    <w:bookmarkStart w:id="34" w:name="X201b817957e91c36b4fb355559812bec5883038"/>
+    <w:bookmarkStart w:id="34" w:name="X448bda08627122279ce47d294c4e7edd5af5506"/>
     <w:p>
       <w:pPr>
         <w:pStyle w:val="Heading3"/>
       </w:pPr>
       <w:r>
-        <w:t xml:space="preserve">Bachelor of Science, Computer Science (AI Emphasis) &amp; Bachelor of Arts, Cognitive Science (AI Foundation)</w:t>
+        <w:t xml:space="preserve">BS, Computer Science (AI Emphasis) &amp; BA, Cognitive Science (AI Foundation)</w:t>
       </w:r>
     </w:p>
     <w:p>
@@ -696,7 +696,7 @@
         <w:t xml:space="preserve"> </w:t>
       </w:r>
       <w:r>
-        <w:t xml:space="preserve">Graduated Cum Laude | Dean’s List | Certificates in New Media and Music Business</w:t>
+        <w:t xml:space="preserve">Graduated Cum Laude | Dean’s List | HOPE Scholarship</w:t>
       </w:r>
     </w:p>
     <w:p>
@@ -732,7 +732,7 @@
         <w:t xml:space="preserve"> </w:t>
       </w:r>
       <w:r>
-        <w:t xml:space="preserve">Generative AI, LLMs, Multi-Agent Systems, Deep Learning, NLP, Machine Learning, MLOps, Predictive Analytics, Prompt Engineering, Conversational AI</w:t>
+        <w:t xml:space="preserve">Generative AI, Large Language Models (LLMs), Multi-Agent Systems, Natural Language Processing, MLOps, Deep Learning, Prompt Engineering, Predictive Analytics</w:t>
       </w:r>
     </w:p>
     <w:p>
@@ -750,7 +750,7 @@
         <w:t xml:space="preserve"> </w:t>
       </w:r>
       <w:r>
-        <w:t xml:space="preserve">AWS (Bedrock, SageMaker, ECS/EKS, Lambda, Step Functions, S3, Glue, DynamoDB, QuickSight), Azure (Machine Learning, Bot Service, Cognitive Services), Snowflake, Docker, Distributed Systems</w:t>
+        <w:t xml:space="preserve">AWS (Bedrock, SageMaker, ECS/EKS, Lambda, Step Functions, S3, DynamoDB, Glue, QuickSight), Microsoft Azure, Snowflake, Docker, Distributed Systems</w:t>
       </w:r>
     </w:p>
     <w:p>
@@ -768,7 +768,7 @@
         <w:t xml:space="preserve"> </w:t>
       </w:r>
       <w:r>
-        <w:t xml:space="preserve">Pipeline Architecture, CDC, ETL/ELT, dbt, Apache Kafka, PostgreSQL, Neo4j, Data Governance, HIPAA/GDPR Compliance</w:t>
+        <w:t xml:space="preserve">PostgreSQL, dbt, Apache Kafka, ETL/CDC Pipelines, Data Governance, HIPAA/FedRAMP Compliance, Differential Privacy</w:t>
       </w:r>
     </w:p>
     <w:p>
@@ -786,7 +786,7 @@
         <w:t xml:space="preserve"> </w:t>
       </w:r>
       <w:r>
-        <w:t xml:space="preserve">Python, SQL, JavaScript, TypeScript, C#, Bash, Rust</w:t>
+        <w:t xml:space="preserve">Python, SQL, JavaScript, TypeScript, C#, Bash</w:t>
       </w:r>
     </w:p>
     <w:p>
@@ -798,13 +798,13 @@
           <w:bCs/>
           <w:b/>
         </w:rPr>
-        <w:t xml:space="preserve">AI Tools &amp; Frameworks:</w:t>
-      </w:r>
-      <w:r>
-        <w:t xml:space="preserve"> </w:t>
-      </w:r>
-      <w:r>
-        <w:t xml:space="preserve">Cursor AI, Claude Code, GitHub Copilot, LangChain, Ollama, n8n, Open WebUI</w:t>
+        <w:t xml:space="preserve">AI Development Tools:</w:t>
+      </w:r>
+      <w:r>
+        <w:t xml:space="preserve"> </w:t>
+      </w:r>
+      <w:r>
+        <w:t xml:space="preserve">Cursor AI, Claude Code, GitHub Copilot, LangChain, Ollama, n8n, Neo4j, MCP</w:t>
       </w:r>
     </w:p>
     <w:p>
@@ -816,13 +816,13 @@
           <w:bCs/>
           <w:b/>
         </w:rPr>
-        <w:t xml:space="preserve">Leadership &amp; Domain:</w:t>
-      </w:r>
-      <w:r>
-        <w:t xml:space="preserve"> </w:t>
-      </w:r>
-      <w:r>
-        <w:t xml:space="preserve">Engineering Team Management, AI Strategy &amp; Governance, Healthcare &amp; Life Sciences, Technical Pre-Sales, Hiring &amp; Mentorship, Agile/Scrum</w:t>
+        <w:t xml:space="preserve">Leadership &amp; Strategy:</w:t>
+      </w:r>
+      <w:r>
+        <w:t xml:space="preserve"> </w:t>
+      </w:r>
+      <w:r>
+        <w:t xml:space="preserve">Engineering Team Management, AI Strategy &amp; Governance, Executive Coaching, Technical Pre-Sales, Training Delivery</w:t>
       </w:r>
     </w:p>
     <w:p>
@@ -966,7 +966,7 @@
         <w:pStyle w:val="FirstParagraph"/>
       </w:pPr>
       <w:r>
-        <w:t xml:space="preserve">Not-for-profit organization building free, open-source AI agents to help working-class entrepreneurs generate wealth. Active projects include a career strategy assistant and a financial planning agent built on a local-first, privacy-preserving stack (Ollama, LangChain, n8n, Neo4j, Tauri). Vision: deploy AI-as-a-public-service in local libraries at no cost.</w:t>
+        <w:t xml:space="preserve">Not-for-profit open-source initiative building AI agents to help working-class families generate wealth. Active projects include a career strategy assistant and a financial planning assistant built on a local-first, privacy-first stack (Ollama, LangChain, n8n, Neo4j) with zero cloud dependency.</w:t>
       </w:r>
     </w:p>
     <w:p>
@@ -1006,7 +1006,7 @@
         <w:pStyle w:val="FirstParagraph"/>
       </w:pPr>
       <w:r>
-        <w:t xml:space="preserve">Frontiers in Neuroinformatics (Jun 2023). Co-authored paper presenting COINSTAC Vaults, a platform for federated neuroimaging analysis with differential privacy, enabling multi-site research collaboration without sharing raw data.</w:t>
+        <w:t xml:space="preserve">Frontiers in Neuroinformatics (Jun 2023). Co-authored peer-reviewed paper on federated analysis infrastructure enabling privacy-preserving neuroimaging research across institutions without sharing raw data.</w:t>
       </w:r>
     </w:p>
     <w:bookmarkEnd w:id="42"/>

--- a/public/Paul-Prae-Resume.docx
+++ b/public/Paul-Prae-Resume.docx
@@ -26,7 +26,7 @@
         <w:t xml:space="preserve"> </w:t>
       </w:r>
       <w:r>
-        <w:t xml:space="preserve">| Atlanta, GA | hireme@paulprae.com |</w:t>
+        <w:t xml:space="preserve">| Buford, GA | hireme@paulprae.com |</w:t>
       </w:r>
       <w:r>
         <w:t xml:space="preserve"> </w:t>
@@ -95,7 +95,7 @@
         <w:pStyle w:val="FirstParagraph"/>
       </w:pPr>
       <w:r>
-        <w:t xml:space="preserve">AI and data engineering leader with 13+ years building production systems for healthcare, life sciences, and financial services. Currently managing enterprise healthcare data infrastructure and developing AI agents at Arine, a platform serving 45+ health plans and &gt;30M members. Previously held senior AI roles at Booz Allen Hamilton, Amazon Web Services, and Slalom Consulting, delivering solutions for Fortune 500 clients across HIPAA and FedRAMP environments. Deep technical expertise spanning cloud architecture (AWS, Azure), data platforms (Snowflake, PostgreSQL, dbt), and AI systems (LLMs, multi-agent frameworks, generative AI).</w:t>
+        <w:t xml:space="preserve">AI and data engineering leader with 13+ years building production systems across healthcare, life sciences, and financial services. Currently architecting cloud-native data infrastructure and HIPAA-compliant AI agents at Arine, a healthcare platform serving 45+ health plans and over 30 million members. Enterprise delivery experience includes AI/ML solutions architecture at Amazon Web Services, healthcare AI leadership at Booz Allen Hamilton ($9B+ revenue), and analytics consulting at Slalom generating $2M+ in engagement revenue. Brings deep expertise in data engineering, cloud architecture, ML systems, and AI governance to help organizations ship AI products in regulated environments.</w:t>
       </w:r>
     </w:p>
     <w:p>
@@ -151,7 +151,7 @@
         <w:pStyle w:val="Compact"/>
       </w:pPr>
       <w:r>
-        <w:t xml:space="preserve">Managed enterprise data platform on Snowflake and AWS, processing petabytes of healthcare data from hundreds of sources for Arine’s medication-optimization platform (Inc. 5000 #5 in AI, 45+ health plans, &gt;30M client members)</w:t>
+        <w:t xml:space="preserve">Managed enterprise data platform on Snowflake and AWS, processing petabytes of healthcare data from hundreds of sources supporting Arine’s AI-driven medication-optimization platform (45+ health plans, &gt;30M members, &gt;40M recommendations annually)</w:t>
       </w:r>
     </w:p>
     <w:p>
@@ -163,7 +163,7 @@
         <w:pStyle w:val="Compact"/>
       </w:pPr>
       <w:r>
-        <w:t xml:space="preserve">Developed HIPAA-compliant AI coding assistants — a Data Engineering Agent that autonomously generated, deployed, and tested ETL pipelines, and a Dev Environment Agent that eliminated multi-day developer onboarding</w:t>
+        <w:t xml:space="preserve">Designed the AI DataOps Toolkit — an agentic development framework encompassing AI governance standards, reference architectures, and change management procedures for the data services organization</w:t>
       </w:r>
     </w:p>
     <w:p>
@@ -175,7 +175,7 @@
         <w:pStyle w:val="Compact"/>
       </w:pPr>
       <w:r>
-        <w:t xml:space="preserve">Built observability pipeline for Arine’s autonomous pharmacist AI agent, ingesting production behavior data from DynamoDB into Snowflake, transforming with dbt, and visualizing metrics in QuickSight dashboards</w:t>
+        <w:t xml:space="preserve">Developed HIPAA-compliant coding assistants that transformed data operations into an AI-augmented practice, including a Data Engineering Agent that autonomously generated, deployed, and tested ETL pipelines</w:t>
       </w:r>
     </w:p>
     <w:p>
@@ -187,7 +187,7 @@
         <w:pStyle w:val="Compact"/>
       </w:pPr>
       <w:r>
-        <w:t xml:space="preserve">Led AI enablement workshops training up to 100 engineers on AI-first development; designed the AI DataOps Toolkit with governance standards, reference architectures, and change management procedures</w:t>
+        <w:t xml:space="preserve">Built observability pipeline to monitor Arine’s autonomous pharmacist AI agent — ingesting production behavior data from DynamoDB into Snowflake, transforming with dbt, and visualizing in QuickSight dashboards</w:t>
       </w:r>
     </w:p>
     <w:p>
@@ -199,7 +199,7 @@
         <w:pStyle w:val="Compact"/>
       </w:pPr>
       <w:r>
-        <w:t xml:space="preserve">Built high-throughput CDC pipelines from PostgreSQL to Snowflake using serverless, event-driven architectures (Lambda, Step Functions, EventBridge)</w:t>
+        <w:t xml:space="preserve">Led AI enablement workshops training groups of up to 100 engineers on AI-first software development practices</w:t>
       </w:r>
     </w:p>
     <w:bookmarkEnd w:id="24"/>
@@ -239,7 +239,7 @@
         <w:pStyle w:val="Compact"/>
       </w:pPr>
       <w:r>
-        <w:t xml:space="preserve">Led AI and analytics solution development at a Fortune 500 firm (27,000+ employees, $9B+ revenue), designing AI products harnessing clinical, behavioral, and genomic data for population health and predictive medicine</w:t>
+        <w:t xml:space="preserve">Led AI and analytics solution development at a Fortune 500 consulting firm (27,000+ employees, $9B+ revenue), designing products harnessing clinical, behavioral, and genomic data for population health and predictive medicine</w:t>
       </w:r>
     </w:p>
     <w:p>
@@ -251,7 +251,7 @@
         <w:pStyle w:val="Compact"/>
       </w:pPr>
       <w:r>
-        <w:t xml:space="preserve">Delivered AI solutions across FedRAMP and HIPAA-compliant environments, collaborating with cross-functional teams of engineers, data scientists, and healthcare domain experts</w:t>
+        <w:t xml:space="preserve">Collaborated with cross-functional teams of engineers, data scientists, and domain experts to deliver AI solutions addressing algorithmic bias and data privacy risks in FedRAMP and HIPAA-compliant environments</w:t>
       </w:r>
     </w:p>
     <w:p>
@@ -263,7 +263,7 @@
         <w:pStyle w:val="Compact"/>
       </w:pPr>
       <w:r>
-        <w:t xml:space="preserve">Guided healthcare and life science clients on responsible AI deployment, addressing algorithmic bias, data privacy, and regulatory compliance</w:t>
+        <w:t xml:space="preserve">Advised healthcare and life science clients on AI adoption strategy, translating regulatory requirements and clinical needs into deployable solutions</w:t>
       </w:r>
     </w:p>
     <w:bookmarkEnd w:id="25"/>
@@ -303,7 +303,7 @@
         <w:pStyle w:val="Compact"/>
       </w:pPr>
       <w:r>
-        <w:t xml:space="preserve">Served as tech lead for COINSTAC, an open-source federated analysis platform for neuroimaging and genomics data with differential privacy; co-authored peer-reviewed paper in Frontiers in Neuroinformatics</w:t>
+        <w:t xml:space="preserve">Architected COINSTAC, an open-source platform for decentralized neuroimaging and genomics research with differential privacy for PHI protection, published in Frontiers in Neuroinformatics</w:t>
       </w:r>
     </w:p>
     <w:p>
@@ -315,7 +315,7 @@
         <w:pStyle w:val="Compact"/>
       </w:pPr>
       <w:r>
-        <w:t xml:space="preserve">Architected AWS cloud infrastructure with GPU-focused compute for deep learning on brain imaging and omics data</w:t>
+        <w:t xml:space="preserve">Built GPU-focused compute infrastructure for deep learning workloads and managed AWS cloud architecture, decoupling system components to leverage managed services</w:t>
       </w:r>
     </w:p>
     <w:p>
@@ -327,7 +327,7 @@
         <w:pStyle w:val="Compact"/>
       </w:pPr>
       <w:r>
-        <w:t xml:space="preserve">Drove platform growth through open-source contributor recruitment, SBIR grant writing, and industry partnerships</w:t>
+        <w:t xml:space="preserve">Drove commercialization through SBIR grant writing, open-source contributor recruitment, and industry partnerships</w:t>
       </w:r>
     </w:p>
     <w:bookmarkEnd w:id="26"/>
@@ -367,7 +367,7 @@
         <w:pStyle w:val="Compact"/>
       </w:pPr>
       <w:r>
-        <w:t xml:space="preserve">Grew AI consulting business to $1.4M ARR from a $40K investment, delivering cloud-based AI and data solutions for healthcare, life science, and financial services clients</w:t>
+        <w:t xml:space="preserve">Grew AI consulting business to $1.4M ARR from a $40K initial investment, delivering cloud-based AI and data solutions across healthcare, life science, and financial services</w:t>
       </w:r>
     </w:p>
     <w:p>
@@ -379,7 +379,19 @@
         <w:pStyle w:val="Compact"/>
       </w:pPr>
       <w:r>
-        <w:t xml:space="preserve">Architected disaster recovery and data governance solutions for clinical trial software supporting 10,000+ research sites across 45 countries with 5.5M monthly remote monitoring activities</w:t>
+        <w:t xml:space="preserve">Led teams of sales coordinators, account managers, and solutions architects through full sales cycles while building partnerships with research organizations and technology vendors</w:t>
+      </w:r>
+    </w:p>
+    <w:p>
+      <w:pPr>
+        <w:numPr>
+          <w:ilvl w:val="0"/>
+          <w:numId w:val="1004"/>
+        </w:numPr>
+        <w:pStyle w:val="Compact"/>
+      </w:pPr>
+      <w:r>
+        <w:t xml:space="preserve">Architected disaster recovery solutions for clinical trial software supporting 10,000+ research sites in 45 countries with 5.5 million remote monitoring activities monthly</w:t>
       </w:r>
     </w:p>
     <w:bookmarkEnd w:id="27"/>
@@ -419,7 +431,7 @@
         <w:pStyle w:val="Compact"/>
       </w:pPr>
       <w:r>
-        <w:t xml:space="preserve">Managed portfolio of 10+ enterprise accounts including Cox Enterprises, Cox Automotive, Equifax, NCR, Accenture, and Deloitte, providing prescriptive AI/ML architecture guidance on the AWS platform</w:t>
+        <w:t xml:space="preserve">Managed portfolio of 10+ enterprise accounts including Cox Enterprises, Cox Automotive, Equifax, NCR, Accenture, and Deloitte, delivering prescriptive AI/ML architecture guidance</w:t>
       </w:r>
     </w:p>
     <w:p>
@@ -431,7 +443,7 @@
         <w:pStyle w:val="Compact"/>
       </w:pPr>
       <w:r>
-        <w:t xml:space="preserve">Engaged nationally as a subject matter expert in AI and machine learning, authoring technical white papers, reference architectures, and proof-of-concept solutions that drove production adoption</w:t>
+        <w:t xml:space="preserve">Delivered technical white papers, reference architectures, and presentations at public and private AWS events as a nationally recognized AI/ML subject matter expert</w:t>
       </w:r>
     </w:p>
     <w:p>
@@ -443,7 +455,7 @@
         <w:pStyle w:val="Compact"/>
       </w:pPr>
       <w:r>
-        <w:t xml:space="preserve">Partnered with C-suite executives on technical and business strategy including go-to-market, cost management, and technical recruiting; spoke at public and private AWS events</w:t>
+        <w:t xml:space="preserve">Built deep executive relationships to define technical and business strategies including go-to-market plans, cost optimization, and technical recruiting</w:t>
       </w:r>
     </w:p>
     <w:bookmarkEnd w:id="28"/>
@@ -495,7 +507,7 @@
         <w:pStyle w:val="Compact"/>
       </w:pPr>
       <w:r>
-        <w:t xml:space="preserve">Drove test-driven development adoption across the engineering team; mentored research fellows in the Tribe program focused on prediction and prevention of neurodegenerative diseases</w:t>
+        <w:t xml:space="preserve">Drove TDD implementation across the engineering team and mentored fellows in the Tribe program, a global fellowship for neurodegenerative disease research using voice biomarkers</w:t>
       </w:r>
     </w:p>
     <w:bookmarkEnd w:id="29"/>
@@ -535,7 +547,7 @@
         <w:pStyle w:val="Compact"/>
       </w:pPr>
       <w:r>
-        <w:t xml:space="preserve">Delivered 7+ client engagements generating $2M+ in revenue, including a behavioral healthcare application and a statewide demand forecasting system for behavioral health crisis services across Georgia</w:t>
+        <w:t xml:space="preserve">Delivered 7+ client engagements generating $2M+ in revenue, including a statewide behavioral health demand forecasting system across dozens of facilities in Georgia</w:t>
       </w:r>
     </w:p>
     <w:p>
@@ -547,7 +559,7 @@
         <w:pStyle w:val="Compact"/>
       </w:pPr>
       <w:r>
-        <w:t xml:space="preserve">Built conversational AI assessment comparing Azure Bot Service to Amazon Lex for a Fortune 100 insurance company; recognized nationally as a subject matter expert in NLP and machine learning</w:t>
+        <w:t xml:space="preserve">Grew the AI consulting practice through workshops, marketing, and sales support; recognized nationally as a subject matter expert in NLP and machine learning</w:t>
       </w:r>
     </w:p>
     <w:bookmarkEnd w:id="30"/>
@@ -587,7 +599,7 @@
         <w:pStyle w:val="Compact"/>
       </w:pPr>
       <w:r>
-        <w:t xml:space="preserve">Engineered full-stack marketing platform serving 16+ Fortune 500 clients (DirecTV, Verizon, AT&amp;T, Liberty Mutual, Progressive) across hundreds of high-traffic consumer-facing sites</w:t>
+        <w:t xml:space="preserve">Engineered full-stack marketing platform serving 16+ Fortune 500 clients including DirecTV, Verizon, AT&amp;T, and Liberty Mutual, maintaining hundreds of high-traffic consumer-facing websites</w:t>
       </w:r>
     </w:p>
     <w:bookmarkEnd w:id="31"/>
@@ -627,7 +639,19 @@
         <w:pStyle w:val="Compact"/>
       </w:pPr>
       <w:r>
-        <w:t xml:space="preserve">Delivered advanced technical support to Fortune 100 clients (Chevron, Walmart, Disney, Intel, DoD) for hundreds of high-impact web applications and server farms; MACH Program graduate, nominated for</w:t>
+        <w:t xml:space="preserve">Delivered advanced technical support for Fortune 100 clients including Chevron, Shell, Walmart, Disney, and Bank of America across hundreds of high-impact web applications and server farms</w:t>
+      </w:r>
+    </w:p>
+    <w:p>
+      <w:pPr>
+        <w:numPr>
+          <w:ilvl w:val="0"/>
+          <w:numId w:val="1009"/>
+        </w:numPr>
+        <w:pStyle w:val="Compact"/>
+      </w:pPr>
+      <w:r>
+        <w:t xml:space="preserve">Earned nomination for Global Business Support’s</w:t>
       </w:r>
       <w:r>
         <w:t xml:space="preserve"> </w:t>
@@ -645,7 +669,7 @@
         <w:t xml:space="preserve"> </w:t>
       </w:r>
       <w:r>
-        <w:t xml:space="preserve">2013</w:t>
+        <w:t xml:space="preserve">(2013); graduated from the Microsoft Academy for College Hires (MACH Program)</w:t>
       </w:r>
     </w:p>
     <w:p>
@@ -666,13 +690,13 @@
         <w:t xml:space="preserve">Education</w:t>
       </w:r>
     </w:p>
-    <w:bookmarkStart w:id="34" w:name="X448bda08627122279ce47d294c4e7edd5af5506"/>
+    <w:bookmarkStart w:id="34" w:name="X638a05fec290efe53b27cf3b1a7408a0c885c7b"/>
     <w:p>
       <w:pPr>
         <w:pStyle w:val="Heading3"/>
       </w:pPr>
       <w:r>
-        <w:t xml:space="preserve">BS, Computer Science (AI Emphasis) &amp; BA, Cognitive Science (AI Foundation)</w:t>
+        <w:t xml:space="preserve">Bachelor of Science in Computer Science (AI Emphasis) &amp; Bachelor of Arts in Cognitive Science (AI Foundation)</w:t>
       </w:r>
     </w:p>
     <w:p>
@@ -696,7 +720,7 @@
         <w:t xml:space="preserve"> </w:t>
       </w:r>
       <w:r>
-        <w:t xml:space="preserve">Graduated Cum Laude | Dean’s List | HOPE Scholarship</w:t>
+        <w:t xml:space="preserve">Graduated Cum Laude | Dean’s List</w:t>
       </w:r>
     </w:p>
     <w:p>
@@ -732,7 +756,7 @@
         <w:t xml:space="preserve"> </w:t>
       </w:r>
       <w:r>
-        <w:t xml:space="preserve">Generative AI, Large Language Models (LLMs), Multi-Agent Systems, Natural Language Processing, MLOps, Deep Learning, Prompt Engineering, Predictive Analytics</w:t>
+        <w:t xml:space="preserve">Generative AI, Large Language Models (LLMs), Multi-Agent Systems, Natural Language Processing, Machine Learning, MLOps, Deep Learning, Predictive Analytics, Prompt Engineering, Conversational AI</w:t>
       </w:r>
     </w:p>
     <w:p>
@@ -750,7 +774,7 @@
         <w:t xml:space="preserve"> </w:t>
       </w:r>
       <w:r>
-        <w:t xml:space="preserve">AWS (Bedrock, SageMaker, ECS/EKS, Lambda, Step Functions, S3, DynamoDB, Glue, QuickSight), Microsoft Azure, Snowflake, Docker, Distributed Systems</w:t>
+        <w:t xml:space="preserve">AWS (Bedrock, SageMaker, ECS/EKS, Lambda, Step Functions, S3, Glue, QuickSight, DynamoDB), Microsoft Azure, Docker, Distributed Systems</w:t>
       </w:r>
     </w:p>
     <w:p>
@@ -768,7 +792,7 @@
         <w:t xml:space="preserve"> </w:t>
       </w:r>
       <w:r>
-        <w:t xml:space="preserve">PostgreSQL, dbt, Apache Kafka, ETL/CDC Pipelines, Data Governance, HIPAA/FedRAMP Compliance, Differential Privacy</w:t>
+        <w:t xml:space="preserve">Snowflake, PostgreSQL, dbt, Apache Kafka, ETL/CDC Pipelines, Data Governance, Data Privacy, HIPAA Compliance</w:t>
       </w:r>
     </w:p>
     <w:p>
@@ -786,7 +810,7 @@
         <w:t xml:space="preserve"> </w:t>
       </w:r>
       <w:r>
-        <w:t xml:space="preserve">Python, SQL, JavaScript, TypeScript, C#, Bash</w:t>
+        <w:t xml:space="preserve">Python, SQL, JavaScript, C#, Bash, PowerShell</w:t>
       </w:r>
     </w:p>
     <w:p>
@@ -798,13 +822,13 @@
           <w:bCs/>
           <w:b/>
         </w:rPr>
-        <w:t xml:space="preserve">AI Development Tools:</w:t>
-      </w:r>
-      <w:r>
-        <w:t xml:space="preserve"> </w:t>
-      </w:r>
-      <w:r>
-        <w:t xml:space="preserve">Cursor AI, Claude Code, GitHub Copilot, LangChain, Ollama, n8n, Neo4j, MCP</w:t>
+        <w:t xml:space="preserve">AI Tools &amp; Frameworks:</w:t>
+      </w:r>
+      <w:r>
+        <w:t xml:space="preserve"> </w:t>
+      </w:r>
+      <w:r>
+        <w:t xml:space="preserve">Cursor AI, Claude Code, GitHub Copilot, LangChain, Ollama, n8n, Neo4j, Open WebUI</w:t>
       </w:r>
     </w:p>
     <w:p>
@@ -822,7 +846,7 @@
         <w:t xml:space="preserve"> </w:t>
       </w:r>
       <w:r>
-        <w:t xml:space="preserve">Engineering Team Management, AI Strategy &amp; Governance, Executive Coaching, Technical Pre-Sales, Training Delivery</w:t>
+        <w:t xml:space="preserve">Engineering Team Management, AI Governance, Solutions Architecture, Executive Coaching, Pre-Sales Engineering, Agile/Scrum</w:t>
       </w:r>
     </w:p>
     <w:p>
@@ -899,7 +923,7 @@
           <w:bCs/>
           <w:b/>
         </w:rPr>
-        <w:t xml:space="preserve">AWS Certified Machine Learning – Specialty</w:t>
+        <w:t xml:space="preserve">AWS Certified Machine Learning - Specialty</w:t>
       </w:r>
       <w:r>
         <w:t xml:space="preserve"> </w:t>
@@ -966,7 +990,7 @@
         <w:pStyle w:val="FirstParagraph"/>
       </w:pPr>
       <w:r>
-        <w:t xml:space="preserve">Not-for-profit open-source initiative building AI agents to help working-class families generate wealth. Active projects include a career strategy assistant and a financial planning assistant built on a local-first, privacy-first stack (Ollama, LangChain, n8n, Neo4j) with zero cloud dependency.</w:t>
+        <w:t xml:space="preserve">Founded a not-for-profit organization building free, open-source AI agents to help working-class entrepreneurs generate wealth. Active projects include a career assistant and financial planning assistant built on local-first, privacy-preserving architectures using Ollama, LangChain, n8n, and Neo4j. Vision: deploy AI-as-a-public-service in libraries across the United States.</w:t>
       </w:r>
     </w:p>
     <w:p>
@@ -1006,7 +1030,7 @@
         <w:pStyle w:val="FirstParagraph"/>
       </w:pPr>
       <w:r>
-        <w:t xml:space="preserve">Frontiers in Neuroinformatics (Jun 2023). Co-authored peer-reviewed paper on federated analysis infrastructure enabling privacy-preserving neuroimaging research across institutions without sharing raw data.</w:t>
+        <w:t xml:space="preserve">Frontiers in Neuroinformatics (Jun 2023). Co-authored peer-reviewed paper on federated analysis capabilities enabling collaborative neuroimaging research without sharing raw PHI data. Demonstrated reproducibility improvements and increased sample sizes through decentralized computation with differential privacy.</w:t>
       </w:r>
     </w:p>
     <w:bookmarkEnd w:id="42"/>

--- a/public/Paul-Prae-Resume.docx
+++ b/public/Paul-Prae-Resume.docx
@@ -2,7 +2,7 @@
 <file path=word/document.xml><?xml version="1.0" encoding="utf-8"?>
 <w:document xmlns:w="http://schemas.openxmlformats.org/wordprocessingml/2006/main" xmlns:m="http://schemas.openxmlformats.org/officeDocument/2006/math" xmlns:r="http://schemas.openxmlformats.org/officeDocument/2006/relationships" xmlns:o="urn:schemas-microsoft-com:office:office" xmlns:v="urn:schemas-microsoft-com:vml" xmlns:w10="urn:schemas-microsoft-com:office:word" xmlns:a="http://schemas.openxmlformats.org/drawingml/2006/main" xmlns:pic="http://schemas.openxmlformats.org/drawingml/2006/picture" xmlns:wp="http://schemas.openxmlformats.org/drawingml/2006/wordprocessingDrawing">
   <w:body>
-    <w:bookmarkStart w:id="44" w:name="paul-prae"/>
+    <w:bookmarkStart w:id="42" w:name="paul-prae"/>
     <w:p>
       <w:pPr>
         <w:pStyle w:val="Heading1"/>
@@ -36,7 +36,7 @@
           <w:rPr>
             <w:rStyle w:val="Hyperlink"/>
           </w:rPr>
-          <w:t xml:space="preserve">LinkedIn</w:t>
+          <w:t xml:space="preserve">linkedin.com/in/paulprae</w:t>
         </w:r>
       </w:hyperlink>
       <w:r>
@@ -53,7 +53,7 @@
           <w:rPr>
             <w:rStyle w:val="Hyperlink"/>
           </w:rPr>
-          <w:t xml:space="preserve">GitHub</w:t>
+          <w:t xml:space="preserve">github.com/praeducer</w:t>
         </w:r>
       </w:hyperlink>
       <w:r>
@@ -95,7 +95,7 @@
         <w:pStyle w:val="FirstParagraph"/>
       </w:pPr>
       <w:r>
-        <w:t xml:space="preserve">AI and data engineering leader with 13+ years building production systems across healthcare, life sciences, and financial services. Currently architecting cloud-native data infrastructure and HIPAA-compliant AI agents at Arine, a healthcare platform serving 45+ health plans and over 30 million members. Enterprise delivery experience includes AI/ML solutions architecture at Amazon Web Services, healthcare AI leadership at Booz Allen Hamilton ($9B+ revenue), and analytics consulting at Slalom generating $2M+ in engagement revenue. Brings deep expertise in data engineering, cloud architecture, ML systems, and AI governance to help organizations ship AI products in regulated environments.</w:t>
+        <w:t xml:space="preserve">AI and data engineering leader with 13+ years building enterprise solutions across healthcare, life sciences, and financial services. Currently managing Arine’s enterprise data platform on Snowflake and AWS, supporting a medication-optimization platform serving 45+ health plans and &gt;30 million members. Previous roles span enterprise AI/ML solutions architecture at Amazon Web Services, healthcare AI practice leadership at Booz Allen Hamilton ($9B+ revenue), and automated ML pipeline development at NeuroLex Labs. Brings deep expertise in AI agents, cloud-native data platforms, and HIPAA-compliant systems alongside engineering leadership across data operations, platform architecture, and team development.</w:t>
       </w:r>
     </w:p>
     <w:p>
@@ -106,7 +106,7 @@
       </w:r>
     </w:p>
     <w:bookmarkEnd w:id="23"/>
-    <w:bookmarkStart w:id="33" w:name="professional-experience"/>
+    <w:bookmarkStart w:id="34" w:name="professional-experience"/>
     <w:p>
       <w:pPr>
         <w:pStyle w:val="Heading2"/>
@@ -151,7 +151,7 @@
         <w:pStyle w:val="Compact"/>
       </w:pPr>
       <w:r>
-        <w:t xml:space="preserve">Managed enterprise data platform on Snowflake and AWS, processing petabytes of healthcare data from hundreds of sources supporting Arine’s AI-driven medication-optimization platform (45+ health plans, &gt;30M members, &gt;40M recommendations annually)</w:t>
+        <w:t xml:space="preserve">Managed enterprise data platform on Snowflake and AWS, processing petabytes of healthcare data from hundreds of sources for a medication-optimization platform serving 45+ health plans and &gt;30M members (Inc. 5000 #5 in AI)</w:t>
       </w:r>
     </w:p>
     <w:p>
@@ -163,7 +163,7 @@
         <w:pStyle w:val="Compact"/>
       </w:pPr>
       <w:r>
-        <w:t xml:space="preserve">Designed the AI DataOps Toolkit — an agentic development framework encompassing AI governance standards, reference architectures, and change management procedures for the data services organization</w:t>
+        <w:t xml:space="preserve">Designed the AI DataOps Toolkit — an agentic framework with HIPAA-compliant coding assistants including a Data Engineering Agent for autonomous ETL pipeline generation and a Dev Environment Agent that eliminated multi-day developer onboarding</w:t>
       </w:r>
     </w:p>
     <w:p>
@@ -175,7 +175,7 @@
         <w:pStyle w:val="Compact"/>
       </w:pPr>
       <w:r>
-        <w:t xml:space="preserve">Developed HIPAA-compliant coding assistants that transformed data operations into an AI-augmented practice, including a Data Engineering Agent that autonomously generated, deployed, and tested ETL pipelines</w:t>
+        <w:t xml:space="preserve">Built observability pipeline monitoring Arine’s autonomous pharmacist AI agent, ingesting production behavior data from DynamoDB into Snowflake, transforming with dbt, and surfacing metrics in QuickSight dashboards</w:t>
       </w:r>
     </w:p>
     <w:p>
@@ -187,7 +187,7 @@
         <w:pStyle w:val="Compact"/>
       </w:pPr>
       <w:r>
-        <w:t xml:space="preserve">Built observability pipeline to monitor Arine’s autonomous pharmacist AI agent — ingesting production behavior data from DynamoDB into Snowflake, transforming with dbt, and visualizing in QuickSight dashboards</w:t>
+        <w:t xml:space="preserve">Led AI enablement workshops training groups of up to 100 engineers on AI-first development practices and tools</w:t>
       </w:r>
     </w:p>
     <w:p>
@@ -199,7 +199,7 @@
         <w:pStyle w:val="Compact"/>
       </w:pPr>
       <w:r>
-        <w:t xml:space="preserve">Led AI enablement workshops training groups of up to 100 engineers on AI-first software development practices</w:t>
+        <w:t xml:space="preserve">Engineered high-throughput CDC pipelines from PostgreSQL to Snowflake using serverless, event-driven architectures (Lambda, Step Functions, EventBridge)</w:t>
       </w:r>
     </w:p>
     <w:bookmarkEnd w:id="24"/>
@@ -239,7 +239,7 @@
         <w:pStyle w:val="Compact"/>
       </w:pPr>
       <w:r>
-        <w:t xml:space="preserve">Led AI and analytics solution development at a Fortune 500 consulting firm (27,000+ employees, $9B+ revenue), designing products harnessing clinical, behavioral, and genomic data for population health and predictive medicine</w:t>
+        <w:t xml:space="preserve">Led AI and analytics solution development at a Fortune 500 consulting firm (27,000+ employees, $9B+ revenue), designing products leveraging clinical, behavioral, and genomic data for population health and predictive medicine</w:t>
       </w:r>
     </w:p>
     <w:p>
@@ -251,7 +251,7 @@
         <w:pStyle w:val="Compact"/>
       </w:pPr>
       <w:r>
-        <w:t xml:space="preserve">Collaborated with cross-functional teams of engineers, data scientists, and domain experts to deliver AI solutions addressing algorithmic bias and data privacy risks in FedRAMP and HIPAA-compliant environments</w:t>
+        <w:t xml:space="preserve">Delivered AI products across FedRAMP and HIPAA-compliant environments, mitigating algorithmic bias and privacy risks for healthcare and life science clients</w:t>
       </w:r>
     </w:p>
     <w:p>
@@ -263,11 +263,75 @@
         <w:pStyle w:val="Compact"/>
       </w:pPr>
       <w:r>
-        <w:t xml:space="preserve">Advised healthcare and life science clients on AI adoption strategy, translating regulatory requirements and clinical needs into deployable solutions</w:t>
+        <w:t xml:space="preserve">Drove cross-functional collaboration with engineers, data scientists, and domain experts to address clinical, regulatory, and technological requirements</w:t>
       </w:r>
     </w:p>
     <w:bookmarkEnd w:id="25"/>
-    <w:bookmarkStart w:id="26" w:name="neuroinformatics-data-platform-architect"/>
+    <w:bookmarkStart w:id="26" w:name="principal-ai-architect-founder"/>
+    <w:p>
+      <w:pPr>
+        <w:pStyle w:val="Heading3"/>
+      </w:pPr>
+      <w:r>
+        <w:t xml:space="preserve">Principal AI Architect, Founder</w:t>
+      </w:r>
+    </w:p>
+    <w:p>
+      <w:pPr>
+        <w:pStyle w:val="FirstParagraph"/>
+      </w:pPr>
+      <w:r>
+        <w:rPr>
+          <w:bCs/>
+          <w:b/>
+        </w:rPr>
+        <w:t xml:space="preserve">Modular Earth</w:t>
+      </w:r>
+      <w:r>
+        <w:t xml:space="preserve"> </w:t>
+      </w:r>
+      <w:r>
+        <w:t xml:space="preserve">| Buford, GA | Dec 2022 – Present</w:t>
+      </w:r>
+    </w:p>
+    <w:p>
+      <w:pPr>
+        <w:numPr>
+          <w:ilvl w:val="0"/>
+          <w:numId w:val="1003"/>
+        </w:numPr>
+        <w:pStyle w:val="Compact"/>
+      </w:pPr>
+      <w:r>
+        <w:t xml:space="preserve">Launched a not-for-profit building open-source AI agents for working-class families, delivering career planning and financial advisory tools using Ollama, LangChain, n8n, and Neo4j</w:t>
+      </w:r>
+    </w:p>
+    <w:p>
+      <w:pPr>
+        <w:numPr>
+          <w:ilvl w:val="0"/>
+          <w:numId w:val="1003"/>
+        </w:numPr>
+        <w:pStyle w:val="Compact"/>
+      </w:pPr>
+      <w:r>
+        <w:t xml:space="preserve">Designed local-first, privacy-preserving multi-agent architectures using Tauri, Rust, and TypeScript that operate without cloud infrastructure dependencies</w:t>
+      </w:r>
+    </w:p>
+    <w:p>
+      <w:pPr>
+        <w:numPr>
+          <w:ilvl w:val="0"/>
+          <w:numId w:val="1003"/>
+        </w:numPr>
+        <w:pStyle w:val="Compact"/>
+      </w:pPr>
+      <w:r>
+        <w:t xml:space="preserve">Architected a 6-stage agent workflow with role-based permissions, structured handoffs, and knowledge management for decentralized AI applications</w:t>
+      </w:r>
+    </w:p>
+    <w:bookmarkEnd w:id="26"/>
+    <w:bookmarkStart w:id="27" w:name="neuroinformatics-data-platform-architect"/>
     <w:p>
       <w:pPr>
         <w:pStyle w:val="Heading3"/>
@@ -298,40 +362,40 @@
       <w:pPr>
         <w:numPr>
           <w:ilvl w:val="0"/>
-          <w:numId w:val="1003"/>
-        </w:numPr>
-        <w:pStyle w:val="Compact"/>
-      </w:pPr>
-      <w:r>
-        <w:t xml:space="preserve">Architected COINSTAC, an open-source platform for decentralized neuroimaging and genomics research with differential privacy for PHI protection, published in Frontiers in Neuroinformatics</w:t>
-      </w:r>
-    </w:p>
-    <w:p>
-      <w:pPr>
-        <w:numPr>
-          <w:ilvl w:val="0"/>
-          <w:numId w:val="1003"/>
-        </w:numPr>
-        <w:pStyle w:val="Compact"/>
-      </w:pPr>
-      <w:r>
-        <w:t xml:space="preserve">Built GPU-focused compute infrastructure for deep learning workloads and managed AWS cloud architecture, decoupling system components to leverage managed services</w:t>
-      </w:r>
-    </w:p>
-    <w:p>
-      <w:pPr>
-        <w:numPr>
-          <w:ilvl w:val="0"/>
-          <w:numId w:val="1003"/>
-        </w:numPr>
-        <w:pStyle w:val="Compact"/>
-      </w:pPr>
-      <w:r>
-        <w:t xml:space="preserve">Drove commercialization through SBIR grant writing, open-source contributor recruitment, and industry partnerships</w:t>
-      </w:r>
-    </w:p>
-    <w:bookmarkEnd w:id="26"/>
-    <w:bookmarkStart w:id="27" w:name="chief-ai-officer-founder"/>
+          <w:numId w:val="1004"/>
+        </w:numPr>
+        <w:pStyle w:val="Compact"/>
+      </w:pPr>
+      <w:r>
+        <w:t xml:space="preserve">Architected AWS cloud infrastructure for COINSTAC, an open-source platform enabling federated neuroimaging and genomics research across institutions with differential privacy protections for PHI</w:t>
+      </w:r>
+    </w:p>
+    <w:p>
+      <w:pPr>
+        <w:numPr>
+          <w:ilvl w:val="0"/>
+          <w:numId w:val="1004"/>
+        </w:numPr>
+        <w:pStyle w:val="Compact"/>
+      </w:pPr>
+      <w:r>
+        <w:t xml:space="preserve">Built GPU compute infrastructure for deep learning workloads and drove commercialization through SBIR grant writing, open-source contributor recruitment, and industry partnerships</w:t>
+      </w:r>
+    </w:p>
+    <w:p>
+      <w:pPr>
+        <w:numPr>
+          <w:ilvl w:val="0"/>
+          <w:numId w:val="1004"/>
+        </w:numPr>
+        <w:pStyle w:val="Compact"/>
+      </w:pPr>
+      <w:r>
+        <w:t xml:space="preserve">Spearheaded product roadmap as Scrum master, contributing to peer-reviewed research published in Frontiers in Neuroinformatics (2023)</w:t>
+      </w:r>
+    </w:p>
+    <w:bookmarkEnd w:id="27"/>
+    <w:bookmarkStart w:id="28" w:name="chief-ai-officer-founder"/>
     <w:p>
       <w:pPr>
         <w:pStyle w:val="Heading3"/>
@@ -362,40 +426,40 @@
       <w:pPr>
         <w:numPr>
           <w:ilvl w:val="0"/>
-          <w:numId w:val="1004"/>
-        </w:numPr>
-        <w:pStyle w:val="Compact"/>
-      </w:pPr>
-      <w:r>
-        <w:t xml:space="preserve">Grew AI consulting business to $1.4M ARR from a $40K initial investment, delivering cloud-based AI and data solutions across healthcare, life science, and financial services</w:t>
-      </w:r>
-    </w:p>
-    <w:p>
-      <w:pPr>
-        <w:numPr>
-          <w:ilvl w:val="0"/>
-          <w:numId w:val="1004"/>
-        </w:numPr>
-        <w:pStyle w:val="Compact"/>
-      </w:pPr>
-      <w:r>
-        <w:t xml:space="preserve">Led teams of sales coordinators, account managers, and solutions architects through full sales cycles while building partnerships with research organizations and technology vendors</w:t>
-      </w:r>
-    </w:p>
-    <w:p>
-      <w:pPr>
-        <w:numPr>
-          <w:ilvl w:val="0"/>
-          <w:numId w:val="1004"/>
-        </w:numPr>
-        <w:pStyle w:val="Compact"/>
-      </w:pPr>
-      <w:r>
-        <w:t xml:space="preserve">Architected disaster recovery solutions for clinical trial software supporting 10,000+ research sites in 45 countries with 5.5 million remote monitoring activities monthly</w:t>
-      </w:r>
-    </w:p>
-    <w:bookmarkEnd w:id="27"/>
-    <w:bookmarkStart w:id="28" w:name="enterprise-ai-and-ml-solutions-architect"/>
+          <w:numId w:val="1005"/>
+        </w:numPr>
+        <w:pStyle w:val="Compact"/>
+      </w:pPr>
+      <w:r>
+        <w:t xml:space="preserve">Grew AI consulting business to $1.4M ARR from a $40K investment over 5+ years, delivering cloud-based AI and data solutions across healthcare, life science, and financial services</w:t>
+      </w:r>
+    </w:p>
+    <w:p>
+      <w:pPr>
+        <w:numPr>
+          <w:ilvl w:val="0"/>
+          <w:numId w:val="1005"/>
+        </w:numPr>
+        <w:pStyle w:val="Compact"/>
+      </w:pPr>
+      <w:r>
+        <w:t xml:space="preserve">Architected disaster recovery solutions for clinical trial software supporting 10,000+ research sites across 45 countries with 5.5M monthly remote monitoring activities</w:t>
+      </w:r>
+    </w:p>
+    <w:p>
+      <w:pPr>
+        <w:numPr>
+          <w:ilvl w:val="0"/>
+          <w:numId w:val="1005"/>
+        </w:numPr>
+        <w:pStyle w:val="Compact"/>
+      </w:pPr>
+      <w:r>
+        <w:t xml:space="preserve">Designed a blockchain-based data platform for secure life science data exchange, meeting CCPA, GDPR, and HIPAA requirements with HL7 and CDISC interoperability standards</w:t>
+      </w:r>
+    </w:p>
+    <w:bookmarkEnd w:id="28"/>
+    <w:bookmarkStart w:id="29" w:name="enterprise-ai-and-ml-solutions-architect"/>
     <w:p>
       <w:pPr>
         <w:pStyle w:val="Heading3"/>
@@ -419,47 +483,47 @@
         <w:t xml:space="preserve"> </w:t>
       </w:r>
       <w:r>
-        <w:t xml:space="preserve">| Atlanta, GA | Aug 2018 – May 2021</w:t>
-      </w:r>
-    </w:p>
-    <w:p>
-      <w:pPr>
-        <w:numPr>
-          <w:ilvl w:val="0"/>
-          <w:numId w:val="1005"/>
-        </w:numPr>
-        <w:pStyle w:val="Compact"/>
-      </w:pPr>
-      <w:r>
-        <w:t xml:space="preserve">Managed portfolio of 10+ enterprise accounts including Cox Enterprises, Cox Automotive, Equifax, NCR, Accenture, and Deloitte, delivering prescriptive AI/ML architecture guidance</w:t>
-      </w:r>
-    </w:p>
-    <w:p>
-      <w:pPr>
-        <w:numPr>
-          <w:ilvl w:val="0"/>
-          <w:numId w:val="1005"/>
-        </w:numPr>
-        <w:pStyle w:val="Compact"/>
-      </w:pPr>
-      <w:r>
-        <w:t xml:space="preserve">Delivered technical white papers, reference architectures, and presentations at public and private AWS events as a nationally recognized AI/ML subject matter expert</w:t>
-      </w:r>
-    </w:p>
-    <w:p>
-      <w:pPr>
-        <w:numPr>
-          <w:ilvl w:val="0"/>
-          <w:numId w:val="1005"/>
-        </w:numPr>
-        <w:pStyle w:val="Compact"/>
-      </w:pPr>
-      <w:r>
-        <w:t xml:space="preserve">Built deep executive relationships to define technical and business strategies including go-to-market plans, cost optimization, and technical recruiting</w:t>
-      </w:r>
-    </w:p>
-    <w:bookmarkEnd w:id="28"/>
-    <w:bookmarkStart w:id="29" w:name="senior-ai-engineer"/>
+        <w:t xml:space="preserve">| Greater Atlanta Area | Aug 2018 – May 2021</w:t>
+      </w:r>
+    </w:p>
+    <w:p>
+      <w:pPr>
+        <w:numPr>
+          <w:ilvl w:val="0"/>
+          <w:numId w:val="1006"/>
+        </w:numPr>
+        <w:pStyle w:val="Compact"/>
+      </w:pPr>
+      <w:r>
+        <w:t xml:space="preserve">Managed a portfolio of 10+ enterprise accounts including Cox Enterprises, Cox Automotive, Equifax, NCR, Accenture, and Deloitte, delivering AI/ML architecture guidance and driving AWS adoption</w:t>
+      </w:r>
+    </w:p>
+    <w:p>
+      <w:pPr>
+        <w:numPr>
+          <w:ilvl w:val="0"/>
+          <w:numId w:val="1006"/>
+        </w:numPr>
+        <w:pStyle w:val="Compact"/>
+      </w:pPr>
+      <w:r>
+        <w:t xml:space="preserve">Created technical white papers, reference architectures, and presentations; engaged nationally as a subject matter expert in AI and machine learning</w:t>
+      </w:r>
+    </w:p>
+    <w:p>
+      <w:pPr>
+        <w:numPr>
+          <w:ilvl w:val="0"/>
+          <w:numId w:val="1006"/>
+        </w:numPr>
+        <w:pStyle w:val="Compact"/>
+      </w:pPr>
+      <w:r>
+        <w:t xml:space="preserve">Built deep relationships with C-suite executives to define technical and business strategies encompassing go-to-market planning, cost management, and technical recruiting</w:t>
+      </w:r>
+    </w:p>
+    <w:bookmarkEnd w:id="29"/>
+    <w:bookmarkStart w:id="30" w:name="senior-ai-engineer"/>
     <w:p>
       <w:pPr>
         <w:pStyle w:val="Heading3"/>
@@ -483,14 +547,14 @@
         <w:t xml:space="preserve"> </w:t>
       </w:r>
       <w:r>
-        <w:t xml:space="preserve">| Atlanta, GA | Jan 2018 – May 2020</w:t>
-      </w:r>
-    </w:p>
-    <w:p>
-      <w:pPr>
-        <w:numPr>
-          <w:ilvl w:val="0"/>
-          <w:numId w:val="1006"/>
+        <w:t xml:space="preserve">| Greater Atlanta Area | Jan 2018 – May 2020</w:t>
+      </w:r>
+    </w:p>
+    <w:p>
+      <w:pPr>
+        <w:numPr>
+          <w:ilvl w:val="0"/>
+          <w:numId w:val="1007"/>
         </w:numPr>
         <w:pStyle w:val="Compact"/>
       </w:pPr>
@@ -502,16 +566,16 @@
       <w:pPr>
         <w:numPr>
           <w:ilvl w:val="0"/>
-          <w:numId w:val="1006"/>
-        </w:numPr>
-        <w:pStyle w:val="Compact"/>
-      </w:pPr>
-      <w:r>
-        <w:t xml:space="preserve">Drove TDD implementation across the engineering team and mentored fellows in the Tribe program, a global fellowship for neurodegenerative disease research using voice biomarkers</w:t>
-      </w:r>
-    </w:p>
-    <w:bookmarkEnd w:id="29"/>
-    <w:bookmarkStart w:id="30" w:name="advanced-analytics-consultant"/>
+          <w:numId w:val="1007"/>
+        </w:numPr>
+        <w:pStyle w:val="Compact"/>
+      </w:pPr>
+      <w:r>
+        <w:t xml:space="preserve">Drove TDD adoption across the engineering team with 4 testing types (regression, functional, load, integration); mentored international fellows in the Tribe program for neurodegenerative disease research</w:t>
+      </w:r>
+    </w:p>
+    <w:bookmarkEnd w:id="30"/>
+    <w:bookmarkStart w:id="31" w:name="advanced-analytics-consultant"/>
     <w:p>
       <w:pPr>
         <w:pStyle w:val="Heading3"/>
@@ -535,35 +599,35 @@
         <w:t xml:space="preserve"> </w:t>
       </w:r>
       <w:r>
-        <w:t xml:space="preserve">| Atlanta, GA | Jul 2015 – Jan 2018</w:t>
-      </w:r>
-    </w:p>
-    <w:p>
-      <w:pPr>
-        <w:numPr>
-          <w:ilvl w:val="0"/>
-          <w:numId w:val="1007"/>
-        </w:numPr>
-        <w:pStyle w:val="Compact"/>
-      </w:pPr>
-      <w:r>
-        <w:t xml:space="preserve">Delivered 7+ client engagements generating $2M+ in revenue, including a statewide behavioral health demand forecasting system across dozens of facilities in Georgia</w:t>
-      </w:r>
-    </w:p>
-    <w:p>
-      <w:pPr>
-        <w:numPr>
-          <w:ilvl w:val="0"/>
-          <w:numId w:val="1007"/>
-        </w:numPr>
-        <w:pStyle w:val="Compact"/>
-      </w:pPr>
-      <w:r>
-        <w:t xml:space="preserve">Grew the AI consulting practice through workshops, marketing, and sales support; recognized nationally as a subject matter expert in NLP and machine learning</w:t>
-      </w:r>
-    </w:p>
-    <w:bookmarkEnd w:id="30"/>
-    <w:bookmarkStart w:id="31" w:name="software-engineer"/>
+        <w:t xml:space="preserve">| Greater Atlanta Area | Jul 2015 – Jan 2018</w:t>
+      </w:r>
+    </w:p>
+    <w:p>
+      <w:pPr>
+        <w:numPr>
+          <w:ilvl w:val="0"/>
+          <w:numId w:val="1008"/>
+        </w:numPr>
+        <w:pStyle w:val="Compact"/>
+      </w:pPr>
+      <w:r>
+        <w:t xml:space="preserve">Delivered 7+ client engagements generating $2M+ in consulting revenue, including a statewide behavioral health demand forecasting system across dozens of facilities in Georgia</w:t>
+      </w:r>
+    </w:p>
+    <w:p>
+      <w:pPr>
+        <w:numPr>
+          <w:ilvl w:val="0"/>
+          <w:numId w:val="1008"/>
+        </w:numPr>
+        <w:pStyle w:val="Compact"/>
+      </w:pPr>
+      <w:r>
+        <w:t xml:space="preserve">Deployed data science experiments into cloud-based production systems on Microsoft Azure; recognized nationally as a subject matter expert in NLP and machine learning</w:t>
+      </w:r>
+    </w:p>
+    <w:bookmarkEnd w:id="31"/>
+    <w:bookmarkStart w:id="32" w:name="software-engineer"/>
     <w:p>
       <w:pPr>
         <w:pStyle w:val="Heading3"/>
@@ -594,16 +658,16 @@
       <w:pPr>
         <w:numPr>
           <w:ilvl w:val="0"/>
-          <w:numId w:val="1008"/>
-        </w:numPr>
-        <w:pStyle w:val="Compact"/>
-      </w:pPr>
-      <w:r>
-        <w:t xml:space="preserve">Engineered full-stack marketing platform serving 16+ Fortune 500 clients including DirecTV, Verizon, AT&amp;T, and Liberty Mutual, maintaining hundreds of high-traffic consumer-facing websites</w:t>
-      </w:r>
-    </w:p>
-    <w:bookmarkEnd w:id="31"/>
-    <w:bookmarkStart w:id="32" w:name="senior-support-engineer"/>
+          <w:numId w:val="1009"/>
+        </w:numPr>
+        <w:pStyle w:val="Compact"/>
+      </w:pPr>
+      <w:r>
+        <w:t xml:space="preserve">Engineered full-stack marketing platform on the LAMP stack serving 16+ clients including DirecTV, Verizon, AT&amp;T, Liberty Mutual, and Progressive, developing proprietary CMS, BI framework, and hundreds of high-traffic websites</w:t>
+      </w:r>
+    </w:p>
+    <w:bookmarkEnd w:id="32"/>
+    <w:bookmarkStart w:id="33" w:name="senior-support-engineer"/>
     <w:p>
       <w:pPr>
         <w:pStyle w:val="Heading3"/>
@@ -634,24 +698,12 @@
       <w:pPr>
         <w:numPr>
           <w:ilvl w:val="0"/>
-          <w:numId w:val="1009"/>
-        </w:numPr>
-        <w:pStyle w:val="Compact"/>
-      </w:pPr>
-      <w:r>
-        <w:t xml:space="preserve">Delivered advanced technical support for Fortune 100 clients including Chevron, Shell, Walmart, Disney, and Bank of America across hundreds of high-impact web applications and server farms</w:t>
-      </w:r>
-    </w:p>
-    <w:p>
-      <w:pPr>
-        <w:numPr>
-          <w:ilvl w:val="0"/>
-          <w:numId w:val="1009"/>
-        </w:numPr>
-        <w:pStyle w:val="Compact"/>
-      </w:pPr>
-      <w:r>
-        <w:t xml:space="preserve">Earned nomination for Global Business Support’s</w:t>
+          <w:numId w:val="1010"/>
+        </w:numPr>
+        <w:pStyle w:val="Compact"/>
+      </w:pPr>
+      <w:r>
+        <w:t xml:space="preserve">Automated deployment and testing workflows using PowerShell and C# while delivering advanced technical support to Fortune 100 customers including Chevron, Walmart, and Intel; nominated for</w:t>
       </w:r>
       <w:r>
         <w:t xml:space="preserve"> </w:t>
@@ -669,7 +721,7 @@
         <w:t xml:space="preserve"> </w:t>
       </w:r>
       <w:r>
-        <w:t xml:space="preserve">(2013); graduated from the Microsoft Academy for College Hires (MACH Program)</w:t>
+        <w:t xml:space="preserve">(2013)</w:t>
       </w:r>
     </w:p>
     <w:p>
@@ -679,9 +731,9 @@
         </w:pict>
       </w:r>
     </w:p>
-    <w:bookmarkEnd w:id="32"/>
     <w:bookmarkEnd w:id="33"/>
-    <w:bookmarkStart w:id="35" w:name="education"/>
+    <w:bookmarkEnd w:id="34"/>
+    <w:bookmarkStart w:id="36" w:name="education"/>
     <w:p>
       <w:pPr>
         <w:pStyle w:val="Heading2"/>
@@ -690,13 +742,13 @@
         <w:t xml:space="preserve">Education</w:t>
       </w:r>
     </w:p>
-    <w:bookmarkStart w:id="34" w:name="X638a05fec290efe53b27cf3b1a7408a0c885c7b"/>
+    <w:bookmarkStart w:id="35" w:name="X201b817957e91c36b4fb355559812bec5883038"/>
     <w:p>
       <w:pPr>
         <w:pStyle w:val="Heading3"/>
       </w:pPr>
       <w:r>
-        <w:t xml:space="preserve">Bachelor of Science in Computer Science (AI Emphasis) &amp; Bachelor of Arts in Cognitive Science (AI Foundation)</w:t>
+        <w:t xml:space="preserve">Bachelor of Science, Computer Science (AI Emphasis) &amp; Bachelor of Arts, Cognitive Science (AI Foundation)</w:t>
       </w:r>
     </w:p>
     <w:p>
@@ -720,7 +772,7 @@
         <w:t xml:space="preserve"> </w:t>
       </w:r>
       <w:r>
-        <w:t xml:space="preserve">Graduated Cum Laude | Dean’s List</w:t>
+        <w:t xml:space="preserve">Graduated Cum Laude. Dean’s List. HOPE Scholarship.</w:t>
       </w:r>
     </w:p>
     <w:p>
@@ -730,9 +782,9 @@
         </w:pict>
       </w:r>
     </w:p>
-    <w:bookmarkEnd w:id="34"/>
     <w:bookmarkEnd w:id="35"/>
-    <w:bookmarkStart w:id="36" w:name="technical-skills"/>
+    <w:bookmarkEnd w:id="36"/>
+    <w:bookmarkStart w:id="37" w:name="technical-skills"/>
     <w:p>
       <w:pPr>
         <w:pStyle w:val="Heading2"/>
@@ -756,7 +808,7 @@
         <w:t xml:space="preserve"> </w:t>
       </w:r>
       <w:r>
-        <w:t xml:space="preserve">Generative AI, Large Language Models (LLMs), Multi-Agent Systems, Natural Language Processing, Machine Learning, MLOps, Deep Learning, Predictive Analytics, Prompt Engineering, Conversational AI</w:t>
+        <w:t xml:space="preserve">Large Language Models, Multi-agent Systems, Generative AI, Natural Language Processing, MLOps, Predictive Analytics, Prompt Engineering, Conversational AI, Deep Learning</w:t>
       </w:r>
     </w:p>
     <w:p>
@@ -774,7 +826,7 @@
         <w:t xml:space="preserve"> </w:t>
       </w:r>
       <w:r>
-        <w:t xml:space="preserve">AWS (Bedrock, SageMaker, ECS/EKS, Lambda, Step Functions, S3, Glue, QuickSight, DynamoDB), Microsoft Azure, Docker, Distributed Systems</w:t>
+        <w:t xml:space="preserve">AWS (Bedrock, SageMaker, ECS/EKS, Lambda, Step Functions, S3, DynamoDB, QuickSight), Azure (Machine Learning, Bot Service, Cognitive Services), Snowflake, Docker</w:t>
       </w:r>
     </w:p>
     <w:p>
@@ -792,7 +844,7 @@
         <w:t xml:space="preserve"> </w:t>
       </w:r>
       <w:r>
-        <w:t xml:space="preserve">Snowflake, PostgreSQL, dbt, Apache Kafka, ETL/CDC Pipelines, Data Governance, Data Privacy, HIPAA Compliance</w:t>
+        <w:t xml:space="preserve">dbt, Apache Kafka, PostgreSQL, SQL Server, MySQL, Neo4j, ETL/CDC Pipelines, Data Governance, HIPAA/GDPR Compliance</w:t>
       </w:r>
     </w:p>
     <w:p>
@@ -810,7 +862,7 @@
         <w:t xml:space="preserve"> </w:t>
       </w:r>
       <w:r>
-        <w:t xml:space="preserve">Python, SQL, JavaScript, C#, Bash, PowerShell</w:t>
+        <w:t xml:space="preserve">Python, SQL, JavaScript, C#, Bash, PowerShell, Rust, TypeScript</w:t>
       </w:r>
     </w:p>
     <w:p>
@@ -828,7 +880,7 @@
         <w:t xml:space="preserve"> </w:t>
       </w:r>
       <w:r>
-        <w:t xml:space="preserve">Cursor AI, Claude Code, GitHub Copilot, LangChain, Ollama, n8n, Neo4j, Open WebUI</w:t>
+        <w:t xml:space="preserve">Cursor AI, Claude Code, GitHub Copilot, LangChain, Ollama, n8n, Open WebUI, MCP Tools</w:t>
       </w:r>
     </w:p>
     <w:p>
@@ -846,7 +898,7 @@
         <w:t xml:space="preserve"> </w:t>
       </w:r>
       <w:r>
-        <w:t xml:space="preserve">Engineering Team Management, AI Governance, Solutions Architecture, Executive Coaching, Pre-Sales Engineering, Agile/Scrum</w:t>
+        <w:t xml:space="preserve">Engineering Team Management, AI Strategy &amp; Governance, Technical Coaching, Solutions Architecture, Pre-Sales Engineering, Agile/Scrum</w:t>
       </w:r>
     </w:p>
     <w:p>
@@ -856,8 +908,8 @@
         </w:pict>
       </w:r>
     </w:p>
-    <w:bookmarkEnd w:id="36"/>
-    <w:bookmarkStart w:id="37" w:name="certifications"/>
+    <w:bookmarkEnd w:id="37"/>
+    <w:bookmarkStart w:id="38" w:name="certifications"/>
     <w:p>
       <w:pPr>
         <w:pStyle w:val="Heading2"/>
@@ -870,7 +922,7 @@
       <w:pPr>
         <w:numPr>
           <w:ilvl w:val="0"/>
-          <w:numId w:val="1010"/>
+          <w:numId w:val="1011"/>
         </w:numPr>
         <w:pStyle w:val="Compact"/>
       </w:pPr>
@@ -892,7 +944,7 @@
       <w:pPr>
         <w:numPr>
           <w:ilvl w:val="0"/>
-          <w:numId w:val="1010"/>
+          <w:numId w:val="1011"/>
         </w:numPr>
         <w:pStyle w:val="Compact"/>
       </w:pPr>
@@ -914,7 +966,7 @@
       <w:pPr>
         <w:numPr>
           <w:ilvl w:val="0"/>
-          <w:numId w:val="1010"/>
+          <w:numId w:val="1011"/>
         </w:numPr>
         <w:pStyle w:val="Compact"/>
       </w:pPr>
@@ -936,7 +988,7 @@
       <w:pPr>
         <w:numPr>
           <w:ilvl w:val="0"/>
-          <w:numId w:val="1010"/>
+          <w:numId w:val="1011"/>
         </w:numPr>
         <w:pStyle w:val="Compact"/>
       </w:pPr>
@@ -961,27 +1013,27 @@
         </w:pict>
       </w:r>
     </w:p>
-    <w:bookmarkEnd w:id="37"/>
-    <w:bookmarkStart w:id="40" w:name="projects"/>
+    <w:bookmarkEnd w:id="38"/>
+    <w:bookmarkStart w:id="41" w:name="publications"/>
     <w:p>
       <w:pPr>
         <w:pStyle w:val="Heading2"/>
       </w:pPr>
       <w:r>
-        <w:t xml:space="preserve">Projects</w:t>
-      </w:r>
-    </w:p>
-    <w:bookmarkStart w:id="39" w:name="modular-earth"/>
+        <w:t xml:space="preserve">Publications</w:t>
+      </w:r>
+    </w:p>
+    <w:bookmarkStart w:id="40" w:name="X2dc57d2844dd16d18e2bfcbba472cb51ea6ad63"/>
     <w:p>
       <w:pPr>
         <w:pStyle w:val="Heading3"/>
       </w:pPr>
-      <w:hyperlink r:id="rId38">
+      <w:hyperlink r:id="rId39">
         <w:r>
           <w:rPr>
             <w:rStyle w:val="Hyperlink"/>
           </w:rPr>
-          <w:t xml:space="preserve">Modular Earth</w:t>
+          <w:t xml:space="preserve">Enhancing Collaborative Neuroimaging Research: COINSTAC Vaults for Federated Analysis</w:t>
         </w:r>
       </w:hyperlink>
     </w:p>
@@ -990,52 +1042,12 @@
         <w:pStyle w:val="FirstParagraph"/>
       </w:pPr>
       <w:r>
-        <w:t xml:space="preserve">Founded a not-for-profit organization building free, open-source AI agents to help working-class entrepreneurs generate wealth. Active projects include a career assistant and financial planning assistant built on local-first, privacy-preserving architectures using Ollama, LangChain, n8n, and Neo4j. Vision: deploy AI-as-a-public-service in libraries across the United States.</w:t>
-      </w:r>
-    </w:p>
-    <w:p>
-      <w:r>
-        <w:pict>
-          <v:rect style="width:0;height:1.5pt" o:hralign="center" o:hrstd="t" o:hr="t"/>
-        </w:pict>
-      </w:r>
-    </w:p>
-    <w:bookmarkEnd w:id="39"/>
+        <w:t xml:space="preserve">Frontiers in Neuroinformatics (Jun 2023). Co-authored research on federated analysis for collaborative neuroimaging, enabling researchers to analyze datasets across institutions without sharing raw data using differential privacy.</w:t>
+      </w:r>
+    </w:p>
     <w:bookmarkEnd w:id="40"/>
-    <w:bookmarkStart w:id="43" w:name="publications"/>
-    <w:p>
-      <w:pPr>
-        <w:pStyle w:val="Heading2"/>
-      </w:pPr>
-      <w:r>
-        <w:t xml:space="preserve">Publications</w:t>
-      </w:r>
-    </w:p>
-    <w:bookmarkStart w:id="42" w:name="X1492253e9ec77be8ebedbe9d75a5bf53043d789"/>
-    <w:p>
-      <w:pPr>
-        <w:pStyle w:val="Heading3"/>
-      </w:pPr>
-      <w:hyperlink r:id="rId41">
-        <w:r>
-          <w:rPr>
-            <w:rStyle w:val="Hyperlink"/>
-          </w:rPr>
-          <w:t xml:space="preserve">Enhancing Collaborative Neuroimaging Research: Introducing COINSTAC Vaults for Federated Analysis and Reproducibility</w:t>
-        </w:r>
-      </w:hyperlink>
-    </w:p>
-    <w:p>
-      <w:pPr>
-        <w:pStyle w:val="FirstParagraph"/>
-      </w:pPr>
-      <w:r>
-        <w:t xml:space="preserve">Frontiers in Neuroinformatics (Jun 2023). Co-authored peer-reviewed paper on federated analysis capabilities enabling collaborative neuroimaging research without sharing raw PHI data. Demonstrated reproducibility improvements and increased sample sizes through decentralized computation with differential privacy.</w:t>
-      </w:r>
-    </w:p>
+    <w:bookmarkEnd w:id="41"/>
     <w:bookmarkEnd w:id="42"/>
-    <w:bookmarkEnd w:id="43"/>
-    <w:bookmarkEnd w:id="44"/>
     <w:sectPr/>
   </w:body>
 </w:document>
@@ -1249,6 +1261,9 @@
     <w:abstractNumId w:val="991"/>
   </w:num>
   <w:num w:numId="1010">
+    <w:abstractNumId w:val="991"/>
+  </w:num>
+  <w:num w:numId="1011">
     <w:abstractNumId w:val="991"/>
   </w:num>
 </w:numbering>

--- a/public/Paul-Prae-Resume.docx
+++ b/public/Paul-Prae-Resume.docx
@@ -2,7 +2,7 @@
 <file path=word/document.xml><?xml version="1.0" encoding="utf-8"?>
 <w:document xmlns:w="http://schemas.openxmlformats.org/wordprocessingml/2006/main" xmlns:m="http://schemas.openxmlformats.org/officeDocument/2006/math" xmlns:r="http://schemas.openxmlformats.org/officeDocument/2006/relationships" xmlns:o="urn:schemas-microsoft-com:office:office" xmlns:v="urn:schemas-microsoft-com:vml" xmlns:w10="urn:schemas-microsoft-com:office:word" xmlns:a="http://schemas.openxmlformats.org/drawingml/2006/main" xmlns:pic="http://schemas.openxmlformats.org/drawingml/2006/picture" xmlns:wp="http://schemas.openxmlformats.org/drawingml/2006/wordprocessingDrawing">
   <w:body>
-    <w:bookmarkStart w:id="42" w:name="paul-prae"/>
+    <w:bookmarkStart w:id="45" w:name="paul-prae"/>
     <w:p>
       <w:pPr>
         <w:pStyle w:val="Heading1"/>
@@ -36,7 +36,7 @@
           <w:rPr>
             <w:rStyle w:val="Hyperlink"/>
           </w:rPr>
-          <w:t xml:space="preserve">linkedin.com/in/paulprae</w:t>
+          <w:t xml:space="preserve">LinkedIn</w:t>
         </w:r>
       </w:hyperlink>
       <w:r>
@@ -53,7 +53,7 @@
           <w:rPr>
             <w:rStyle w:val="Hyperlink"/>
           </w:rPr>
-          <w:t xml:space="preserve">github.com/praeducer</w:t>
+          <w:t xml:space="preserve">GitHub</w:t>
         </w:r>
       </w:hyperlink>
       <w:r>
@@ -95,7 +95,7 @@
         <w:pStyle w:val="FirstParagraph"/>
       </w:pPr>
       <w:r>
-        <w:t xml:space="preserve">AI and data engineering leader with 13+ years building enterprise solutions across healthcare, life sciences, and financial services. Currently managing Arine’s enterprise data platform on Snowflake and AWS, supporting a medication-optimization platform serving 45+ health plans and &gt;30 million members. Previous roles span enterprise AI/ML solutions architecture at Amazon Web Services, healthcare AI practice leadership at Booz Allen Hamilton ($9B+ revenue), and automated ML pipeline development at NeuroLex Labs. Brings deep expertise in AI agents, cloud-native data platforms, and HIPAA-compliant systems alongside engineering leadership across data operations, platform architecture, and team development.</w:t>
+        <w:t xml:space="preserve">AI engineering leader with 15 years building production AI systems, data platforms, and cloud infrastructure for healthcare, life sciences, and financial services. Currently leading healthcare AI solution design at Autonomize AI, with recent experience managing enterprise data operations and building AI agents at Arine (45+ health plans, &gt;30M client members). Fortune 500 delivery at AWS, Microsoft, Booz Allen Hamilton, and Slalom Consulting spans the full stack — from AI agents and ML pipelines to enterprise data platforms and cloud architecture — across HIPAA and FedRAMP environments.</w:t>
       </w:r>
     </w:p>
     <w:p>
@@ -115,7 +115,83 @@
         <w:t xml:space="preserve">Professional Experience</w:t>
       </w:r>
     </w:p>
-    <w:bookmarkStart w:id="24" w:name="staff-ai-dataops-engineer"/>
+    <w:bookmarkStart w:id="24" w:name="solutions-architect"/>
+    <w:p>
+      <w:pPr>
+        <w:pStyle w:val="Heading3"/>
+      </w:pPr>
+      <w:r>
+        <w:t xml:space="preserve">Solutions Architect</w:t>
+      </w:r>
+    </w:p>
+    <w:p>
+      <w:pPr>
+        <w:pStyle w:val="FirstParagraph"/>
+      </w:pPr>
+      <w:r>
+        <w:rPr>
+          <w:bCs/>
+          <w:b/>
+        </w:rPr>
+        <w:t xml:space="preserve">Autonomize AI</w:t>
+      </w:r>
+      <w:r>
+        <w:t xml:space="preserve"> </w:t>
+      </w:r>
+      <w:r>
+        <w:t xml:space="preserve">| Remote | Apr 2026 – Present</w:t>
+      </w:r>
+    </w:p>
+    <w:p>
+      <w:pPr>
+        <w:numPr>
+          <w:ilvl w:val="0"/>
+          <w:numId w:val="1001"/>
+        </w:numPr>
+        <w:pStyle w:val="Compact"/>
+      </w:pPr>
+      <w:r>
+        <w:t xml:space="preserve">Leading solution design and deployment for healthcare and life sciences customers adopting an enterprise AI platform for clinical review, risk adjustment, claims processing, and knowledge automation</w:t>
+      </w:r>
+    </w:p>
+    <w:p>
+      <w:pPr>
+        <w:numPr>
+          <w:ilvl w:val="0"/>
+          <w:numId w:val="1001"/>
+        </w:numPr>
+        <w:pStyle w:val="Compact"/>
+      </w:pPr>
+      <w:r>
+        <w:t xml:space="preserve">Architecting scalable, HIPAA-compliant AI solutions across 4+ enterprise use cases by translating business requirements into integration plans grounded in healthcare data standards</w:t>
+      </w:r>
+    </w:p>
+    <w:p>
+      <w:pPr>
+        <w:numPr>
+          <w:ilvl w:val="0"/>
+          <w:numId w:val="1001"/>
+        </w:numPr>
+        <w:pStyle w:val="Compact"/>
+      </w:pPr>
+      <w:r>
+        <w:t xml:space="preserve">Driving technical discovery, POC development, and iterative deployment cycles in partnership with product, engineering, sales, and customer success teams</w:t>
+      </w:r>
+    </w:p>
+    <w:p>
+      <w:pPr>
+        <w:numPr>
+          <w:ilvl w:val="0"/>
+          <w:numId w:val="1001"/>
+        </w:numPr>
+        <w:pStyle w:val="Compact"/>
+      </w:pPr>
+      <w:r>
+        <w:t xml:space="preserve">Establishing enterprise architecture best practices for security, governance, and interoperability in regulated healthcare environments</w:t>
+      </w:r>
+    </w:p>
+    <w:bookmarkEnd w:id="24"/>
+    <w:bookmarkStart w:id="25" w:name="staff-ai-dataops-engineer"/>
     <w:p>
       <w:pPr>
         <w:pStyle w:val="Heading3"/>
@@ -139,71 +215,59 @@
         <w:t xml:space="preserve"> </w:t>
       </w:r>
       <w:r>
-        <w:t xml:space="preserve">| Remote | Sep 2025 – Present</w:t>
-      </w:r>
-    </w:p>
-    <w:p>
-      <w:pPr>
-        <w:numPr>
-          <w:ilvl w:val="0"/>
-          <w:numId w:val="1001"/>
-        </w:numPr>
-        <w:pStyle w:val="Compact"/>
-      </w:pPr>
-      <w:r>
-        <w:t xml:space="preserve">Managed enterprise data platform on Snowflake and AWS, processing petabytes of healthcare data from hundreds of sources for a medication-optimization platform serving 45+ health plans and &gt;30M members (Inc. 5000 #5 in AI)</w:t>
-      </w:r>
-    </w:p>
-    <w:p>
-      <w:pPr>
-        <w:numPr>
-          <w:ilvl w:val="0"/>
-          <w:numId w:val="1001"/>
-        </w:numPr>
-        <w:pStyle w:val="Compact"/>
-      </w:pPr>
-      <w:r>
-        <w:t xml:space="preserve">Designed the AI DataOps Toolkit — an agentic framework with HIPAA-compliant coding assistants including a Data Engineering Agent for autonomous ETL pipeline generation and a Dev Environment Agent that eliminated multi-day developer onboarding</w:t>
-      </w:r>
-    </w:p>
-    <w:p>
-      <w:pPr>
-        <w:numPr>
-          <w:ilvl w:val="0"/>
-          <w:numId w:val="1001"/>
-        </w:numPr>
-        <w:pStyle w:val="Compact"/>
-      </w:pPr>
-      <w:r>
-        <w:t xml:space="preserve">Built observability pipeline monitoring Arine’s autonomous pharmacist AI agent, ingesting production behavior data from DynamoDB into Snowflake, transforming with dbt, and surfacing metrics in QuickSight dashboards</w:t>
-      </w:r>
-    </w:p>
-    <w:p>
-      <w:pPr>
-        <w:numPr>
-          <w:ilvl w:val="0"/>
-          <w:numId w:val="1001"/>
-        </w:numPr>
-        <w:pStyle w:val="Compact"/>
-      </w:pPr>
-      <w:r>
-        <w:t xml:space="preserve">Led AI enablement workshops training groups of up to 100 engineers on AI-first development practices and tools</w:t>
-      </w:r>
-    </w:p>
-    <w:p>
-      <w:pPr>
-        <w:numPr>
-          <w:ilvl w:val="0"/>
-          <w:numId w:val="1001"/>
-        </w:numPr>
-        <w:pStyle w:val="Compact"/>
-      </w:pPr>
-      <w:r>
-        <w:t xml:space="preserve">Engineered high-throughput CDC pipelines from PostgreSQL to Snowflake using serverless, event-driven architectures (Lambda, Step Functions, EventBridge)</w:t>
-      </w:r>
-    </w:p>
-    <w:bookmarkEnd w:id="24"/>
-    <w:bookmarkStart w:id="25" w:name="chief-ai-architect-senior-manager"/>
+        <w:t xml:space="preserve">| Remote | Sep 2025 – Mar 2026</w:t>
+      </w:r>
+    </w:p>
+    <w:p>
+      <w:pPr>
+        <w:numPr>
+          <w:ilvl w:val="0"/>
+          <w:numId w:val="1002"/>
+        </w:numPr>
+        <w:pStyle w:val="Compact"/>
+      </w:pPr>
+      <w:r>
+        <w:t xml:space="preserve">Managed enterprise data platform on Snowflake and AWS, processing petabytes of healthcare data from hundreds of sources for a medication-optimization platform serving 45+ health plans and &gt;30M client members</w:t>
+      </w:r>
+    </w:p>
+    <w:p>
+      <w:pPr>
+        <w:numPr>
+          <w:ilvl w:val="0"/>
+          <w:numId w:val="1002"/>
+        </w:numPr>
+        <w:pStyle w:val="Compact"/>
+      </w:pPr>
+      <w:r>
+        <w:t xml:space="preserve">Developed HIPAA-compliant AI coding assistants — a Data Engineering Agent for autonomous ETL pipeline generation, deployment, and testing, and a Dev Environment Agent that eliminated multi-day developer onboarding</w:t>
+      </w:r>
+    </w:p>
+    <w:p>
+      <w:pPr>
+        <w:numPr>
+          <w:ilvl w:val="0"/>
+          <w:numId w:val="1002"/>
+        </w:numPr>
+        <w:pStyle w:val="Compact"/>
+      </w:pPr>
+      <w:r>
+        <w:t xml:space="preserve">Built an observability pipeline for Arine’s autonomous pharmacist AI agent, ingesting production behavior data from DynamoDB into Snowflake via dbt transformations and QuickSight dashboards</w:t>
+      </w:r>
+    </w:p>
+    <w:p>
+      <w:pPr>
+        <w:numPr>
+          <w:ilvl w:val="0"/>
+          <w:numId w:val="1002"/>
+        </w:numPr>
+        <w:pStyle w:val="Compact"/>
+      </w:pPr>
+      <w:r>
+        <w:t xml:space="preserve">Led AI enablement workshops training groups of up to 100 engineers on AI-first software development practices</w:t>
+      </w:r>
+    </w:p>
+    <w:bookmarkEnd w:id="25"/>
+    <w:bookmarkStart w:id="26" w:name="chief-ai-architect-senior-manager"/>
     <w:p>
       <w:pPr>
         <w:pStyle w:val="Heading3"/>
@@ -234,76 +298,12 @@
       <w:pPr>
         <w:numPr>
           <w:ilvl w:val="0"/>
-          <w:numId w:val="1002"/>
-        </w:numPr>
-        <w:pStyle w:val="Compact"/>
-      </w:pPr>
-      <w:r>
-        <w:t xml:space="preserve">Led AI and analytics solution development at a Fortune 500 consulting firm (27,000+ employees, $9B+ revenue), designing products leveraging clinical, behavioral, and genomic data for population health and predictive medicine</w:t>
-      </w:r>
-    </w:p>
-    <w:p>
-      <w:pPr>
-        <w:numPr>
-          <w:ilvl w:val="0"/>
-          <w:numId w:val="1002"/>
-        </w:numPr>
-        <w:pStyle w:val="Compact"/>
-      </w:pPr>
-      <w:r>
-        <w:t xml:space="preserve">Delivered AI products across FedRAMP and HIPAA-compliant environments, mitigating algorithmic bias and privacy risks for healthcare and life science clients</w:t>
-      </w:r>
-    </w:p>
-    <w:p>
-      <w:pPr>
-        <w:numPr>
-          <w:ilvl w:val="0"/>
-          <w:numId w:val="1002"/>
-        </w:numPr>
-        <w:pStyle w:val="Compact"/>
-      </w:pPr>
-      <w:r>
-        <w:t xml:space="preserve">Drove cross-functional collaboration with engineers, data scientists, and domain experts to address clinical, regulatory, and technological requirements</w:t>
-      </w:r>
-    </w:p>
-    <w:bookmarkEnd w:id="25"/>
-    <w:bookmarkStart w:id="26" w:name="principal-ai-architect-founder"/>
-    <w:p>
-      <w:pPr>
-        <w:pStyle w:val="Heading3"/>
-      </w:pPr>
-      <w:r>
-        <w:t xml:space="preserve">Principal AI Architect, Founder</w:t>
-      </w:r>
-    </w:p>
-    <w:p>
-      <w:pPr>
-        <w:pStyle w:val="FirstParagraph"/>
-      </w:pPr>
-      <w:r>
-        <w:rPr>
-          <w:bCs/>
-          <w:b/>
-        </w:rPr>
-        <w:t xml:space="preserve">Modular Earth</w:t>
-      </w:r>
-      <w:r>
-        <w:t xml:space="preserve"> </w:t>
-      </w:r>
-      <w:r>
-        <w:t xml:space="preserve">| Buford, GA | Dec 2022 – Present</w:t>
-      </w:r>
-    </w:p>
-    <w:p>
-      <w:pPr>
-        <w:numPr>
-          <w:ilvl w:val="0"/>
           <w:numId w:val="1003"/>
         </w:numPr>
         <w:pStyle w:val="Compact"/>
       </w:pPr>
       <w:r>
-        <w:t xml:space="preserve">Launched a not-for-profit building open-source AI agents for working-class families, delivering career planning and financial advisory tools using Ollama, LangChain, n8n, and Neo4j</w:t>
+        <w:t xml:space="preserve">Led AI and analytics solution development at a Fortune 500 consulting firm (27,000+ employees, $9B+ revenue), designing products that harnessed clinical, behavioral, and genomic data for population health and predictive medicine</w:t>
       </w:r>
     </w:p>
     <w:p>
@@ -315,7 +315,7 @@
         <w:pStyle w:val="Compact"/>
       </w:pPr>
       <w:r>
-        <w:t xml:space="preserve">Designed local-first, privacy-preserving multi-agent architectures using Tauri, Rust, and TypeScript that operate without cloud infrastructure dependencies</w:t>
+        <w:t xml:space="preserve">Collaborated with cross-functional teams of engineers, data scientists, and domain experts to deliver AI solutions addressing algorithmic bias and data privacy risks in regulated healthcare settings</w:t>
       </w:r>
     </w:p>
     <w:p>
@@ -327,7 +327,7 @@
         <w:pStyle w:val="Compact"/>
       </w:pPr>
       <w:r>
-        <w:t xml:space="preserve">Architected a 6-stage agent workflow with role-based permissions, structured handoffs, and knowledge management for decentralized AI applications</w:t>
+        <w:t xml:space="preserve">Designed and deployed AI products across FedRAMP and HIPAA-compliant environments for healthcare and life science clients</w:t>
       </w:r>
     </w:p>
     <w:bookmarkEnd w:id="26"/>
@@ -367,7 +367,7 @@
         <w:pStyle w:val="Compact"/>
       </w:pPr>
       <w:r>
-        <w:t xml:space="preserve">Architected AWS cloud infrastructure for COINSTAC, an open-source platform enabling federated neuroimaging and genomics research across institutions with differential privacy protections for PHI</w:t>
+        <w:t xml:space="preserve">Architected cloud infrastructure and GPU compute environments on AWS for COINSTAC, an open-source platform enabling decentralized neuroimaging and genomics research with differential privacy for PHI protection</w:t>
       </w:r>
     </w:p>
     <w:p>
@@ -379,7 +379,7 @@
         <w:pStyle w:val="Compact"/>
       </w:pPr>
       <w:r>
-        <w:t xml:space="preserve">Built GPU compute infrastructure for deep learning workloads and drove commercialization through SBIR grant writing, open-source contributor recruitment, and industry partnerships</w:t>
+        <w:t xml:space="preserve">Built deep learning compute infrastructure and advised leadership on product roadmap, mission, and vision</w:t>
       </w:r>
     </w:p>
     <w:p>
@@ -391,7 +391,7 @@
         <w:pStyle w:val="Compact"/>
       </w:pPr>
       <w:r>
-        <w:t xml:space="preserve">Spearheaded product roadmap as Scrum master, contributing to peer-reviewed research published in Frontiers in Neuroinformatics (2023)</w:t>
+        <w:t xml:space="preserve">Drove commercialization through SBIR grant writing and industry partnerships; co-authored a peer-reviewed publication in Frontiers in Neuroinformatics</w:t>
       </w:r>
     </w:p>
     <w:bookmarkEnd w:id="27"/>
@@ -431,7 +431,7 @@
         <w:pStyle w:val="Compact"/>
       </w:pPr>
       <w:r>
-        <w:t xml:space="preserve">Grew AI consulting business to $1.4M ARR from a $40K investment over 5+ years, delivering cloud-based AI and data solutions across healthcare, life science, and financial services</w:t>
+        <w:t xml:space="preserve">Grew AI consulting business to $1.4M ARR from a $40K investment, delivering cloud-based AI and data solutions across healthcare, life science, and financial services</w:t>
       </w:r>
     </w:p>
     <w:p>
@@ -443,19 +443,19 @@
         <w:pStyle w:val="Compact"/>
       </w:pPr>
       <w:r>
+        <w:t xml:space="preserve">Led teams of sales coordinators, account managers, and solutions architects through the full sales cycle while building partnerships with research organizations and technology vendors</w:t>
+      </w:r>
+    </w:p>
+    <w:p>
+      <w:pPr>
+        <w:numPr>
+          <w:ilvl w:val="0"/>
+          <w:numId w:val="1005"/>
+        </w:numPr>
+        <w:pStyle w:val="Compact"/>
+      </w:pPr>
+      <w:r>
         <w:t xml:space="preserve">Architected disaster recovery solutions for clinical trial software supporting 10,000+ research sites across 45 countries with 5.5M monthly remote monitoring activities</w:t>
-      </w:r>
-    </w:p>
-    <w:p>
-      <w:pPr>
-        <w:numPr>
-          <w:ilvl w:val="0"/>
-          <w:numId w:val="1005"/>
-        </w:numPr>
-        <w:pStyle w:val="Compact"/>
-      </w:pPr>
-      <w:r>
-        <w:t xml:space="preserve">Designed a blockchain-based data platform for secure life science data exchange, meeting CCPA, GDPR, and HIPAA requirements with HL7 and CDISC interoperability standards</w:t>
       </w:r>
     </w:p>
     <w:bookmarkEnd w:id="28"/>
@@ -483,7 +483,7 @@
         <w:t xml:space="preserve"> </w:t>
       </w:r>
       <w:r>
-        <w:t xml:space="preserve">| Greater Atlanta Area | Aug 2018 – May 2021</w:t>
+        <w:t xml:space="preserve">| Atlanta, GA | Aug 2018 – May 2021</w:t>
       </w:r>
     </w:p>
     <w:p>
@@ -495,7 +495,7 @@
         <w:pStyle w:val="Compact"/>
       </w:pPr>
       <w:r>
-        <w:t xml:space="preserve">Managed a portfolio of 10+ enterprise accounts including Cox Enterprises, Cox Automotive, Equifax, NCR, Accenture, and Deloitte, delivering AI/ML architecture guidance and driving AWS adoption</w:t>
+        <w:t xml:space="preserve">Managed a portfolio of 10+ enterprise accounts including Cox Enterprises, Cox Automotive, Equifax, NCR, Accenture, and Deloitte as a national subject matter expert in AI and ML</w:t>
       </w:r>
     </w:p>
     <w:p>
@@ -507,7 +507,7 @@
         <w:pStyle w:val="Compact"/>
       </w:pPr>
       <w:r>
-        <w:t xml:space="preserve">Created technical white papers, reference architectures, and presentations; engaged nationally as a subject matter expert in AI and machine learning</w:t>
+        <w:t xml:space="preserve">Delivered technical white papers, reference architectures, and proof-of-concept solutions that drove production adoption of AWS AI/ML services</w:t>
       </w:r>
     </w:p>
     <w:p>
@@ -519,7 +519,7 @@
         <w:pStyle w:val="Compact"/>
       </w:pPr>
       <w:r>
-        <w:t xml:space="preserve">Built deep relationships with C-suite executives to define technical and business strategies encompassing go-to-market planning, cost management, and technical recruiting</w:t>
+        <w:t xml:space="preserve">Partnered with C-suite executives to define technical and business strategies spanning go-to-market planning, cost management, and technical recruiting</w:t>
       </w:r>
     </w:p>
     <w:bookmarkEnd w:id="29"/>
@@ -547,7 +547,7 @@
         <w:t xml:space="preserve"> </w:t>
       </w:r>
       <w:r>
-        <w:t xml:space="preserve">| Greater Atlanta Area | Jan 2018 – May 2020</w:t>
+        <w:t xml:space="preserve">| Atlanta, GA | Jan 2018 – May 2020</w:t>
       </w:r>
     </w:p>
     <w:p>
@@ -559,7 +559,7 @@
         <w:pStyle w:val="Compact"/>
       </w:pPr>
       <w:r>
-        <w:t xml:space="preserve">Architected automated ML pipelines for healthcare voice computing — collecting, cleaning, training, and deploying models processing text and audio data for neurodegenerative disease prediction</w:t>
+        <w:t xml:space="preserve">Architected automated ML pipelines for healthcare voice computing — end-to-end workflows collecting, cleaning, training, and deploying models processing text and audio data for neurodegenerative disease prediction</w:t>
       </w:r>
     </w:p>
     <w:p>
@@ -571,7 +571,7 @@
         <w:pStyle w:val="Compact"/>
       </w:pPr>
       <w:r>
-        <w:t xml:space="preserve">Drove TDD adoption across the engineering team with 4 testing types (regression, functional, load, integration); mentored international fellows in the Tribe program for neurodegenerative disease research</w:t>
+        <w:t xml:space="preserve">Drove implementation of 4 testing disciplines (regression, functional, load, integration) across the engineering team and mentored international fellows in the Tribe program for neurodegenerative disease research</w:t>
       </w:r>
     </w:p>
     <w:bookmarkEnd w:id="30"/>
@@ -599,7 +599,7 @@
         <w:t xml:space="preserve"> </w:t>
       </w:r>
       <w:r>
-        <w:t xml:space="preserve">| Greater Atlanta Area | Jul 2015 – Jan 2018</w:t>
+        <w:t xml:space="preserve">| Atlanta, GA | Jul 2015 – Jan 2018</w:t>
       </w:r>
     </w:p>
     <w:p>
@@ -611,7 +611,7 @@
         <w:pStyle w:val="Compact"/>
       </w:pPr>
       <w:r>
-        <w:t xml:space="preserve">Delivered 7+ client engagements generating $2M+ in consulting revenue, including a statewide behavioral health demand forecasting system across dozens of facilities in Georgia</w:t>
+        <w:t xml:space="preserve">Delivered 7+ client engagements including a behavioral healthcare application generating $2M+ in revenue and a statewide demand forecasting system across dozens of facilities in Georgia</w:t>
       </w:r>
     </w:p>
     <w:p>
@@ -623,7 +623,7 @@
         <w:pStyle w:val="Compact"/>
       </w:pPr>
       <w:r>
-        <w:t xml:space="preserve">Deployed data science experiments into cloud-based production systems on Microsoft Azure; recognized nationally as a subject matter expert in NLP and machine learning</w:t>
+        <w:t xml:space="preserve">Grew the AI consulting practice through workshops and technical presentations; recognized nationally as a subject matter expert in NLP and machine learning</w:t>
       </w:r>
     </w:p>
     <w:bookmarkEnd w:id="31"/>
@@ -663,7 +663,7 @@
         <w:pStyle w:val="Compact"/>
       </w:pPr>
       <w:r>
-        <w:t xml:space="preserve">Engineered full-stack marketing platform on the LAMP stack serving 16+ clients including DirecTV, Verizon, AT&amp;T, Liberty Mutual, and Progressive, developing proprietary CMS, BI framework, and hundreds of high-traffic websites</w:t>
+        <w:t xml:space="preserve">Engineered full-stack marketing platform serving 16+ Fortune 500 clients including DirecTV, Verizon, AT&amp;T, Liberty Mutual, and Progressive</w:t>
       </w:r>
     </w:p>
     <w:bookmarkEnd w:id="32"/>
@@ -703,7 +703,7 @@
         <w:pStyle w:val="Compact"/>
       </w:pPr>
       <w:r>
-        <w:t xml:space="preserve">Automated deployment and testing workflows using PowerShell and C# while delivering advanced technical support to Fortune 100 customers including Chevron, Walmart, and Intel; nominated for</w:t>
+        <w:t xml:space="preserve">Delivered advanced technical support for hundreds of high-impact web applications and server farms to Fortune 100 clients; nominated for Global Business Support’s</w:t>
       </w:r>
       <w:r>
         <w:t xml:space="preserve"> </w:t>
@@ -721,7 +721,7 @@
         <w:t xml:space="preserve"> </w:t>
       </w:r>
       <w:r>
-        <w:t xml:space="preserve">(2013)</w:t>
+        <w:t xml:space="preserve">in 2013</w:t>
       </w:r>
     </w:p>
     <w:p>
@@ -742,13 +742,13 @@
         <w:t xml:space="preserve">Education</w:t>
       </w:r>
     </w:p>
-    <w:bookmarkStart w:id="35" w:name="X201b817957e91c36b4fb355559812bec5883038"/>
+    <w:bookmarkStart w:id="35" w:name="X448bda08627122279ce47d294c4e7edd5af5506"/>
     <w:p>
       <w:pPr>
         <w:pStyle w:val="Heading3"/>
       </w:pPr>
       <w:r>
-        <w:t xml:space="preserve">Bachelor of Science, Computer Science (AI Emphasis) &amp; Bachelor of Arts, Cognitive Science (AI Foundation)</w:t>
+        <w:t xml:space="preserve">BS, Computer Science (AI Emphasis) &amp; BA, Cognitive Science (AI Foundation)</w:t>
       </w:r>
     </w:p>
     <w:p>
@@ -772,7 +772,7 @@
         <w:t xml:space="preserve"> </w:t>
       </w:r>
       <w:r>
-        <w:t xml:space="preserve">Graduated Cum Laude. Dean’s List. HOPE Scholarship.</w:t>
+        <w:t xml:space="preserve">Graduated Cum Laude · Dean’s List · HOPE Scholarship</w:t>
       </w:r>
     </w:p>
     <w:p>
@@ -808,7 +808,7 @@
         <w:t xml:space="preserve"> </w:t>
       </w:r>
       <w:r>
-        <w:t xml:space="preserve">Large Language Models, Multi-agent Systems, Generative AI, Natural Language Processing, MLOps, Predictive Analytics, Prompt Engineering, Conversational AI, Deep Learning</w:t>
+        <w:t xml:space="preserve">Generative AI, Large Language Models, Multi-agent Systems, NLP, MLOps, Predictive Analytics, Prompt Engineering, Amazon Bedrock, Amazon SageMaker, Azure Machine Learning</w:t>
       </w:r>
     </w:p>
     <w:p>
@@ -826,7 +826,7 @@
         <w:t xml:space="preserve"> </w:t>
       </w:r>
       <w:r>
-        <w:t xml:space="preserve">AWS (Bedrock, SageMaker, ECS/EKS, Lambda, Step Functions, S3, DynamoDB, QuickSight), Azure (Machine Learning, Bot Service, Cognitive Services), Snowflake, Docker</w:t>
+        <w:t xml:space="preserve">AWS (S3, Lambda, ECS/EKS, Step Functions, QuickSight, Glue, DynamoDB, RDS), Microsoft Azure, Snowflake, Docker, Kubernetes</w:t>
       </w:r>
     </w:p>
     <w:p>
@@ -844,7 +844,7 @@
         <w:t xml:space="preserve"> </w:t>
       </w:r>
       <w:r>
-        <w:t xml:space="preserve">dbt, Apache Kafka, PostgreSQL, SQL Server, MySQL, Neo4j, ETL/CDC Pipelines, Data Governance, HIPAA/GDPR Compliance</w:t>
+        <w:t xml:space="preserve">Snowflake, PostgreSQL, dbt, Apache Kafka, CDC/ETL Pipelines, Data Governance, HIPAA Compliance, Data Privacy</w:t>
       </w:r>
     </w:p>
     <w:p>
@@ -862,7 +862,7 @@
         <w:t xml:space="preserve"> </w:t>
       </w:r>
       <w:r>
-        <w:t xml:space="preserve">Python, SQL, JavaScript, C#, Bash, PowerShell, Rust, TypeScript</w:t>
+        <w:t xml:space="preserve">Python, SQL, JavaScript, C#, Bash, PowerShell</w:t>
       </w:r>
     </w:p>
     <w:p>
@@ -880,7 +880,7 @@
         <w:t xml:space="preserve"> </w:t>
       </w:r>
       <w:r>
-        <w:t xml:space="preserve">Cursor AI, Claude Code, GitHub Copilot, LangChain, Ollama, n8n, Open WebUI, MCP Tools</w:t>
+        <w:t xml:space="preserve">Cursor AI, Claude Code, GitHub Copilot, LangChain, Ollama, n8n, Neo4j, Open WebUI</w:t>
       </w:r>
     </w:p>
     <w:p>
@@ -898,7 +898,7 @@
         <w:t xml:space="preserve"> </w:t>
       </w:r>
       <w:r>
-        <w:t xml:space="preserve">Engineering Team Management, AI Strategy &amp; Governance, Technical Coaching, Solutions Architecture, Pre-Sales Engineering, Agile/Scrum</w:t>
+        <w:t xml:space="preserve">Engineering Team Management, Solution Architecture, AI Governance, Enterprise Sales Support, Technical Training, Executive Coaching</w:t>
       </w:r>
     </w:p>
     <w:p>
@@ -1014,21 +1014,61 @@
       </w:r>
     </w:p>
     <w:bookmarkEnd w:id="38"/>
-    <w:bookmarkStart w:id="41" w:name="publications"/>
+    <w:bookmarkStart w:id="41" w:name="projects"/>
     <w:p>
       <w:pPr>
         <w:pStyle w:val="Heading2"/>
       </w:pPr>
       <w:r>
+        <w:t xml:space="preserve">Projects</w:t>
+      </w:r>
+    </w:p>
+    <w:bookmarkStart w:id="40" w:name="modular-earth"/>
+    <w:p>
+      <w:pPr>
+        <w:pStyle w:val="Heading3"/>
+      </w:pPr>
+      <w:hyperlink r:id="rId39">
+        <w:r>
+          <w:rPr>
+            <w:rStyle w:val="Hyperlink"/>
+          </w:rPr>
+          <w:t xml:space="preserve">Modular Earth</w:t>
+        </w:r>
+      </w:hyperlink>
+    </w:p>
+    <w:p>
+      <w:pPr>
+        <w:pStyle w:val="FirstParagraph"/>
+      </w:pPr>
+      <w:r>
+        <w:t xml:space="preserve">Founded a not-for-profit organization building free, open-source AI agents to help working-class entrepreneurs and their families generate wealth. Active projects include a career assistant and a financial planning assistant built on local-first, privacy-preserving architectures using Ollama, LangChain, n8n, and Neo4j — designed for no-cost deployment in public libraries.</w:t>
+      </w:r>
+    </w:p>
+    <w:p>
+      <w:r>
+        <w:pict>
+          <v:rect style="width:0;height:1.5pt" o:hralign="center" o:hrstd="t" o:hr="t"/>
+        </w:pict>
+      </w:r>
+    </w:p>
+    <w:bookmarkEnd w:id="40"/>
+    <w:bookmarkEnd w:id="41"/>
+    <w:bookmarkStart w:id="44" w:name="publications"/>
+    <w:p>
+      <w:pPr>
+        <w:pStyle w:val="Heading2"/>
+      </w:pPr>
+      <w:r>
         <w:t xml:space="preserve">Publications</w:t>
       </w:r>
     </w:p>
-    <w:bookmarkStart w:id="40" w:name="X2dc57d2844dd16d18e2bfcbba472cb51ea6ad63"/>
+    <w:bookmarkStart w:id="43" w:name="X2dc57d2844dd16d18e2bfcbba472cb51ea6ad63"/>
     <w:p>
       <w:pPr>
         <w:pStyle w:val="Heading3"/>
       </w:pPr>
-      <w:hyperlink r:id="rId39">
+      <w:hyperlink r:id="rId42">
         <w:r>
           <w:rPr>
             <w:rStyle w:val="Hyperlink"/>
@@ -1042,12 +1082,12 @@
         <w:pStyle w:val="FirstParagraph"/>
       </w:pPr>
       <w:r>
-        <w:t xml:space="preserve">Frontiers in Neuroinformatics (Jun 2023). Co-authored research on federated analysis for collaborative neuroimaging, enabling researchers to analyze datasets across institutions without sharing raw data using differential privacy.</w:t>
-      </w:r>
-    </w:p>
-    <w:bookmarkEnd w:id="40"/>
-    <w:bookmarkEnd w:id="41"/>
-    <w:bookmarkEnd w:id="42"/>
+        <w:t xml:space="preserve">Frontiers in Neuroinformatics (Jun 2023). Co-authored peer-reviewed research on federated analysis and differential privacy for neuroimaging data, enabling multi-site collaboration without exposing protected health information.</w:t>
+      </w:r>
+    </w:p>
+    <w:bookmarkEnd w:id="43"/>
+    <w:bookmarkEnd w:id="44"/>
+    <w:bookmarkEnd w:id="45"/>
     <w:sectPr/>
   </w:body>
 </w:document>

--- a/public/Paul-Prae-Resume.docx
+++ b/public/Paul-Prae-Resume.docx
@@ -26,7 +26,7 @@
         <w:t xml:space="preserve"> </w:t>
       </w:r>
       <w:r>
-        <w:t xml:space="preserve">| Buford, GA | hireme@paulprae.com |</w:t>
+        <w:t xml:space="preserve">| Buford, Georgia, United States | hireme@paulprae.com |</w:t>
       </w:r>
       <w:r>
         <w:t xml:space="preserve"> </w:t>
@@ -95,7 +95,7 @@
         <w:pStyle w:val="FirstParagraph"/>
       </w:pPr>
       <w:r>
-        <w:t xml:space="preserve">AI engineering leader with 15 years building production AI systems, data platforms, and cloud infrastructure for healthcare, life sciences, and financial services. Currently leading healthcare AI solution design at Autonomize AI, with recent experience managing enterprise data operations and building AI agents at Arine (45+ health plans, &gt;30M client members). Fortune 500 delivery at AWS, Microsoft, Booz Allen Hamilton, and Slalom Consulting spans the full stack — from AI agents and ML pipelines to enterprise data platforms and cloud architecture — across HIPAA and FedRAMP environments.</w:t>
+        <w:t xml:space="preserve">AI engineering leader with 13+ years building production AI systems for healthcare, life sciences, and financial services. Architects enterprise solutions spanning data platforms, ML infrastructure, and cloud systems across HIPAA, FedRAMP, and GDPR-compliant environments, with deep expertise in clinical decision support, medication optimization, and neuroinformatics. Led cross-functional teams and served Fortune 500 clients at Amazon Web Services, Microsoft, Booz Allen Hamilton ($9B+ revenue), and Slalom Consulting. Currently leading healthcare AI solution design at Autonomize AI, with hands-on experience building AI agents, data platforms, and generative AI applications on AWS and Snowflake.</w:t>
       </w:r>
     </w:p>
     <w:p>
@@ -151,7 +151,7 @@
         <w:pStyle w:val="Compact"/>
       </w:pPr>
       <w:r>
-        <w:t xml:space="preserve">Leading solution design and deployment for healthcare and life sciences customers adopting an enterprise AI platform for clinical review, risk adjustment, claims processing, and knowledge automation</w:t>
+        <w:t xml:space="preserve">Lead solution design and deployment for healthcare and life sciences customers adopting Autonomize AI’s enterprise AI platform</w:t>
       </w:r>
     </w:p>
     <w:p>
@@ -163,7 +163,7 @@
         <w:pStyle w:val="Compact"/>
       </w:pPr>
       <w:r>
-        <w:t xml:space="preserve">Architecting scalable, HIPAA-compliant AI solutions across 4+ enterprise use cases by translating business requirements into integration plans grounded in healthcare data standards</w:t>
+        <w:t xml:space="preserve">Own technical discovery, architecture design, and integration strategy across the full customer lifecycle</w:t>
       </w:r>
     </w:p>
     <w:p>
@@ -175,29 +175,17 @@
         <w:pStyle w:val="Compact"/>
       </w:pPr>
       <w:r>
-        <w:t xml:space="preserve">Driving technical discovery, POC development, and iterative deployment cycles in partnership with product, engineering, sales, and customer success teams</w:t>
-      </w:r>
-    </w:p>
-    <w:p>
-      <w:pPr>
-        <w:numPr>
-          <w:ilvl w:val="0"/>
-          <w:numId w:val="1001"/>
-        </w:numPr>
-        <w:pStyle w:val="Compact"/>
-      </w:pPr>
-      <w:r>
-        <w:t xml:space="preserve">Establishing enterprise architecture best practices for security, governance, and interoperability in regulated healthcare environments</w:t>
+        <w:t xml:space="preserve">Develop HIPAA-compliant solution blueprints for clinical review, risk adjustment, claims processing, and knowledge automation use cases</w:t>
       </w:r>
     </w:p>
     <w:bookmarkEnd w:id="24"/>
-    <w:bookmarkStart w:id="25" w:name="staff-ai-dataops-engineer"/>
+    <w:bookmarkStart w:id="25" w:name="staff-data-operations-engineer"/>
     <w:p>
       <w:pPr>
         <w:pStyle w:val="Heading3"/>
       </w:pPr>
       <w:r>
-        <w:t xml:space="preserve">Staff AI DataOps Engineer</w:t>
+        <w:t xml:space="preserve">Staff Data Operations Engineer</w:t>
       </w:r>
     </w:p>
     <w:p>
@@ -227,7 +215,7 @@
         <w:pStyle w:val="Compact"/>
       </w:pPr>
       <w:r>
-        <w:t xml:space="preserve">Managed enterprise data platform on Snowflake and AWS, processing petabytes of healthcare data from hundreds of sources for a medication-optimization platform serving 45+ health plans and &gt;30M client members</w:t>
+        <w:t xml:space="preserve">Managed enterprise data platform on Snowflake and AWS, processing petabytes of healthcare data from hundreds of sources supporting Arine’s medication-optimization platform (45+ health plans, &gt;30M client members)</w:t>
       </w:r>
     </w:p>
     <w:p>
@@ -239,7 +227,7 @@
         <w:pStyle w:val="Compact"/>
       </w:pPr>
       <w:r>
-        <w:t xml:space="preserve">Developed HIPAA-compliant AI coding assistants — a Data Engineering Agent for autonomous ETL pipeline generation, deployment, and testing, and a Dev Environment Agent that eliminated multi-day developer onboarding</w:t>
+        <w:t xml:space="preserve">Developed HIPAA-compliant AI coding assistants — a Data Engineering Agent that autonomously generated, deployed, and tested ETL pipelines, and a Dev Environment Agent that eliminated multi-day developer onboarding delays</w:t>
       </w:r>
     </w:p>
     <w:p>
@@ -251,7 +239,7 @@
         <w:pStyle w:val="Compact"/>
       </w:pPr>
       <w:r>
-        <w:t xml:space="preserve">Built an observability pipeline for Arine’s autonomous pharmacist AI agent, ingesting production behavior data from DynamoDB into Snowflake via dbt transformations and QuickSight dashboards</w:t>
+        <w:t xml:space="preserve">Built an observability pipeline monitoring Arine’s autonomous pharmacist AI agent, ingesting production behavior data from DynamoDB into Snowflake and visualizing metrics in QuickSight dashboards</w:t>
       </w:r>
     </w:p>
     <w:p>
@@ -291,7 +279,7 @@
         <w:t xml:space="preserve"> </w:t>
       </w:r>
       <w:r>
-        <w:t xml:space="preserve">| Atlanta, GA | Jul 2024 – Mar 2025</w:t>
+        <w:t xml:space="preserve">| Atlanta, Georgia | Jul 2024 – Mar 2025</w:t>
       </w:r>
     </w:p>
     <w:p>
@@ -303,7 +291,7 @@
         <w:pStyle w:val="Compact"/>
       </w:pPr>
       <w:r>
-        <w:t xml:space="preserve">Led AI and analytics solution development at a Fortune 500 consulting firm (27,000+ employees, $9B+ revenue), designing products that harnessed clinical, behavioral, and genomic data for population health and predictive medicine</w:t>
+        <w:t xml:space="preserve">Led AI and analytics solution development at a Fortune 500 consulting firm (27,000+ employees, $9B+ revenue), designing products harnessing clinical, behavioral, and genomic data for population health and predictive medicine</w:t>
       </w:r>
     </w:p>
     <w:p>
@@ -315,7 +303,7 @@
         <w:pStyle w:val="Compact"/>
       </w:pPr>
       <w:r>
-        <w:t xml:space="preserve">Collaborated with cross-functional teams of engineers, data scientists, and domain experts to deliver AI solutions addressing algorithmic bias and data privacy risks in regulated healthcare settings</w:t>
+        <w:t xml:space="preserve">Collaborated with cross-functional teams of engineers, data scientists, and domain experts to deliver AI solutions addressing algorithmic bias and data privacy risks across FedRAMP and HIPAA-compliant environments</w:t>
       </w:r>
     </w:p>
     <w:p>
@@ -327,11 +315,75 @@
         <w:pStyle w:val="Compact"/>
       </w:pPr>
       <w:r>
-        <w:t xml:space="preserve">Designed and deployed AI products across FedRAMP and HIPAA-compliant environments for healthcare and life science clients</w:t>
+        <w:t xml:space="preserve">Contributed to AI governance policy development for FDA’s Center for Devices and Radiological Health (CDRH) and supported federal healthcare AI initiatives</w:t>
       </w:r>
     </w:p>
     <w:bookmarkEnd w:id="26"/>
-    <w:bookmarkStart w:id="27" w:name="neuroinformatics-data-platform-architect"/>
+    <w:bookmarkStart w:id="27" w:name="chief-ai-officer-founder"/>
+    <w:p>
+      <w:pPr>
+        <w:pStyle w:val="Heading3"/>
+      </w:pPr>
+      <w:r>
+        <w:t xml:space="preserve">Chief AI Officer, Founder</w:t>
+      </w:r>
+    </w:p>
+    <w:p>
+      <w:pPr>
+        <w:pStyle w:val="FirstParagraph"/>
+      </w:pPr>
+      <w:r>
+        <w:rPr>
+          <w:bCs/>
+          <w:b/>
+        </w:rPr>
+        <w:t xml:space="preserve">Hyperbloom</w:t>
+      </w:r>
+      <w:r>
+        <w:t xml:space="preserve"> </w:t>
+      </w:r>
+      <w:r>
+        <w:t xml:space="preserve">| United States | Jun 2021 – Aug 2025</w:t>
+      </w:r>
+    </w:p>
+    <w:p>
+      <w:pPr>
+        <w:numPr>
+          <w:ilvl w:val="0"/>
+          <w:numId w:val="1004"/>
+        </w:numPr>
+        <w:pStyle w:val="Compact"/>
+      </w:pPr>
+      <w:r>
+        <w:t xml:space="preserve">Grew AI consulting business to $1.4M ARR from a $40K investment, delivering cloud-based AI and data solutions across healthcare, life science, and financial services</w:t>
+      </w:r>
+    </w:p>
+    <w:p>
+      <w:pPr>
+        <w:numPr>
+          <w:ilvl w:val="0"/>
+          <w:numId w:val="1004"/>
+        </w:numPr>
+        <w:pStyle w:val="Compact"/>
+      </w:pPr>
+      <w:r>
+        <w:t xml:space="preserve">Led teams of sales coordinators, account managers, and solutions architects through the full sales cycle for enterprise AI products and services</w:t>
+      </w:r>
+    </w:p>
+    <w:p>
+      <w:pPr>
+        <w:numPr>
+          <w:ilvl w:val="0"/>
+          <w:numId w:val="1004"/>
+        </w:numPr>
+        <w:pStyle w:val="Compact"/>
+      </w:pPr>
+      <w:r>
+        <w:t xml:space="preserve">Architected disaster recovery solutions for a clinical-trial management platform supporting 10,000+ research sites across 45 countries</w:t>
+      </w:r>
+    </w:p>
+    <w:bookmarkEnd w:id="27"/>
+    <w:bookmarkStart w:id="28" w:name="neuroinformatics-data-platform-architect"/>
     <w:p>
       <w:pPr>
         <w:pStyle w:val="Heading3"/>
@@ -355,71 +407,7 @@
         <w:t xml:space="preserve"> </w:t>
       </w:r>
       <w:r>
-        <w:t xml:space="preserve">| Atlanta, GA | Jan 2022 – Sep 2023</w:t>
-      </w:r>
-    </w:p>
-    <w:p>
-      <w:pPr>
-        <w:numPr>
-          <w:ilvl w:val="0"/>
-          <w:numId w:val="1004"/>
-        </w:numPr>
-        <w:pStyle w:val="Compact"/>
-      </w:pPr>
-      <w:r>
-        <w:t xml:space="preserve">Architected cloud infrastructure and GPU compute environments on AWS for COINSTAC, an open-source platform enabling decentralized neuroimaging and genomics research with differential privacy for PHI protection</w:t>
-      </w:r>
-    </w:p>
-    <w:p>
-      <w:pPr>
-        <w:numPr>
-          <w:ilvl w:val="0"/>
-          <w:numId w:val="1004"/>
-        </w:numPr>
-        <w:pStyle w:val="Compact"/>
-      </w:pPr>
-      <w:r>
-        <w:t xml:space="preserve">Built deep learning compute infrastructure and advised leadership on product roadmap, mission, and vision</w:t>
-      </w:r>
-    </w:p>
-    <w:p>
-      <w:pPr>
-        <w:numPr>
-          <w:ilvl w:val="0"/>
-          <w:numId w:val="1004"/>
-        </w:numPr>
-        <w:pStyle w:val="Compact"/>
-      </w:pPr>
-      <w:r>
-        <w:t xml:space="preserve">Drove commercialization through SBIR grant writing and industry partnerships; co-authored a peer-reviewed publication in Frontiers in Neuroinformatics</w:t>
-      </w:r>
-    </w:p>
-    <w:bookmarkEnd w:id="27"/>
-    <w:bookmarkStart w:id="28" w:name="chief-ai-officer-founder"/>
-    <w:p>
-      <w:pPr>
-        <w:pStyle w:val="Heading3"/>
-      </w:pPr>
-      <w:r>
-        <w:t xml:space="preserve">Chief AI Officer, Founder</w:t>
-      </w:r>
-    </w:p>
-    <w:p>
-      <w:pPr>
-        <w:pStyle w:val="FirstParagraph"/>
-      </w:pPr>
-      <w:r>
-        <w:rPr>
-          <w:bCs/>
-          <w:b/>
-        </w:rPr>
-        <w:t xml:space="preserve">Hyperbloom</w:t>
-      </w:r>
-      <w:r>
-        <w:t xml:space="preserve"> </w:t>
-      </w:r>
-      <w:r>
-        <w:t xml:space="preserve">| United States | Jan 2020 – Sep 2025</w:t>
+        <w:t xml:space="preserve">| Atlanta, Georgia | Jan 2022 – Sep 2023</w:t>
       </w:r>
     </w:p>
     <w:p>
@@ -431,7 +419,7 @@
         <w:pStyle w:val="Compact"/>
       </w:pPr>
       <w:r>
-        <w:t xml:space="preserve">Grew AI consulting business to $1.4M ARR from a $40K investment, delivering cloud-based AI and data solutions across healthcare, life science, and financial services</w:t>
+        <w:t xml:space="preserve">Architected COINSTAC, an open-source platform enabling decentralized neuroimaging and genomics research with differential privacy, contributing to a peer-reviewed publication in Frontiers in Neuroinformatics</w:t>
       </w:r>
     </w:p>
     <w:p>
@@ -443,7 +431,7 @@
         <w:pStyle w:val="Compact"/>
       </w:pPr>
       <w:r>
-        <w:t xml:space="preserve">Led teams of sales coordinators, account managers, and solutions architects through the full sales cycle while building partnerships with research organizations and technology vendors</w:t>
+        <w:t xml:space="preserve">Built GPU-focused compute infrastructure for deep learning workloads and managed AWS cloud architecture including container orchestration and service decoupling</w:t>
       </w:r>
     </w:p>
     <w:p>
@@ -455,7 +443,7 @@
         <w:pStyle w:val="Compact"/>
       </w:pPr>
       <w:r>
-        <w:t xml:space="preserve">Architected disaster recovery solutions for clinical trial software supporting 10,000+ research sites across 45 countries with 5.5M monthly remote monitoring activities</w:t>
+        <w:t xml:space="preserve">Drove commercialization through SBIR grant writing, open-source contributor recruitment, and strategic industry partnerships</w:t>
       </w:r>
     </w:p>
     <w:bookmarkEnd w:id="28"/>
@@ -483,7 +471,7 @@
         <w:t xml:space="preserve"> </w:t>
       </w:r>
       <w:r>
-        <w:t xml:space="preserve">| Atlanta, GA | Aug 2018 – May 2021</w:t>
+        <w:t xml:space="preserve">| Atlanta, Georgia | Aug 2018 – May 2021</w:t>
       </w:r>
     </w:p>
     <w:p>
@@ -495,7 +483,7 @@
         <w:pStyle w:val="Compact"/>
       </w:pPr>
       <w:r>
-        <w:t xml:space="preserve">Managed a portfolio of 10+ enterprise accounts including Cox Enterprises, Cox Automotive, Equifax, NCR, Accenture, and Deloitte as a national subject matter expert in AI and ML</w:t>
+        <w:t xml:space="preserve">Managed a portfolio of 10+ enterprise accounts including Cox Enterprises, Equifax, NCR, Accenture, and Deloitte, providing AI/ML architecture guidance and driving AWS platform adoption</w:t>
       </w:r>
     </w:p>
     <w:p>
@@ -507,7 +495,7 @@
         <w:pStyle w:val="Compact"/>
       </w:pPr>
       <w:r>
-        <w:t xml:space="preserve">Delivered technical white papers, reference architectures, and proof-of-concept solutions that drove production adoption of AWS AI/ML services</w:t>
+        <w:t xml:space="preserve">Engaged nationally as a subject matter expert in AI and machine learning, authoring technical white papers, reference architectures, and delivering proof-of-concept solutions</w:t>
       </w:r>
     </w:p>
     <w:p>
@@ -519,7 +507,7 @@
         <w:pStyle w:val="Compact"/>
       </w:pPr>
       <w:r>
-        <w:t xml:space="preserve">Partnered with C-suite executives to define technical and business strategies spanning go-to-market planning, cost management, and technical recruiting</w:t>
+        <w:t xml:space="preserve">Partnered with C-suite executives to define technical and business strategies including go-to-market planning, cost optimization, and technical recruiting</w:t>
       </w:r>
     </w:p>
     <w:bookmarkEnd w:id="29"/>
@@ -547,7 +535,7 @@
         <w:t xml:space="preserve"> </w:t>
       </w:r>
       <w:r>
-        <w:t xml:space="preserve">| Atlanta, GA | Jan 2018 – May 2020</w:t>
+        <w:t xml:space="preserve">| Atlanta, Georgia | Feb 2018 – Jul 2018</w:t>
       </w:r>
     </w:p>
     <w:p>
@@ -559,7 +547,7 @@
         <w:pStyle w:val="Compact"/>
       </w:pPr>
       <w:r>
-        <w:t xml:space="preserve">Architected automated ML pipelines for healthcare voice computing — end-to-end workflows collecting, cleaning, training, and deploying models processing text and audio data for neurodegenerative disease prediction</w:t>
+        <w:t xml:space="preserve">Architected automated ML pipelines for healthcare voice computing — collecting, cleaning, training, and deploying models processing text and audio data for neurodegenerative disease prediction</w:t>
       </w:r>
     </w:p>
     <w:p>
@@ -571,7 +559,7 @@
         <w:pStyle w:val="Compact"/>
       </w:pPr>
       <w:r>
-        <w:t xml:space="preserve">Drove implementation of 4 testing disciplines (regression, functional, load, integration) across the engineering team and mentored international fellows in the Tribe program for neurodegenerative disease research</w:t>
+        <w:t xml:space="preserve">Mentored fellows in the Tribe program for neurodegenerative disease research and drove test-driven development practices across the engineering team</w:t>
       </w:r>
     </w:p>
     <w:bookmarkEnd w:id="30"/>
@@ -599,7 +587,7 @@
         <w:t xml:space="preserve"> </w:t>
       </w:r>
       <w:r>
-        <w:t xml:space="preserve">| Atlanta, GA | Jul 2015 – Jan 2018</w:t>
+        <w:t xml:space="preserve">| Atlanta, Georgia | Jul 2015 – Jan 2018</w:t>
       </w:r>
     </w:p>
     <w:p>
@@ -611,7 +599,7 @@
         <w:pStyle w:val="Compact"/>
       </w:pPr>
       <w:r>
-        <w:t xml:space="preserve">Delivered 7+ client engagements including a behavioral healthcare application generating $2M+ in revenue and a statewide demand forecasting system across dozens of facilities in Georgia</w:t>
+        <w:t xml:space="preserve">Delivered 7+ client engagements generating $2M+ in consulting revenue, including a statewide behavioral health demand forecasting system across dozens of facilities in Georgia</w:t>
       </w:r>
     </w:p>
     <w:p>
@@ -623,7 +611,7 @@
         <w:pStyle w:val="Compact"/>
       </w:pPr>
       <w:r>
-        <w:t xml:space="preserve">Grew the AI consulting practice through workshops and technical presentations; recognized nationally as a subject matter expert in NLP and machine learning</w:t>
+        <w:t xml:space="preserve">Designed intelligent software applications on Microsoft Azure and AWS; recognized nationally as a subject matter expert in NLP and machine learning</w:t>
       </w:r>
     </w:p>
     <w:bookmarkEnd w:id="31"/>
@@ -651,7 +639,7 @@
         <w:t xml:space="preserve"> </w:t>
       </w:r>
       <w:r>
-        <w:t xml:space="preserve">| Fort Mill, SC | Mar 2014 – Jul 2015</w:t>
+        <w:t xml:space="preserve">| Fort Mill, South Carolina | Mar 2014 – Jul 2015</w:t>
       </w:r>
     </w:p>
     <w:p>
@@ -663,7 +651,7 @@
         <w:pStyle w:val="Compact"/>
       </w:pPr>
       <w:r>
-        <w:t xml:space="preserve">Engineered full-stack marketing platform serving 16+ Fortune 500 clients including DirecTV, Verizon, AT&amp;T, Liberty Mutual, and Progressive</w:t>
+        <w:t xml:space="preserve">Engineered full-stack web applications serving 16+ Fortune 500 clients including DirecTV, Verizon, AT&amp;T, and Liberty Mutual, maintaining hundreds of high-traffic consumer-facing websites</w:t>
       </w:r>
     </w:p>
     <w:bookmarkEnd w:id="32"/>
@@ -691,7 +679,7 @@
         <w:t xml:space="preserve"> </w:t>
       </w:r>
       <w:r>
-        <w:t xml:space="preserve">| Charlotte, NC | Jul 2012 – Mar 2014</w:t>
+        <w:t xml:space="preserve">| Charlotte, North Carolina | Jul 2012 – Mar 2014</w:t>
       </w:r>
     </w:p>
     <w:p>
@@ -703,7 +691,7 @@
         <w:pStyle w:val="Compact"/>
       </w:pPr>
       <w:r>
-        <w:t xml:space="preserve">Delivered advanced technical support for hundreds of high-impact web applications and server farms to Fortune 100 clients; nominated for Global Business Support’s</w:t>
+        <w:t xml:space="preserve">Delivered advanced technical support to Fortune 100 clients including Chevron, Walmart, Intel, and Bank of America; nominated for Global Business Support’s</w:t>
       </w:r>
       <w:r>
         <w:t xml:space="preserve"> </w:t>
@@ -721,7 +709,7 @@
         <w:t xml:space="preserve"> </w:t>
       </w:r>
       <w:r>
-        <w:t xml:space="preserve">in 2013</w:t>
+        <w:t xml:space="preserve">(2013)</w:t>
       </w:r>
     </w:p>
     <w:p>
@@ -742,13 +730,13 @@
         <w:t xml:space="preserve">Education</w:t>
       </w:r>
     </w:p>
-    <w:bookmarkStart w:id="35" w:name="X448bda08627122279ce47d294c4e7edd5af5506"/>
+    <w:bookmarkStart w:id="35" w:name="X638a05fec290efe53b27cf3b1a7408a0c885c7b"/>
     <w:p>
       <w:pPr>
         <w:pStyle w:val="Heading3"/>
       </w:pPr>
       <w:r>
-        <w:t xml:space="preserve">BS, Computer Science (AI Emphasis) &amp; BA, Cognitive Science (AI Foundation)</w:t>
+        <w:t xml:space="preserve">Bachelor of Science in Computer Science (AI Emphasis) &amp; Bachelor of Arts in Cognitive Science (AI Foundation)</w:t>
       </w:r>
     </w:p>
     <w:p>
@@ -772,7 +760,7 @@
         <w:t xml:space="preserve"> </w:t>
       </w:r>
       <w:r>
-        <w:t xml:space="preserve">Graduated Cum Laude · Dean’s List · HOPE Scholarship</w:t>
+        <w:t xml:space="preserve">Graduated Cum Laude | Dean’s List | HOPE Scholarship</w:t>
       </w:r>
     </w:p>
     <w:p>
@@ -808,7 +796,7 @@
         <w:t xml:space="preserve"> </w:t>
       </w:r>
       <w:r>
-        <w:t xml:space="preserve">Generative AI, Large Language Models, Multi-agent Systems, NLP, MLOps, Predictive Analytics, Prompt Engineering, Amazon Bedrock, Amazon SageMaker, Azure Machine Learning</w:t>
+        <w:t xml:space="preserve">Generative AI, Large Language Models (LLMs), Multi-agent Systems, Natural Language Processing, Machine Learning, MLOps, Deep Learning, Prompt Engineering, Predictive Analytics</w:t>
       </w:r>
     </w:p>
     <w:p>
@@ -826,7 +814,7 @@
         <w:t xml:space="preserve"> </w:t>
       </w:r>
       <w:r>
-        <w:t xml:space="preserve">AWS (S3, Lambda, ECS/EKS, Step Functions, QuickSight, Glue, DynamoDB, RDS), Microsoft Azure, Snowflake, Docker, Kubernetes</w:t>
+        <w:t xml:space="preserve">AWS (SageMaker, Bedrock, ECS/EKS, Lambda, S3, Glue, QuickSight, DynamoDB), Microsoft Azure, Snowflake, Docker, NVIDIA GPU Computing (CUDA)</w:t>
       </w:r>
     </w:p>
     <w:p>
@@ -844,7 +832,7 @@
         <w:t xml:space="preserve"> </w:t>
       </w:r>
       <w:r>
-        <w:t xml:space="preserve">Snowflake, PostgreSQL, dbt, Apache Kafka, CDC/ETL Pipelines, Data Governance, HIPAA Compliance, Data Privacy</w:t>
+        <w:t xml:space="preserve">ETL/CDC Pipelines, Data Governance, HIPAA/GDPR/FedRAMP Compliance, PostgreSQL, Apache Kafka, Data Warehousing</w:t>
       </w:r>
     </w:p>
     <w:p>
@@ -874,13 +862,13 @@
           <w:bCs/>
           <w:b/>
         </w:rPr>
-        <w:t xml:space="preserve">AI Tools &amp; Frameworks:</w:t>
-      </w:r>
-      <w:r>
-        <w:t xml:space="preserve"> </w:t>
-      </w:r>
-      <w:r>
-        <w:t xml:space="preserve">Cursor AI, Claude Code, GitHub Copilot, LangChain, Ollama, n8n, Neo4j, Open WebUI</w:t>
+        <w:t xml:space="preserve">AI Tools &amp; Platforms:</w:t>
+      </w:r>
+      <w:r>
+        <w:t xml:space="preserve"> </w:t>
+      </w:r>
+      <w:r>
+        <w:t xml:space="preserve">Ollama, Open WebUI, Cursor AI, GitHub Copilot, Azure Machine Learning</w:t>
       </w:r>
     </w:p>
     <w:p>
@@ -892,13 +880,13 @@
           <w:bCs/>
           <w:b/>
         </w:rPr>
-        <w:t xml:space="preserve">Leadership &amp; Strategy:</w:t>
-      </w:r>
-      <w:r>
-        <w:t xml:space="preserve"> </w:t>
-      </w:r>
-      <w:r>
-        <w:t xml:space="preserve">Engineering Team Management, Solution Architecture, AI Governance, Enterprise Sales Support, Technical Training, Executive Coaching</w:t>
+        <w:t xml:space="preserve">Leadership:</w:t>
+      </w:r>
+      <w:r>
+        <w:t xml:space="preserve"> </w:t>
+      </w:r>
+      <w:r>
+        <w:t xml:space="preserve">Engineering Team Management, Solutions Architecture, Enterprise Consulting, Executive Coaching, Agile/Scrum</w:t>
       </w:r>
     </w:p>
     <w:p>
@@ -1042,7 +1030,7 @@
         <w:pStyle w:val="FirstParagraph"/>
       </w:pPr>
       <w:r>
-        <w:t xml:space="preserve">Founded a not-for-profit organization building free, open-source AI agents to help working-class entrepreneurs and their families generate wealth. Active projects include a career assistant and a financial planning assistant built on local-first, privacy-preserving architectures using Ollama, LangChain, n8n, and Neo4j — designed for no-cost deployment in public libraries.</w:t>
+        <w:t xml:space="preserve">Not-for-profit organization building free, open-source AI agents to help working-class entrepreneurs generate wealth. Active projects include a career assistant and a financial advisor built on local-first, privacy-preserving architectures using Ollama, open-weight LLMs, and NVIDIA GPU hardware (RTX 4090/5090). Vision: deploy AI-as-a-public-service in local libraries across the United States.</w:t>
       </w:r>
     </w:p>
     <w:p>
@@ -1063,7 +1051,7 @@
         <w:t xml:space="preserve">Publications</w:t>
       </w:r>
     </w:p>
-    <w:bookmarkStart w:id="43" w:name="X2dc57d2844dd16d18e2bfcbba472cb51ea6ad63"/>
+    <w:bookmarkStart w:id="43" w:name="X1492253e9ec77be8ebedbe9d75a5bf53043d789"/>
     <w:p>
       <w:pPr>
         <w:pStyle w:val="Heading3"/>
@@ -1073,7 +1061,7 @@
           <w:rPr>
             <w:rStyle w:val="Hyperlink"/>
           </w:rPr>
-          <w:t xml:space="preserve">Enhancing Collaborative Neuroimaging Research: COINSTAC Vaults for Federated Analysis</w:t>
+          <w:t xml:space="preserve">Enhancing Collaborative Neuroimaging Research: Introducing COINSTAC Vaults for Federated Analysis and Reproducibility</w:t>
         </w:r>
       </w:hyperlink>
     </w:p>
@@ -1082,7 +1070,7 @@
         <w:pStyle w:val="FirstParagraph"/>
       </w:pPr>
       <w:r>
-        <w:t xml:space="preserve">Frontiers in Neuroinformatics (Jun 2023). Co-authored peer-reviewed research on federated analysis and differential privacy for neuroimaging data, enabling multi-site collaboration without exposing protected health information.</w:t>
+        <w:t xml:space="preserve">Frontiers in Neuroinformatics (Jun 2023). Co-authored peer-reviewed research on federated analysis enabling multi-site neuroimaging studies without sharing raw data, using differential privacy and decentralized computation.</w:t>
       </w:r>
     </w:p>
     <w:bookmarkEnd w:id="43"/>

--- a/public/Paul-Prae-Resume.docx
+++ b/public/Paul-Prae-Resume.docx
@@ -95,7 +95,7 @@
         <w:pStyle w:val="FirstParagraph"/>
       </w:pPr>
       <w:r>
-        <w:t xml:space="preserve">AI engineering leader with 13+ years building production AI systems for healthcare, life sciences, and financial services. Architects enterprise solutions spanning data platforms, ML infrastructure, and cloud systems across HIPAA, FedRAMP, and GDPR-compliant environments, with deep expertise in clinical decision support, medication optimization, and neuroinformatics. Led cross-functional teams and served Fortune 500 clients at Amazon Web Services, Microsoft, Booz Allen Hamilton ($9B+ revenue), and Slalom Consulting. Currently leading healthcare AI solution design at Autonomize AI, with hands-on experience building AI agents, data platforms, and generative AI applications on AWS and Snowflake.</w:t>
+        <w:t xml:space="preserve">AI engineering leader with 13+ years building production AI systems for healthcare, life sciences, and consulting. Architects enterprise solutions spanning data platforms, ML infrastructure, and cloud systems across HIPAA, FedRAMP, and GDPR-compliant environments, with deep expertise in clinical decision support, medication optimization, and neuroinformatics. Led cross-functional teams and served Fortune 500 clients at Amazon Web Services, Microsoft, Booz Allen Hamilton ($9B+ revenue), and Slalom Consulting. Currently leading healthcare AI solution design at Autonomize AI, with hands-on experience building AI agents, data platforms, and generative AI applications on AWS and Snowflake.</w:t>
       </w:r>
     </w:p>
     <w:p>
@@ -355,7 +355,7 @@
         <w:pStyle w:val="Compact"/>
       </w:pPr>
       <w:r>
-        <w:t xml:space="preserve">Grew AI consulting business to $1.4M ARR from a $40K investment, delivering cloud-based AI and data solutions across healthcare, life science, and financial services</w:t>
+        <w:t xml:space="preserve">Grew AI consulting business to $1.4M ARR from a $40K investment, delivering cloud-based AI and data solutions across healthcare, life science, and consulting</w:t>
       </w:r>
     </w:p>
     <w:p>
@@ -868,7 +868,7 @@
         <w:t xml:space="preserve"> </w:t>
       </w:r>
       <w:r>
-        <w:t xml:space="preserve">Ollama, Open WebUI, Cursor AI, GitHub Copilot, Azure Machine Learning</w:t>
+        <w:t xml:space="preserve">Anthropic Claude (Code, API, Console), Ollama, Open WebUI, Cursor AI, GitHub Copilot</w:t>
       </w:r>
     </w:p>
     <w:p>

--- a/public/Paul-Prae-Resume.docx
+++ b/public/Paul-Prae-Resume.docx
@@ -2,7 +2,7 @@
 <file path=word/document.xml><?xml version="1.0" encoding="utf-8"?>
 <w:document xmlns:w="http://schemas.openxmlformats.org/wordprocessingml/2006/main" xmlns:m="http://schemas.openxmlformats.org/officeDocument/2006/math" xmlns:r="http://schemas.openxmlformats.org/officeDocument/2006/relationships" xmlns:o="urn:schemas-microsoft-com:office:office" xmlns:v="urn:schemas-microsoft-com:vml" xmlns:w10="urn:schemas-microsoft-com:office:word" xmlns:a="http://schemas.openxmlformats.org/drawingml/2006/main" xmlns:pic="http://schemas.openxmlformats.org/drawingml/2006/picture" xmlns:wp="http://schemas.openxmlformats.org/drawingml/2006/wordprocessingDrawing">
   <w:body>
-    <w:bookmarkStart w:id="42" w:name="paul-prae"/>
+    <w:bookmarkStart w:id="45" w:name="paul-prae"/>
     <w:p>
       <w:pPr>
         <w:pStyle w:val="Heading1"/>
@@ -26,7 +26,7 @@
         <w:t xml:space="preserve"> </w:t>
       </w:r>
       <w:r>
-        <w:t xml:space="preserve">| Buford, GA | hireme@paulprae.com |</w:t>
+        <w:t xml:space="preserve">| Buford, Georgia, United States | hireme@paulprae.com |</w:t>
       </w:r>
       <w:r>
         <w:t xml:space="preserve"> </w:t>
@@ -36,7 +36,7 @@
           <w:rPr>
             <w:rStyle w:val="Hyperlink"/>
           </w:rPr>
-          <w:t xml:space="preserve">linkedin.com/in/paulprae</w:t>
+          <w:t xml:space="preserve">LinkedIn</w:t>
         </w:r>
       </w:hyperlink>
       <w:r>
@@ -53,7 +53,7 @@
           <w:rPr>
             <w:rStyle w:val="Hyperlink"/>
           </w:rPr>
-          <w:t xml:space="preserve">github.com/praeducer</w:t>
+          <w:t xml:space="preserve">GitHub</w:t>
         </w:r>
       </w:hyperlink>
       <w:r>
@@ -95,7 +95,7 @@
         <w:pStyle w:val="FirstParagraph"/>
       </w:pPr>
       <w:r>
-        <w:t xml:space="preserve">AI and data engineering leader with 13+ years building enterprise solutions across healthcare, life sciences, and financial services. Currently managing Arine’s enterprise data platform on Snowflake and AWS, supporting a medication-optimization platform serving 45+ health plans and &gt;30 million members. Previous roles span enterprise AI/ML solutions architecture at Amazon Web Services, healthcare AI practice leadership at Booz Allen Hamilton ($9B+ revenue), and automated ML pipeline development at NeuroLex Labs. Brings deep expertise in AI agents, cloud-native data platforms, and HIPAA-compliant systems alongside engineering leadership across data operations, platform architecture, and team development.</w:t>
+        <w:t xml:space="preserve">AI engineering leader with 13+ years building production AI systems for healthcare, life sciences, and consulting. Architects enterprise solutions spanning data platforms, ML infrastructure, and cloud systems across HIPAA, FedRAMP, and GDPR-compliant environments, with deep expertise in clinical decision support, medication optimization, and neuroinformatics. Led cross-functional teams and served Fortune 500 clients at Amazon Web Services, Microsoft, Booz Allen Hamilton ($9B+ revenue), and Slalom Consulting. Currently leading healthcare AI solution design at Autonomize AI, with hands-on experience building AI agents, data platforms, and generative AI applications on AWS and Snowflake.</w:t>
       </w:r>
     </w:p>
     <w:p>
@@ -115,13 +115,77 @@
         <w:t xml:space="preserve">Professional Experience</w:t>
       </w:r>
     </w:p>
-    <w:bookmarkStart w:id="24" w:name="staff-ai-dataops-engineer"/>
+    <w:bookmarkStart w:id="24" w:name="solutions-architect"/>
     <w:p>
       <w:pPr>
         <w:pStyle w:val="Heading3"/>
       </w:pPr>
       <w:r>
-        <w:t xml:space="preserve">Staff AI DataOps Engineer</w:t>
+        <w:t xml:space="preserve">Solutions Architect</w:t>
+      </w:r>
+    </w:p>
+    <w:p>
+      <w:pPr>
+        <w:pStyle w:val="FirstParagraph"/>
+      </w:pPr>
+      <w:r>
+        <w:rPr>
+          <w:bCs/>
+          <w:b/>
+        </w:rPr>
+        <w:t xml:space="preserve">Autonomize AI</w:t>
+      </w:r>
+      <w:r>
+        <w:t xml:space="preserve"> </w:t>
+      </w:r>
+      <w:r>
+        <w:t xml:space="preserve">| Remote | Apr 2026 – Present</w:t>
+      </w:r>
+    </w:p>
+    <w:p>
+      <w:pPr>
+        <w:numPr>
+          <w:ilvl w:val="0"/>
+          <w:numId w:val="1001"/>
+        </w:numPr>
+        <w:pStyle w:val="Compact"/>
+      </w:pPr>
+      <w:r>
+        <w:t xml:space="preserve">Lead solution design and deployment for healthcare and life sciences customers adopting Autonomize AI’s enterprise AI platform</w:t>
+      </w:r>
+    </w:p>
+    <w:p>
+      <w:pPr>
+        <w:numPr>
+          <w:ilvl w:val="0"/>
+          <w:numId w:val="1001"/>
+        </w:numPr>
+        <w:pStyle w:val="Compact"/>
+      </w:pPr>
+      <w:r>
+        <w:t xml:space="preserve">Own technical discovery, architecture design, and integration strategy across the full customer lifecycle</w:t>
+      </w:r>
+    </w:p>
+    <w:p>
+      <w:pPr>
+        <w:numPr>
+          <w:ilvl w:val="0"/>
+          <w:numId w:val="1001"/>
+        </w:numPr>
+        <w:pStyle w:val="Compact"/>
+      </w:pPr>
+      <w:r>
+        <w:t xml:space="preserve">Develop HIPAA-compliant solution blueprints for clinical review, risk adjustment, claims processing, and knowledge automation use cases</w:t>
+      </w:r>
+    </w:p>
+    <w:bookmarkEnd w:id="24"/>
+    <w:bookmarkStart w:id="25" w:name="staff-data-operations-engineer"/>
+    <w:p>
+      <w:pPr>
+        <w:pStyle w:val="Heading3"/>
+      </w:pPr>
+      <w:r>
+        <w:t xml:space="preserve">Staff Data Operations Engineer</w:t>
       </w:r>
     </w:p>
     <w:p>
@@ -139,71 +203,59 @@
         <w:t xml:space="preserve"> </w:t>
       </w:r>
       <w:r>
-        <w:t xml:space="preserve">| Remote | Sep 2025 – Present</w:t>
-      </w:r>
-    </w:p>
-    <w:p>
-      <w:pPr>
-        <w:numPr>
-          <w:ilvl w:val="0"/>
-          <w:numId w:val="1001"/>
-        </w:numPr>
-        <w:pStyle w:val="Compact"/>
-      </w:pPr>
-      <w:r>
-        <w:t xml:space="preserve">Managed enterprise data platform on Snowflake and AWS, processing petabytes of healthcare data from hundreds of sources for a medication-optimization platform serving 45+ health plans and &gt;30M members (Inc. 5000 #5 in AI)</w:t>
-      </w:r>
-    </w:p>
-    <w:p>
-      <w:pPr>
-        <w:numPr>
-          <w:ilvl w:val="0"/>
-          <w:numId w:val="1001"/>
-        </w:numPr>
-        <w:pStyle w:val="Compact"/>
-      </w:pPr>
-      <w:r>
-        <w:t xml:space="preserve">Designed the AI DataOps Toolkit — an agentic framework with HIPAA-compliant coding assistants including a Data Engineering Agent for autonomous ETL pipeline generation and a Dev Environment Agent that eliminated multi-day developer onboarding</w:t>
-      </w:r>
-    </w:p>
-    <w:p>
-      <w:pPr>
-        <w:numPr>
-          <w:ilvl w:val="0"/>
-          <w:numId w:val="1001"/>
-        </w:numPr>
-        <w:pStyle w:val="Compact"/>
-      </w:pPr>
-      <w:r>
-        <w:t xml:space="preserve">Built observability pipeline monitoring Arine’s autonomous pharmacist AI agent, ingesting production behavior data from DynamoDB into Snowflake, transforming with dbt, and surfacing metrics in QuickSight dashboards</w:t>
-      </w:r>
-    </w:p>
-    <w:p>
-      <w:pPr>
-        <w:numPr>
-          <w:ilvl w:val="0"/>
-          <w:numId w:val="1001"/>
-        </w:numPr>
-        <w:pStyle w:val="Compact"/>
-      </w:pPr>
-      <w:r>
-        <w:t xml:space="preserve">Led AI enablement workshops training groups of up to 100 engineers on AI-first development practices and tools</w:t>
-      </w:r>
-    </w:p>
-    <w:p>
-      <w:pPr>
-        <w:numPr>
-          <w:ilvl w:val="0"/>
-          <w:numId w:val="1001"/>
-        </w:numPr>
-        <w:pStyle w:val="Compact"/>
-      </w:pPr>
-      <w:r>
-        <w:t xml:space="preserve">Engineered high-throughput CDC pipelines from PostgreSQL to Snowflake using serverless, event-driven architectures (Lambda, Step Functions, EventBridge)</w:t>
-      </w:r>
-    </w:p>
-    <w:bookmarkEnd w:id="24"/>
-    <w:bookmarkStart w:id="25" w:name="chief-ai-architect-senior-manager"/>
+        <w:t xml:space="preserve">| Remote | Sep 2025 – Mar 2026</w:t>
+      </w:r>
+    </w:p>
+    <w:p>
+      <w:pPr>
+        <w:numPr>
+          <w:ilvl w:val="0"/>
+          <w:numId w:val="1002"/>
+        </w:numPr>
+        <w:pStyle w:val="Compact"/>
+      </w:pPr>
+      <w:r>
+        <w:t xml:space="preserve">Managed enterprise data platform on Snowflake and AWS, processing petabytes of healthcare data from hundreds of sources supporting Arine’s medication-optimization platform (45+ health plans, &gt;30M client members)</w:t>
+      </w:r>
+    </w:p>
+    <w:p>
+      <w:pPr>
+        <w:numPr>
+          <w:ilvl w:val="0"/>
+          <w:numId w:val="1002"/>
+        </w:numPr>
+        <w:pStyle w:val="Compact"/>
+      </w:pPr>
+      <w:r>
+        <w:t xml:space="preserve">Developed HIPAA-compliant AI coding assistants — a Data Engineering Agent that autonomously generated, deployed, and tested ETL pipelines, and a Dev Environment Agent that eliminated multi-day developer onboarding delays</w:t>
+      </w:r>
+    </w:p>
+    <w:p>
+      <w:pPr>
+        <w:numPr>
+          <w:ilvl w:val="0"/>
+          <w:numId w:val="1002"/>
+        </w:numPr>
+        <w:pStyle w:val="Compact"/>
+      </w:pPr>
+      <w:r>
+        <w:t xml:space="preserve">Built an observability pipeline monitoring Arine’s autonomous pharmacist AI agent, ingesting production behavior data from DynamoDB into Snowflake and visualizing metrics in QuickSight dashboards</w:t>
+      </w:r>
+    </w:p>
+    <w:p>
+      <w:pPr>
+        <w:numPr>
+          <w:ilvl w:val="0"/>
+          <w:numId w:val="1002"/>
+        </w:numPr>
+        <w:pStyle w:val="Compact"/>
+      </w:pPr>
+      <w:r>
+        <w:t xml:space="preserve">Led AI enablement workshops training groups of up to 100 engineers on AI-first software development practices</w:t>
+      </w:r>
+    </w:p>
+    <w:bookmarkEnd w:id="25"/>
+    <w:bookmarkStart w:id="26" w:name="chief-ai-architect-senior-manager"/>
     <w:p>
       <w:pPr>
         <w:pStyle w:val="Heading3"/>
@@ -227,53 +279,53 @@
         <w:t xml:space="preserve"> </w:t>
       </w:r>
       <w:r>
-        <w:t xml:space="preserve">| Atlanta, GA | Jul 2024 – Mar 2025</w:t>
-      </w:r>
-    </w:p>
-    <w:p>
-      <w:pPr>
-        <w:numPr>
-          <w:ilvl w:val="0"/>
-          <w:numId w:val="1002"/>
-        </w:numPr>
-        <w:pStyle w:val="Compact"/>
-      </w:pPr>
-      <w:r>
-        <w:t xml:space="preserve">Led AI and analytics solution development at a Fortune 500 consulting firm (27,000+ employees, $9B+ revenue), designing products leveraging clinical, behavioral, and genomic data for population health and predictive medicine</w:t>
-      </w:r>
-    </w:p>
-    <w:p>
-      <w:pPr>
-        <w:numPr>
-          <w:ilvl w:val="0"/>
-          <w:numId w:val="1002"/>
-        </w:numPr>
-        <w:pStyle w:val="Compact"/>
-      </w:pPr>
-      <w:r>
-        <w:t xml:space="preserve">Delivered AI products across FedRAMP and HIPAA-compliant environments, mitigating algorithmic bias and privacy risks for healthcare and life science clients</w:t>
-      </w:r>
-    </w:p>
-    <w:p>
-      <w:pPr>
-        <w:numPr>
-          <w:ilvl w:val="0"/>
-          <w:numId w:val="1002"/>
-        </w:numPr>
-        <w:pStyle w:val="Compact"/>
-      </w:pPr>
-      <w:r>
-        <w:t xml:space="preserve">Drove cross-functional collaboration with engineers, data scientists, and domain experts to address clinical, regulatory, and technological requirements</w:t>
-      </w:r>
-    </w:p>
-    <w:bookmarkEnd w:id="25"/>
-    <w:bookmarkStart w:id="26" w:name="principal-ai-architect-founder"/>
+        <w:t xml:space="preserve">| Atlanta, Georgia | Jul 2024 – Mar 2025</w:t>
+      </w:r>
+    </w:p>
+    <w:p>
+      <w:pPr>
+        <w:numPr>
+          <w:ilvl w:val="0"/>
+          <w:numId w:val="1003"/>
+        </w:numPr>
+        <w:pStyle w:val="Compact"/>
+      </w:pPr>
+      <w:r>
+        <w:t xml:space="preserve">Led AI and analytics solution development at a Fortune 500 consulting firm (27,000+ employees, $9B+ revenue), designing products harnessing clinical, behavioral, and genomic data for population health and predictive medicine</w:t>
+      </w:r>
+    </w:p>
+    <w:p>
+      <w:pPr>
+        <w:numPr>
+          <w:ilvl w:val="0"/>
+          <w:numId w:val="1003"/>
+        </w:numPr>
+        <w:pStyle w:val="Compact"/>
+      </w:pPr>
+      <w:r>
+        <w:t xml:space="preserve">Collaborated with cross-functional teams of engineers, data scientists, and domain experts to deliver AI solutions addressing algorithmic bias and data privacy risks across FedRAMP and HIPAA-compliant environments</w:t>
+      </w:r>
+    </w:p>
+    <w:p>
+      <w:pPr>
+        <w:numPr>
+          <w:ilvl w:val="0"/>
+          <w:numId w:val="1003"/>
+        </w:numPr>
+        <w:pStyle w:val="Compact"/>
+      </w:pPr>
+      <w:r>
+        <w:t xml:space="preserve">Contributed to AI governance policy development for FDA’s Center for Devices and Radiological Health (CDRH) and supported federal healthcare AI initiatives</w:t>
+      </w:r>
+    </w:p>
+    <w:bookmarkEnd w:id="26"/>
+    <w:bookmarkStart w:id="27" w:name="chief-ai-officer-founder"/>
     <w:p>
       <w:pPr>
         <w:pStyle w:val="Heading3"/>
       </w:pPr>
       <w:r>
-        <w:t xml:space="preserve">Principal AI Architect, Founder</w:t>
+        <w:t xml:space="preserve">Chief AI Officer, Founder</w:t>
       </w:r>
     </w:p>
     <w:p>
@@ -285,53 +337,53 @@
           <w:bCs/>
           <w:b/>
         </w:rPr>
-        <w:t xml:space="preserve">Modular Earth</w:t>
-      </w:r>
-      <w:r>
-        <w:t xml:space="preserve"> </w:t>
-      </w:r>
-      <w:r>
-        <w:t xml:space="preserve">| Buford, GA | Dec 2022 – Present</w:t>
-      </w:r>
-    </w:p>
-    <w:p>
-      <w:pPr>
-        <w:numPr>
-          <w:ilvl w:val="0"/>
-          <w:numId w:val="1003"/>
-        </w:numPr>
-        <w:pStyle w:val="Compact"/>
-      </w:pPr>
-      <w:r>
-        <w:t xml:space="preserve">Launched a not-for-profit building open-source AI agents for working-class families, delivering career planning and financial advisory tools using Ollama, LangChain, n8n, and Neo4j</w:t>
-      </w:r>
-    </w:p>
-    <w:p>
-      <w:pPr>
-        <w:numPr>
-          <w:ilvl w:val="0"/>
-          <w:numId w:val="1003"/>
-        </w:numPr>
-        <w:pStyle w:val="Compact"/>
-      </w:pPr>
-      <w:r>
-        <w:t xml:space="preserve">Designed local-first, privacy-preserving multi-agent architectures using Tauri, Rust, and TypeScript that operate without cloud infrastructure dependencies</w:t>
-      </w:r>
-    </w:p>
-    <w:p>
-      <w:pPr>
-        <w:numPr>
-          <w:ilvl w:val="0"/>
-          <w:numId w:val="1003"/>
-        </w:numPr>
-        <w:pStyle w:val="Compact"/>
-      </w:pPr>
-      <w:r>
-        <w:t xml:space="preserve">Architected a 6-stage agent workflow with role-based permissions, structured handoffs, and knowledge management for decentralized AI applications</w:t>
-      </w:r>
-    </w:p>
-    <w:bookmarkEnd w:id="26"/>
-    <w:bookmarkStart w:id="27" w:name="neuroinformatics-data-platform-architect"/>
+        <w:t xml:space="preserve">Hyperbloom</w:t>
+      </w:r>
+      <w:r>
+        <w:t xml:space="preserve"> </w:t>
+      </w:r>
+      <w:r>
+        <w:t xml:space="preserve">| United States | Jun 2021 – Aug 2025</w:t>
+      </w:r>
+    </w:p>
+    <w:p>
+      <w:pPr>
+        <w:numPr>
+          <w:ilvl w:val="0"/>
+          <w:numId w:val="1004"/>
+        </w:numPr>
+        <w:pStyle w:val="Compact"/>
+      </w:pPr>
+      <w:r>
+        <w:t xml:space="preserve">Grew AI consulting business to $1.4M ARR from a $40K investment, delivering cloud-based AI and data solutions across healthcare, life science, and consulting</w:t>
+      </w:r>
+    </w:p>
+    <w:p>
+      <w:pPr>
+        <w:numPr>
+          <w:ilvl w:val="0"/>
+          <w:numId w:val="1004"/>
+        </w:numPr>
+        <w:pStyle w:val="Compact"/>
+      </w:pPr>
+      <w:r>
+        <w:t xml:space="preserve">Led teams of sales coordinators, account managers, and solutions architects through the full sales cycle for enterprise AI products and services</w:t>
+      </w:r>
+    </w:p>
+    <w:p>
+      <w:pPr>
+        <w:numPr>
+          <w:ilvl w:val="0"/>
+          <w:numId w:val="1004"/>
+        </w:numPr>
+        <w:pStyle w:val="Compact"/>
+      </w:pPr>
+      <w:r>
+        <w:t xml:space="preserve">Architected disaster recovery solutions for a clinical-trial management platform supporting 10,000+ research sites across 45 countries</w:t>
+      </w:r>
+    </w:p>
+    <w:bookmarkEnd w:id="27"/>
+    <w:bookmarkStart w:id="28" w:name="neuroinformatics-data-platform-architect"/>
     <w:p>
       <w:pPr>
         <w:pStyle w:val="Heading3"/>
@@ -355,71 +407,7 @@
         <w:t xml:space="preserve"> </w:t>
       </w:r>
       <w:r>
-        <w:t xml:space="preserve">| Atlanta, GA | Jan 2022 – Sep 2023</w:t>
-      </w:r>
-    </w:p>
-    <w:p>
-      <w:pPr>
-        <w:numPr>
-          <w:ilvl w:val="0"/>
-          <w:numId w:val="1004"/>
-        </w:numPr>
-        <w:pStyle w:val="Compact"/>
-      </w:pPr>
-      <w:r>
-        <w:t xml:space="preserve">Architected AWS cloud infrastructure for COINSTAC, an open-source platform enabling federated neuroimaging and genomics research across institutions with differential privacy protections for PHI</w:t>
-      </w:r>
-    </w:p>
-    <w:p>
-      <w:pPr>
-        <w:numPr>
-          <w:ilvl w:val="0"/>
-          <w:numId w:val="1004"/>
-        </w:numPr>
-        <w:pStyle w:val="Compact"/>
-      </w:pPr>
-      <w:r>
-        <w:t xml:space="preserve">Built GPU compute infrastructure for deep learning workloads and drove commercialization through SBIR grant writing, open-source contributor recruitment, and industry partnerships</w:t>
-      </w:r>
-    </w:p>
-    <w:p>
-      <w:pPr>
-        <w:numPr>
-          <w:ilvl w:val="0"/>
-          <w:numId w:val="1004"/>
-        </w:numPr>
-        <w:pStyle w:val="Compact"/>
-      </w:pPr>
-      <w:r>
-        <w:t xml:space="preserve">Spearheaded product roadmap as Scrum master, contributing to peer-reviewed research published in Frontiers in Neuroinformatics (2023)</w:t>
-      </w:r>
-    </w:p>
-    <w:bookmarkEnd w:id="27"/>
-    <w:bookmarkStart w:id="28" w:name="chief-ai-officer-founder"/>
-    <w:p>
-      <w:pPr>
-        <w:pStyle w:val="Heading3"/>
-      </w:pPr>
-      <w:r>
-        <w:t xml:space="preserve">Chief AI Officer, Founder</w:t>
-      </w:r>
-    </w:p>
-    <w:p>
-      <w:pPr>
-        <w:pStyle w:val="FirstParagraph"/>
-      </w:pPr>
-      <w:r>
-        <w:rPr>
-          <w:bCs/>
-          <w:b/>
-        </w:rPr>
-        <w:t xml:space="preserve">Hyperbloom</w:t>
-      </w:r>
-      <w:r>
-        <w:t xml:space="preserve"> </w:t>
-      </w:r>
-      <w:r>
-        <w:t xml:space="preserve">| United States | Jan 2020 – Sep 2025</w:t>
+        <w:t xml:space="preserve">| Atlanta, Georgia | Jan 2022 – Sep 2023</w:t>
       </w:r>
     </w:p>
     <w:p>
@@ -431,7 +419,7 @@
         <w:pStyle w:val="Compact"/>
       </w:pPr>
       <w:r>
-        <w:t xml:space="preserve">Grew AI consulting business to $1.4M ARR from a $40K investment over 5+ years, delivering cloud-based AI and data solutions across healthcare, life science, and financial services</w:t>
+        <w:t xml:space="preserve">Architected COINSTAC, an open-source platform enabling decentralized neuroimaging and genomics research with differential privacy, contributing to a peer-reviewed publication in Frontiers in Neuroinformatics</w:t>
       </w:r>
     </w:p>
     <w:p>
@@ -443,7 +431,7 @@
         <w:pStyle w:val="Compact"/>
       </w:pPr>
       <w:r>
-        <w:t xml:space="preserve">Architected disaster recovery solutions for clinical trial software supporting 10,000+ research sites across 45 countries with 5.5M monthly remote monitoring activities</w:t>
+        <w:t xml:space="preserve">Built GPU-focused compute infrastructure for deep learning workloads and managed AWS cloud architecture including container orchestration and service decoupling</w:t>
       </w:r>
     </w:p>
     <w:p>
@@ -455,7 +443,7 @@
         <w:pStyle w:val="Compact"/>
       </w:pPr>
       <w:r>
-        <w:t xml:space="preserve">Designed a blockchain-based data platform for secure life science data exchange, meeting CCPA, GDPR, and HIPAA requirements with HL7 and CDISC interoperability standards</w:t>
+        <w:t xml:space="preserve">Drove commercialization through SBIR grant writing, open-source contributor recruitment, and strategic industry partnerships</w:t>
       </w:r>
     </w:p>
     <w:bookmarkEnd w:id="28"/>
@@ -483,7 +471,7 @@
         <w:t xml:space="preserve"> </w:t>
       </w:r>
       <w:r>
-        <w:t xml:space="preserve">| Greater Atlanta Area | Aug 2018 – May 2021</w:t>
+        <w:t xml:space="preserve">| Atlanta, Georgia | Aug 2018 – May 2021</w:t>
       </w:r>
     </w:p>
     <w:p>
@@ -495,7 +483,7 @@
         <w:pStyle w:val="Compact"/>
       </w:pPr>
       <w:r>
-        <w:t xml:space="preserve">Managed a portfolio of 10+ enterprise accounts including Cox Enterprises, Cox Automotive, Equifax, NCR, Accenture, and Deloitte, delivering AI/ML architecture guidance and driving AWS adoption</w:t>
+        <w:t xml:space="preserve">Managed a portfolio of 10+ enterprise accounts including Cox Enterprises, Equifax, NCR, Accenture, and Deloitte, providing AI/ML architecture guidance and driving AWS platform adoption</w:t>
       </w:r>
     </w:p>
     <w:p>
@@ -507,7 +495,7 @@
         <w:pStyle w:val="Compact"/>
       </w:pPr>
       <w:r>
-        <w:t xml:space="preserve">Created technical white papers, reference architectures, and presentations; engaged nationally as a subject matter expert in AI and machine learning</w:t>
+        <w:t xml:space="preserve">Engaged nationally as a subject matter expert in AI and machine learning, authoring technical white papers, reference architectures, and delivering proof-of-concept solutions</w:t>
       </w:r>
     </w:p>
     <w:p>
@@ -519,7 +507,7 @@
         <w:pStyle w:val="Compact"/>
       </w:pPr>
       <w:r>
-        <w:t xml:space="preserve">Built deep relationships with C-suite executives to define technical and business strategies encompassing go-to-market planning, cost management, and technical recruiting</w:t>
+        <w:t xml:space="preserve">Partnered with C-suite executives to define technical and business strategies including go-to-market planning, cost optimization, and technical recruiting</w:t>
       </w:r>
     </w:p>
     <w:bookmarkEnd w:id="29"/>
@@ -547,7 +535,7 @@
         <w:t xml:space="preserve"> </w:t>
       </w:r>
       <w:r>
-        <w:t xml:space="preserve">| Greater Atlanta Area | Jan 2018 – May 2020</w:t>
+        <w:t xml:space="preserve">| Atlanta, Georgia | Feb 2018 – Jul 2018</w:t>
       </w:r>
     </w:p>
     <w:p>
@@ -571,7 +559,7 @@
         <w:pStyle w:val="Compact"/>
       </w:pPr>
       <w:r>
-        <w:t xml:space="preserve">Drove TDD adoption across the engineering team with 4 testing types (regression, functional, load, integration); mentored international fellows in the Tribe program for neurodegenerative disease research</w:t>
+        <w:t xml:space="preserve">Mentored fellows in the Tribe program for neurodegenerative disease research and drove test-driven development practices across the engineering team</w:t>
       </w:r>
     </w:p>
     <w:bookmarkEnd w:id="30"/>
@@ -599,7 +587,7 @@
         <w:t xml:space="preserve"> </w:t>
       </w:r>
       <w:r>
-        <w:t xml:space="preserve">| Greater Atlanta Area | Jul 2015 – Jan 2018</w:t>
+        <w:t xml:space="preserve">| Atlanta, Georgia | Jul 2015 – Jan 2018</w:t>
       </w:r>
     </w:p>
     <w:p>
@@ -623,7 +611,7 @@
         <w:pStyle w:val="Compact"/>
       </w:pPr>
       <w:r>
-        <w:t xml:space="preserve">Deployed data science experiments into cloud-based production systems on Microsoft Azure; recognized nationally as a subject matter expert in NLP and machine learning</w:t>
+        <w:t xml:space="preserve">Designed intelligent software applications on Microsoft Azure and AWS; recognized nationally as a subject matter expert in NLP and machine learning</w:t>
       </w:r>
     </w:p>
     <w:bookmarkEnd w:id="31"/>
@@ -651,7 +639,7 @@
         <w:t xml:space="preserve"> </w:t>
       </w:r>
       <w:r>
-        <w:t xml:space="preserve">| Fort Mill, SC | Mar 2014 – Jul 2015</w:t>
+        <w:t xml:space="preserve">| Fort Mill, South Carolina | Mar 2014 – Jul 2015</w:t>
       </w:r>
     </w:p>
     <w:p>
@@ -663,7 +651,7 @@
         <w:pStyle w:val="Compact"/>
       </w:pPr>
       <w:r>
-        <w:t xml:space="preserve">Engineered full-stack marketing platform on the LAMP stack serving 16+ clients including DirecTV, Verizon, AT&amp;T, Liberty Mutual, and Progressive, developing proprietary CMS, BI framework, and hundreds of high-traffic websites</w:t>
+        <w:t xml:space="preserve">Engineered full-stack web applications serving 16+ Fortune 500 clients including DirecTV, Verizon, AT&amp;T, and Liberty Mutual, maintaining hundreds of high-traffic consumer-facing websites</w:t>
       </w:r>
     </w:p>
     <w:bookmarkEnd w:id="32"/>
@@ -691,7 +679,7 @@
         <w:t xml:space="preserve"> </w:t>
       </w:r>
       <w:r>
-        <w:t xml:space="preserve">| Charlotte, NC | Jul 2012 – Mar 2014</w:t>
+        <w:t xml:space="preserve">| Charlotte, North Carolina | Jul 2012 – Mar 2014</w:t>
       </w:r>
     </w:p>
     <w:p>
@@ -703,7 +691,7 @@
         <w:pStyle w:val="Compact"/>
       </w:pPr>
       <w:r>
-        <w:t xml:space="preserve">Automated deployment and testing workflows using PowerShell and C# while delivering advanced technical support to Fortune 100 customers including Chevron, Walmart, and Intel; nominated for</w:t>
+        <w:t xml:space="preserve">Delivered advanced technical support to Fortune 100 clients including Chevron, Walmart, Intel, and Bank of America; nominated for Global Business Support’s</w:t>
       </w:r>
       <w:r>
         <w:t xml:space="preserve"> </w:t>
@@ -742,13 +730,13 @@
         <w:t xml:space="preserve">Education</w:t>
       </w:r>
     </w:p>
-    <w:bookmarkStart w:id="35" w:name="X201b817957e91c36b4fb355559812bec5883038"/>
+    <w:bookmarkStart w:id="35" w:name="X638a05fec290efe53b27cf3b1a7408a0c885c7b"/>
     <w:p>
       <w:pPr>
         <w:pStyle w:val="Heading3"/>
       </w:pPr>
       <w:r>
-        <w:t xml:space="preserve">Bachelor of Science, Computer Science (AI Emphasis) &amp; Bachelor of Arts, Cognitive Science (AI Foundation)</w:t>
+        <w:t xml:space="preserve">Bachelor of Science in Computer Science (AI Emphasis) &amp; Bachelor of Arts in Cognitive Science (AI Foundation)</w:t>
       </w:r>
     </w:p>
     <w:p>
@@ -772,7 +760,7 @@
         <w:t xml:space="preserve"> </w:t>
       </w:r>
       <w:r>
-        <w:t xml:space="preserve">Graduated Cum Laude. Dean’s List. HOPE Scholarship.</w:t>
+        <w:t xml:space="preserve">Graduated Cum Laude | Dean’s List | HOPE Scholarship</w:t>
       </w:r>
     </w:p>
     <w:p>
@@ -808,7 +796,7 @@
         <w:t xml:space="preserve"> </w:t>
       </w:r>
       <w:r>
-        <w:t xml:space="preserve">Large Language Models, Multi-agent Systems, Generative AI, Natural Language Processing, MLOps, Predictive Analytics, Prompt Engineering, Conversational AI, Deep Learning</w:t>
+        <w:t xml:space="preserve">Generative AI, Large Language Models (LLMs), Multi-agent Systems, Natural Language Processing, Machine Learning, MLOps, Deep Learning, Prompt Engineering, Predictive Analytics</w:t>
       </w:r>
     </w:p>
     <w:p>
@@ -826,7 +814,7 @@
         <w:t xml:space="preserve"> </w:t>
       </w:r>
       <w:r>
-        <w:t xml:space="preserve">AWS (Bedrock, SageMaker, ECS/EKS, Lambda, Step Functions, S3, DynamoDB, QuickSight), Azure (Machine Learning, Bot Service, Cognitive Services), Snowflake, Docker</w:t>
+        <w:t xml:space="preserve">AWS (SageMaker, Bedrock, ECS/EKS, Lambda, S3, Glue, QuickSight, DynamoDB), Microsoft Azure, Snowflake, Docker, NVIDIA GPU Computing (CUDA)</w:t>
       </w:r>
     </w:p>
     <w:p>
@@ -844,7 +832,7 @@
         <w:t xml:space="preserve"> </w:t>
       </w:r>
       <w:r>
-        <w:t xml:space="preserve">dbt, Apache Kafka, PostgreSQL, SQL Server, MySQL, Neo4j, ETL/CDC Pipelines, Data Governance, HIPAA/GDPR Compliance</w:t>
+        <w:t xml:space="preserve">ETL/CDC Pipelines, Data Governance, HIPAA/GDPR/FedRAMP Compliance, PostgreSQL, Apache Kafka, Data Warehousing</w:t>
       </w:r>
     </w:p>
     <w:p>
@@ -862,7 +850,7 @@
         <w:t xml:space="preserve"> </w:t>
       </w:r>
       <w:r>
-        <w:t xml:space="preserve">Python, SQL, JavaScript, C#, Bash, PowerShell, Rust, TypeScript</w:t>
+        <w:t xml:space="preserve">Python, SQL, JavaScript, C#, Bash, PowerShell</w:t>
       </w:r>
     </w:p>
     <w:p>
@@ -874,13 +862,13 @@
           <w:bCs/>
           <w:b/>
         </w:rPr>
-        <w:t xml:space="preserve">AI Tools &amp; Frameworks:</w:t>
-      </w:r>
-      <w:r>
-        <w:t xml:space="preserve"> </w:t>
-      </w:r>
-      <w:r>
-        <w:t xml:space="preserve">Cursor AI, Claude Code, GitHub Copilot, LangChain, Ollama, n8n, Open WebUI, MCP Tools</w:t>
+        <w:t xml:space="preserve">AI Tools &amp; Platforms:</w:t>
+      </w:r>
+      <w:r>
+        <w:t xml:space="preserve"> </w:t>
+      </w:r>
+      <w:r>
+        <w:t xml:space="preserve">Anthropic Claude (Code, API, Console), Ollama, Open WebUI, Cursor AI, GitHub Copilot</w:t>
       </w:r>
     </w:p>
     <w:p>
@@ -892,13 +880,13 @@
           <w:bCs/>
           <w:b/>
         </w:rPr>
-        <w:t xml:space="preserve">Leadership &amp; Strategy:</w:t>
-      </w:r>
-      <w:r>
-        <w:t xml:space="preserve"> </w:t>
-      </w:r>
-      <w:r>
-        <w:t xml:space="preserve">Engineering Team Management, AI Strategy &amp; Governance, Technical Coaching, Solutions Architecture, Pre-Sales Engineering, Agile/Scrum</w:t>
+        <w:t xml:space="preserve">Leadership:</w:t>
+      </w:r>
+      <w:r>
+        <w:t xml:space="preserve"> </w:t>
+      </w:r>
+      <w:r>
+        <w:t xml:space="preserve">Engineering Team Management, Solutions Architecture, Enterprise Consulting, Executive Coaching, Agile/Scrum</w:t>
       </w:r>
     </w:p>
     <w:p>
@@ -1014,16 +1002,16 @@
       </w:r>
     </w:p>
     <w:bookmarkEnd w:id="38"/>
-    <w:bookmarkStart w:id="41" w:name="publications"/>
+    <w:bookmarkStart w:id="41" w:name="projects"/>
     <w:p>
       <w:pPr>
         <w:pStyle w:val="Heading2"/>
       </w:pPr>
       <w:r>
-        <w:t xml:space="preserve">Publications</w:t>
-      </w:r>
-    </w:p>
-    <w:bookmarkStart w:id="40" w:name="X2dc57d2844dd16d18e2bfcbba472cb51ea6ad63"/>
+        <w:t xml:space="preserve">Projects</w:t>
+      </w:r>
+    </w:p>
+    <w:bookmarkStart w:id="40" w:name="modular-earth"/>
     <w:p>
       <w:pPr>
         <w:pStyle w:val="Heading3"/>
@@ -1033,7 +1021,7 @@
           <w:rPr>
             <w:rStyle w:val="Hyperlink"/>
           </w:rPr>
-          <w:t xml:space="preserve">Enhancing Collaborative Neuroimaging Research: COINSTAC Vaults for Federated Analysis</w:t>
+          <w:t xml:space="preserve">Modular Earth</w:t>
         </w:r>
       </w:hyperlink>
     </w:p>
@@ -1042,12 +1030,52 @@
         <w:pStyle w:val="FirstParagraph"/>
       </w:pPr>
       <w:r>
-        <w:t xml:space="preserve">Frontiers in Neuroinformatics (Jun 2023). Co-authored research on federated analysis for collaborative neuroimaging, enabling researchers to analyze datasets across institutions without sharing raw data using differential privacy.</w:t>
+        <w:t xml:space="preserve">Not-for-profit organization building free, open-source AI agents to help working-class entrepreneurs generate wealth. Active projects include a career assistant and a financial advisor built on local-first, privacy-preserving architectures using Ollama, open-weight LLMs, and NVIDIA GPU hardware (RTX 4090/5090). Vision: deploy AI-as-a-public-service in local libraries across the United States.</w:t>
+      </w:r>
+    </w:p>
+    <w:p>
+      <w:r>
+        <w:pict>
+          <v:rect style="width:0;height:1.5pt" o:hralign="center" o:hrstd="t" o:hr="t"/>
+        </w:pict>
       </w:r>
     </w:p>
     <w:bookmarkEnd w:id="40"/>
     <w:bookmarkEnd w:id="41"/>
-    <w:bookmarkEnd w:id="42"/>
+    <w:bookmarkStart w:id="44" w:name="publications"/>
+    <w:p>
+      <w:pPr>
+        <w:pStyle w:val="Heading2"/>
+      </w:pPr>
+      <w:r>
+        <w:t xml:space="preserve">Publications</w:t>
+      </w:r>
+    </w:p>
+    <w:bookmarkStart w:id="43" w:name="X1492253e9ec77be8ebedbe9d75a5bf53043d789"/>
+    <w:p>
+      <w:pPr>
+        <w:pStyle w:val="Heading3"/>
+      </w:pPr>
+      <w:hyperlink r:id="rId42">
+        <w:r>
+          <w:rPr>
+            <w:rStyle w:val="Hyperlink"/>
+          </w:rPr>
+          <w:t xml:space="preserve">Enhancing Collaborative Neuroimaging Research: Introducing COINSTAC Vaults for Federated Analysis and Reproducibility</w:t>
+        </w:r>
+      </w:hyperlink>
+    </w:p>
+    <w:p>
+      <w:pPr>
+        <w:pStyle w:val="FirstParagraph"/>
+      </w:pPr>
+      <w:r>
+        <w:t xml:space="preserve">Frontiers in Neuroinformatics (Jun 2023). Co-authored peer-reviewed research on federated analysis enabling multi-site neuroimaging studies without sharing raw data, using differential privacy and decentralized computation.</w:t>
+      </w:r>
+    </w:p>
+    <w:bookmarkEnd w:id="43"/>
+    <w:bookmarkEnd w:id="44"/>
+    <w:bookmarkEnd w:id="45"/>
     <w:sectPr/>
   </w:body>
 </w:document>
